--- a/docs/konzepte/260919-Briefing-IT-Ingenieur-JANS-AI-Zentrum/260919-Briefing-IT-Ingenieur-JANS-AI-Zentrum.docx
+++ b/docs/konzepte/260919-Briefing-IT-Ingenieur-JANS-AI-Zentrum/260919-Briefing-IT-Ingenieur-JANS-AI-Zentrum.docx
@@ -72,10 +72,10 @@
         <w:rPr>
           <w:b/>
         </w:rPr>
-        <w:t>00.5 Was zu offerieren ist.</w:t>
+        <w:t>00.5 Ein kleiner Kern zuerst.</w:t>
       </w:r>
       <w:r>
-        <w:t xml:space="preserve"> Elf Leistungspakete (AP0 bis AP10) in drei Stufen. AP0, Audit und Zielarchitektur, ist eigenständig beauftragbar. Darauf folgen Festpreise oder Kostendächer je Paket und ein Wartungsvertrag.</w:t>
+        <w:t xml:space="preserve"> Stufe 1 beseitigt nur die kritischen Befunde, auf möglichst wenig neuer Infrastruktur. Jede Ausbaustufe danach braucht einen geschäftlichen Auslöser und eine eigene Freigabe. Gesucht ist kein Grossprojekt, sondern ein tragfähiger Kern, der wachsen kann.</w:t>
       </w:r>
     </w:p>
     <w:p>
@@ -83,10 +83,10 @@
         <w:rPr>
           <w:b/>
         </w:rPr>
-        <w:t>00.6 Wie offeriert wird.</w:t>
+        <w:t>00.6 Was zu offerieren ist.</w:t>
       </w:r>
       <w:r>
-        <w:t xml:space="preserve"> Mit mindestens zwei Architekturvarianten, einem Preisblatt je Paket, den Betriebskosten über drei Jahre und den Antworten auf den Fragenkatalog in Abschnitt 10. Offertfrist: ________________.</w:t>
+        <w:t xml:space="preserve"> Elf Pakete für Stufe 1 (AP0 bis AP10) und vier Ausbaupakete (AP11 bis AP14). AP0, Audit und Zielarchitektur mit Sofortmassnahmen, ist eigenständig beauftragbar. Offeriert wird je Paket, nicht je Hub. Offertfrist: ________________.</w:t>
       </w:r>
     </w:p>
     <w:p>
@@ -121,7 +121,7 @@
     </w:p>
     <w:tbl>
       <w:tblPr>
-        <w:tblW w:type="auto" w:w="0"/>
+        <w:tblW w:type="dxa" w:w="9639"/>
         <w:tblLayout w:type="fixed"/>
         <w:tblLook w:firstColumn="1" w:firstRow="1" w:lastColumn="0" w:lastRow="0" w:noHBand="0" w:noVBand="1" w:val="04A0"/>
         <w:tblBorders>
@@ -134,8 +134,8 @@
         </w:tblBorders>
       </w:tblPr>
       <w:tblGrid>
-        <w:gridCol w:w="4819"/>
-        <w:gridCol w:w="4819"/>
+        <w:gridCol w:w="3118"/>
+        <w:gridCol w:w="6520"/>
       </w:tblGrid>
       <w:tr>
         <w:trPr>
@@ -143,7 +143,7 @@
         </w:trPr>
         <w:tc>
           <w:tcPr>
-            <w:tcW w:type="dxa" w:w="3402"/>
+            <w:tcW w:type="dxa" w:w="3118"/>
           </w:tcPr>
           <w:p>
             <w:pPr>
@@ -161,7 +161,7 @@
         </w:tc>
         <w:tc>
           <w:tcPr>
-            <w:tcW w:type="dxa" w:w="6236"/>
+            <w:tcW w:type="dxa" w:w="6520"/>
           </w:tcPr>
           <w:p>
             <w:pPr>
@@ -184,7 +184,7 @@
         </w:trPr>
         <w:tc>
           <w:tcPr>
-            <w:tcW w:type="dxa" w:w="3402"/>
+            <w:tcW w:type="dxa" w:w="3118"/>
           </w:tcPr>
           <w:p>
             <w:pPr>
@@ -201,7 +201,7 @@
         </w:tc>
         <w:tc>
           <w:tcPr>
-            <w:tcW w:type="dxa" w:w="6236"/>
+            <w:tcW w:type="dxa" w:w="6520"/>
           </w:tcPr>
           <w:p>
             <w:pPr>
@@ -223,7 +223,7 @@
         </w:trPr>
         <w:tc>
           <w:tcPr>
-            <w:tcW w:type="dxa" w:w="3402"/>
+            <w:tcW w:type="dxa" w:w="3118"/>
           </w:tcPr>
           <w:p>
             <w:pPr>
@@ -240,7 +240,7 @@
         </w:tc>
         <w:tc>
           <w:tcPr>
-            <w:tcW w:type="dxa" w:w="6236"/>
+            <w:tcW w:type="dxa" w:w="6520"/>
           </w:tcPr>
           <w:p>
             <w:pPr>
@@ -262,7 +262,7 @@
         </w:trPr>
         <w:tc>
           <w:tcPr>
-            <w:tcW w:type="dxa" w:w="3402"/>
+            <w:tcW w:type="dxa" w:w="3118"/>
           </w:tcPr>
           <w:p>
             <w:pPr>
@@ -279,7 +279,7 @@
         </w:tc>
         <w:tc>
           <w:tcPr>
-            <w:tcW w:type="dxa" w:w="6236"/>
+            <w:tcW w:type="dxa" w:w="6520"/>
           </w:tcPr>
           <w:p>
             <w:pPr>
@@ -301,7 +301,7 @@
         </w:trPr>
         <w:tc>
           <w:tcPr>
-            <w:tcW w:type="dxa" w:w="3402"/>
+            <w:tcW w:type="dxa" w:w="3118"/>
           </w:tcPr>
           <w:p>
             <w:pPr>
@@ -318,7 +318,7 @@
         </w:tc>
         <w:tc>
           <w:tcPr>
-            <w:tcW w:type="dxa" w:w="6236"/>
+            <w:tcW w:type="dxa" w:w="6520"/>
           </w:tcPr>
           <w:p>
             <w:pPr>
@@ -340,7 +340,7 @@
         </w:trPr>
         <w:tc>
           <w:tcPr>
-            <w:tcW w:type="dxa" w:w="3402"/>
+            <w:tcW w:type="dxa" w:w="3118"/>
           </w:tcPr>
           <w:p>
             <w:pPr>
@@ -357,7 +357,7 @@
         </w:tc>
         <w:tc>
           <w:tcPr>
-            <w:tcW w:type="dxa" w:w="6236"/>
+            <w:tcW w:type="dxa" w:w="6520"/>
           </w:tcPr>
           <w:p>
             <w:pPr>
@@ -379,7 +379,7 @@
         </w:trPr>
         <w:tc>
           <w:tcPr>
-            <w:tcW w:type="dxa" w:w="3402"/>
+            <w:tcW w:type="dxa" w:w="3118"/>
           </w:tcPr>
           <w:p>
             <w:pPr>
@@ -396,7 +396,7 @@
         </w:tc>
         <w:tc>
           <w:tcPr>
-            <w:tcW w:type="dxa" w:w="6236"/>
+            <w:tcW w:type="dxa" w:w="6520"/>
           </w:tcPr>
           <w:p>
             <w:pPr>
@@ -418,7 +418,7 @@
         </w:trPr>
         <w:tc>
           <w:tcPr>
-            <w:tcW w:type="dxa" w:w="3402"/>
+            <w:tcW w:type="dxa" w:w="3118"/>
           </w:tcPr>
           <w:p>
             <w:pPr>
@@ -435,7 +435,7 @@
         </w:tc>
         <w:tc>
           <w:tcPr>
-            <w:tcW w:type="dxa" w:w="6236"/>
+            <w:tcW w:type="dxa" w:w="6520"/>
           </w:tcPr>
           <w:p>
             <w:pPr>
@@ -457,7 +457,7 @@
         </w:trPr>
         <w:tc>
           <w:tcPr>
-            <w:tcW w:type="dxa" w:w="3402"/>
+            <w:tcW w:type="dxa" w:w="3118"/>
           </w:tcPr>
           <w:p>
             <w:pPr>
@@ -474,7 +474,7 @@
         </w:tc>
         <w:tc>
           <w:tcPr>
-            <w:tcW w:type="dxa" w:w="6236"/>
+            <w:tcW w:type="dxa" w:w="6520"/>
           </w:tcPr>
           <w:p>
             <w:pPr>
@@ -496,7 +496,7 @@
         </w:trPr>
         <w:tc>
           <w:tcPr>
-            <w:tcW w:type="dxa" w:w="3402"/>
+            <w:tcW w:type="dxa" w:w="3118"/>
           </w:tcPr>
           <w:p>
             <w:pPr>
@@ -513,7 +513,7 @@
         </w:tc>
         <w:tc>
           <w:tcPr>
-            <w:tcW w:type="dxa" w:w="6236"/>
+            <w:tcW w:type="dxa" w:w="6520"/>
           </w:tcPr>
           <w:p>
             <w:pPr>
@@ -535,7 +535,7 @@
         </w:trPr>
         <w:tc>
           <w:tcPr>
-            <w:tcW w:type="dxa" w:w="3402"/>
+            <w:tcW w:type="dxa" w:w="3118"/>
           </w:tcPr>
           <w:p>
             <w:pPr>
@@ -552,7 +552,7 @@
         </w:tc>
         <w:tc>
           <w:tcPr>
-            <w:tcW w:type="dxa" w:w="6236"/>
+            <w:tcW w:type="dxa" w:w="6520"/>
           </w:tcPr>
           <w:p>
             <w:pPr>
@@ -577,7 +577,7 @@
         <w:t>01.3 Das Geschäftsmodell.</w:t>
       </w:r>
       <w:r>
-        <w:t xml:space="preserve"> Sechs produktisierte Dienstleistungen stehen im Service-Katalog: Machbarkeits-Studio, Immobilienbewertung, Ankaufsprüfung, Bauleitungs-Backend, Wettbewerbs-Fabrik, Energie-Vorabklärung. Ziel sind Fixpreisprodukte, ein Backend für Partnerbüros und interaktive, gehostete Studien für Bauherrschaften. Dafür braucht es Mehrbenutzerbetrieb, Mandantentrennung und ein Kundenportal. Nichts davon ist heute vorhanden.</w:t>
+        <w:t xml:space="preserve"> Sechs produktisierte Dienstleistungen stehen im Service-Katalog: Machbarkeits-Studio, Immobilienbewertung, Ankaufsprüfung, Bauleitungs-Backend, Wettbewerbs-Fabrik, Energie-Vorabklärung. Ziel sind Fixpreisprodukte, ein Backend für Partnerbüros und interaktive, gehostete Studien für Bauherrschaften. Dafür braucht es später Mehrbenutzerbetrieb, Mandantentrennung und ein Kundenportal. Nichts davon ist heute vorhanden.</w:t>
       </w:r>
     </w:p>
     <w:p>
@@ -588,7 +588,7 @@
         <w:t>01.4 Sie beginnen nicht bei null.</w:t>
       </w:r>
       <w:r>
-        <w:t xml:space="preserve"> Der Hub hat sich selbst gründlich untersucht: Hub-Audit vom 12.08.2026, Spec zur Laufzeitschicht vom 30.08.2026, Systemanalyse vom 11.09.2026 mit Zielbild und Migrationsplan in fünf Etappen, dazu eine Betriebs-Chronik mit 95 dokumentierten Vorfällen. Diese Unterlagen und der Befundkatalog vom 19.09.2026 stehen nach Unterzeichnung einer Geheimhaltungsvereinbarung zur Verfügung.</w:t>
+        <w:t xml:space="preserve"> Der Hub hat sich selbst gründlich untersucht: Hub-Audit vom 12.08.2026, Spec zur Laufzeitschicht vom 30.08.2026, Systemanalyse vom 11.09.2026 mit Zielbild und Migrationsplan, dazu eine Betriebs-Chronik mit 95 dokumentierten Vorfällen. Diese Unterlagen und der Befundkatalog vom 19.09.2026 stehen nach Unterzeichnung einer Geheimhaltungsvereinbarung zur Verfügung.</w:t>
       </w:r>
     </w:p>
     <w:p>
@@ -618,7 +618,7 @@
         <w:t>02.2 Erhalten: die Betriebskultur.</w:t>
       </w:r>
       <w:r>
-        <w:t xml:space="preserve"> Jeder Vorfall ist mit Messwert, Ursache und Lehre dokumentiert. Eingriffe sind umkehrbar, Zahlungen ausgeschlossen, heikle Aufgaben laufen nur nach Freigabe. Diese Regeln sind die Anforderungen an die neue Plattform.</w:t>
+        <w:t xml:space="preserve"> Jeder Vorfall ist mit Messwert, Ursache und Lehre dokumentiert. Eingriffe sind umkehrbar, Zahlungen ausgeschlossen, heikle Aufgaben laufen nur nach Freigabe. Diese Regeln sind die Anforderungen an die neue Plattform, künftig technisch durchgesetzt statt als Text.</w:t>
       </w:r>
     </w:p>
     <w:p>
@@ -774,12 +774,23 @@
         <w:rPr>
           <w:b/>
         </w:rPr>
-        <w:t>04.2 Die Hubs.</w:t>
+        <w:t>04.2 Hubs sind Grenzen, keine Systeme.</w:t>
+      </w:r>
+      <w:r>
+        <w:t xml:space="preserve"> Ein Hub ist ein Namensraum mit eigenem Berechtigungsprofil, eigener Dienstidentität und eigenem Datenraum. Technisch erzwungen werden wenige Vertrauenszonen: die Plattform, eine Inhaber-Zone für Finanzen, Stilkorpus und Kontaktregister, die Projekt- und Kundendaten je Projekt und Rechtsträger, das mandantenneutrale Wissen mit einer Unterzone für lizenzgebundene Inhalte, und die Aussenzone Portal.</w:t>
+      </w:r>
+    </w:p>
+    <w:p>
+      <w:r>
+        <w:rPr>
+          <w:b/>
+        </w:rPr>
+        <w:t>04.3 Die Hubs in drei Gruppen.</w:t>
       </w:r>
     </w:p>
     <w:tbl>
       <w:tblPr>
-        <w:tblW w:type="auto" w:w="0"/>
+        <w:tblW w:type="dxa" w:w="9639"/>
         <w:tblLayout w:type="fixed"/>
         <w:tblLook w:firstColumn="1" w:firstRow="1" w:lastColumn="0" w:lastRow="0" w:noHBand="0" w:noVBand="1" w:val="04A0"/>
         <w:tblBorders>
@@ -792,10 +803,10 @@
         </w:tblBorders>
       </w:tblPr>
       <w:tblGrid>
-        <w:gridCol w:w="2409"/>
-        <w:gridCol w:w="2409"/>
-        <w:gridCol w:w="2409"/>
-        <w:gridCol w:w="2409"/>
+        <w:gridCol w:w="1360"/>
+        <w:gridCol w:w="2268"/>
+        <w:gridCol w:w="3742"/>
+        <w:gridCol w:w="2268"/>
       </w:tblGrid>
       <w:tr>
         <w:trPr>
@@ -803,7 +814,25 @@
         </w:trPr>
         <w:tc>
           <w:tcPr>
-            <w:tcW w:type="dxa" w:w="1701"/>
+            <w:tcW w:type="dxa" w:w="1361"/>
+          </w:tcPr>
+          <w:p>
+            <w:pPr>
+              <w:spacing w:line="276" w:lineRule="auto" w:after="60" w:before="20"/>
+            </w:pPr>
+            <w:r>
+              <w:rPr>
+                <w:rFonts w:ascii="Cambria" w:hAnsi="Cambria" w:cs="Cambria" w:eastAsia="Cambria"/>
+                <w:b/>
+                <w:sz w:val="20"/>
+              </w:rPr>
+              <w:t>Gruppe</w:t>
+            </w:r>
+          </w:p>
+        </w:tc>
+        <w:tc>
+          <w:tcPr>
+            <w:tcW w:type="dxa" w:w="2268"/>
           </w:tcPr>
           <w:p>
             <w:pPr>
@@ -821,7 +850,7 @@
         </w:tc>
         <w:tc>
           <w:tcPr>
-            <w:tcW w:type="dxa" w:w="3515"/>
+            <w:tcW w:type="dxa" w:w="3742"/>
           </w:tcPr>
           <w:p>
             <w:pPr>
@@ -839,7 +868,7 @@
         </w:tc>
         <w:tc>
           <w:tcPr>
-            <w:tcW w:type="dxa" w:w="2608"/>
+            <w:tcW w:type="dxa" w:w="2268"/>
           </w:tcPr>
           <w:p>
             <w:pPr>
@@ -855,9 +884,14 @@
             </w:r>
           </w:p>
         </w:tc>
+      </w:tr>
+      <w:tr>
+        <w:trPr>
+          <w:cantSplit/>
+        </w:trPr>
         <w:tc>
           <w:tcPr>
-            <w:tcW w:type="dxa" w:w="1814"/>
+            <w:tcW w:type="dxa" w:w="1361"/>
           </w:tcPr>
           <w:p>
             <w:pPr>
@@ -866,21 +900,15 @@
             <w:r>
               <w:rPr>
                 <w:rFonts w:ascii="Cambria" w:hAnsi="Cambria" w:cs="Cambria" w:eastAsia="Cambria"/>
-                <w:b/>
                 <w:sz w:val="20"/>
               </w:rPr>
-              <w:t>Schutzbedarf</w:t>
+              <w:t>Fundament</w:t>
             </w:r>
           </w:p>
         </w:tc>
-      </w:tr>
-      <w:tr>
-        <w:trPr>
-          <w:cantSplit/>
-        </w:trPr>
         <w:tc>
           <w:tcPr>
-            <w:tcW w:type="dxa" w:w="1701"/>
+            <w:tcW w:type="dxa" w:w="2268"/>
           </w:tcPr>
           <w:p>
             <w:pPr>
@@ -897,7 +925,7 @@
         </w:tc>
         <w:tc>
           <w:tcPr>
-            <w:tcW w:type="dxa" w:w="3515"/>
+            <w:tcW w:type="dxa" w:w="3742"/>
           </w:tcPr>
           <w:p>
             <w:pPr>
@@ -914,7 +942,7 @@
         </w:tc>
         <w:tc>
           <w:tcPr>
-            <w:tcW w:type="dxa" w:w="2608"/>
+            <w:tcW w:type="dxa" w:w="2268"/>
           </w:tcPr>
           <w:p>
             <w:pPr>
@@ -929,9 +957,14 @@
             </w:r>
           </w:p>
         </w:tc>
+      </w:tr>
+      <w:tr>
+        <w:trPr>
+          <w:cantSplit/>
+        </w:trPr>
         <w:tc>
           <w:tcPr>
-            <w:tcW w:type="dxa" w:w="1814"/>
+            <w:tcW w:type="dxa" w:w="1361"/>
           </w:tcPr>
           <w:p>
             <w:pPr>
@@ -942,7 +975,58 @@
                 <w:rFonts w:ascii="Cambria" w:hAnsi="Cambria" w:cs="Cambria" w:eastAsia="Cambria"/>
                 <w:sz w:val="20"/>
               </w:rPr>
-              <w:t>hoch</w:t>
+              <w:t>Fundament</w:t>
+            </w:r>
+          </w:p>
+        </w:tc>
+        <w:tc>
+          <w:tcPr>
+            <w:tcW w:type="dxa" w:w="2268"/>
+          </w:tcPr>
+          <w:p>
+            <w:pPr>
+              <w:spacing w:line="276" w:lineRule="auto" w:after="60" w:before="20"/>
+            </w:pPr>
+            <w:r>
+              <w:rPr>
+                <w:rFonts w:ascii="Cambria" w:hAnsi="Cambria" w:cs="Cambria" w:eastAsia="Cambria"/>
+                <w:sz w:val="20"/>
+              </w:rPr>
+              <w:t>Aufsichts-Hub</w:t>
+            </w:r>
+          </w:p>
+        </w:tc>
+        <w:tc>
+          <w:tcPr>
+            <w:tcW w:type="dxa" w:w="3742"/>
+          </w:tcPr>
+          <w:p>
+            <w:pPr>
+              <w:spacing w:line="276" w:lineRule="auto" w:after="60" w:before="20"/>
+            </w:pPr>
+            <w:r>
+              <w:rPr>
+                <w:rFonts w:ascii="Cambria" w:hAnsi="Cambria" w:cs="Cambria" w:eastAsia="Cambria"/>
+                <w:sz w:val="20"/>
+              </w:rPr>
+              <w:t>Tagesbriefing, Fristen, Logbuch, Freigabe-Inbox, Cockpit</w:t>
+            </w:r>
+          </w:p>
+        </w:tc>
+        <w:tc>
+          <w:tcPr>
+            <w:tcW w:type="dxa" w:w="2268"/>
+          </w:tcPr>
+          <w:p>
+            <w:pPr>
+              <w:spacing w:line="276" w:lineRule="auto" w:after="60" w:before="20"/>
+            </w:pPr>
+            <w:r>
+              <w:rPr>
+                <w:rFonts w:ascii="Cambria" w:hAnsi="Cambria" w:cs="Cambria" w:eastAsia="Cambria"/>
+                <w:sz w:val="20"/>
+              </w:rPr>
+              <w:t>Inhaber</w:t>
             </w:r>
           </w:p>
         </w:tc>
@@ -953,7 +1037,24 @@
         </w:trPr>
         <w:tc>
           <w:tcPr>
-            <w:tcW w:type="dxa" w:w="1701"/>
+            <w:tcW w:type="dxa" w:w="1361"/>
+          </w:tcPr>
+          <w:p>
+            <w:pPr>
+              <w:spacing w:line="276" w:lineRule="auto" w:after="60" w:before="20"/>
+            </w:pPr>
+            <w:r>
+              <w:rPr>
+                <w:rFonts w:ascii="Cambria" w:hAnsi="Cambria" w:cs="Cambria" w:eastAsia="Cambria"/>
+                <w:sz w:val="20"/>
+              </w:rPr>
+              <w:t>Facharbeit</w:t>
+            </w:r>
+          </w:p>
+        </w:tc>
+        <w:tc>
+          <w:tcPr>
+            <w:tcW w:type="dxa" w:w="2268"/>
           </w:tcPr>
           <w:p>
             <w:pPr>
@@ -970,7 +1071,7 @@
         </w:tc>
         <w:tc>
           <w:tcPr>
-            <w:tcW w:type="dxa" w:w="3515"/>
+            <w:tcW w:type="dxa" w:w="3742"/>
           </w:tcPr>
           <w:p>
             <w:pPr>
@@ -987,7 +1088,7 @@
         </w:tc>
         <w:tc>
           <w:tcPr>
-            <w:tcW w:type="dxa" w:w="2608"/>
+            <w:tcW w:type="dxa" w:w="2268"/>
           </w:tcPr>
           <w:p>
             <w:pPr>
@@ -1002,9 +1103,14 @@
             </w:r>
           </w:p>
         </w:tc>
+      </w:tr>
+      <w:tr>
+        <w:trPr>
+          <w:cantSplit/>
+        </w:trPr>
         <w:tc>
           <w:tcPr>
-            <w:tcW w:type="dxa" w:w="1814"/>
+            <w:tcW w:type="dxa" w:w="1361"/>
           </w:tcPr>
           <w:p>
             <w:pPr>
@@ -1015,18 +1121,13 @@
                 <w:rFonts w:ascii="Cambria" w:hAnsi="Cambria" w:cs="Cambria" w:eastAsia="Cambria"/>
                 <w:sz w:val="20"/>
               </w:rPr>
-              <w:t>mittel, Lizenzen beachten</w:t>
+              <w:t>Facharbeit</w:t>
             </w:r>
           </w:p>
         </w:tc>
-      </w:tr>
-      <w:tr>
-        <w:trPr>
-          <w:cantSplit/>
-        </w:trPr>
         <w:tc>
           <w:tcPr>
-            <w:tcW w:type="dxa" w:w="1701"/>
+            <w:tcW w:type="dxa" w:w="2268"/>
           </w:tcPr>
           <w:p>
             <w:pPr>
@@ -1043,7 +1144,7 @@
         </w:tc>
         <w:tc>
           <w:tcPr>
-            <w:tcW w:type="dxa" w:w="3515"/>
+            <w:tcW w:type="dxa" w:w="3742"/>
           </w:tcPr>
           <w:p>
             <w:pPr>
@@ -1054,13 +1155,13 @@
                 <w:rFonts w:ascii="Cambria" w:hAnsi="Cambria" w:cs="Cambria" w:eastAsia="Cambria"/>
                 <w:sz w:val="20"/>
               </w:rPr>
-              <w:t>Machbarkeit, Volumen, Bewertung, Ankauf, Energie, Wettbewerb</w:t>
+              <w:t>Machbarkeit, Volumen, Bewertung, Ankauf, Energie</w:t>
             </w:r>
           </w:p>
         </w:tc>
         <w:tc>
           <w:tcPr>
-            <w:tcW w:type="dxa" w:w="2608"/>
+            <w:tcW w:type="dxa" w:w="2268"/>
           </w:tcPr>
           <w:p>
             <w:pPr>
@@ -1075,9 +1176,14 @@
             </w:r>
           </w:p>
         </w:tc>
+      </w:tr>
+      <w:tr>
+        <w:trPr>
+          <w:cantSplit/>
+        </w:trPr>
         <w:tc>
           <w:tcPr>
-            <w:tcW w:type="dxa" w:w="1814"/>
+            <w:tcW w:type="dxa" w:w="1361"/>
           </w:tcPr>
           <w:p>
             <w:pPr>
@@ -1088,18 +1194,13 @@
                 <w:rFonts w:ascii="Cambria" w:hAnsi="Cambria" w:cs="Cambria" w:eastAsia="Cambria"/>
                 <w:sz w:val="20"/>
               </w:rPr>
-              <w:t>hoch, je Auftrag</w:t>
+              <w:t>Facharbeit</w:t>
             </w:r>
           </w:p>
         </w:tc>
-      </w:tr>
-      <w:tr>
-        <w:trPr>
-          <w:cantSplit/>
-        </w:trPr>
         <w:tc>
           <w:tcPr>
-            <w:tcW w:type="dxa" w:w="1701"/>
+            <w:tcW w:type="dxa" w:w="2268"/>
           </w:tcPr>
           <w:p>
             <w:pPr>
@@ -1116,7 +1217,7 @@
         </w:tc>
         <w:tc>
           <w:tcPr>
-            <w:tcW w:type="dxa" w:w="3515"/>
+            <w:tcW w:type="dxa" w:w="3742"/>
           </w:tcPr>
           <w:p>
             <w:pPr>
@@ -1133,7 +1234,7 @@
         </w:tc>
         <w:tc>
           <w:tcPr>
-            <w:tcW w:type="dxa" w:w="2608"/>
+            <w:tcW w:type="dxa" w:w="2268"/>
           </w:tcPr>
           <w:p>
             <w:pPr>
@@ -1144,13 +1245,18 @@
                 <w:rFonts w:ascii="Cambria" w:hAnsi="Cambria" w:cs="Cambria" w:eastAsia="Cambria"/>
                 <w:sz w:val="20"/>
               </w:rPr>
-              <w:t>Inhaber, Mitarbeitende, Partner</w:t>
+              <w:t>Inhaber, Mitarbeitende je Projekt</w:t>
             </w:r>
           </w:p>
         </w:tc>
+      </w:tr>
+      <w:tr>
+        <w:trPr>
+          <w:cantSplit/>
+        </w:trPr>
         <w:tc>
           <w:tcPr>
-            <w:tcW w:type="dxa" w:w="1814"/>
+            <w:tcW w:type="dxa" w:w="1361"/>
           </w:tcPr>
           <w:p>
             <w:pPr>
@@ -1161,18 +1267,13 @@
                 <w:rFonts w:ascii="Cambria" w:hAnsi="Cambria" w:cs="Cambria" w:eastAsia="Cambria"/>
                 <w:sz w:val="20"/>
               </w:rPr>
-              <w:t>hoch, je Projekt und Mandant</w:t>
+              <w:t>Facharbeit</w:t>
             </w:r>
           </w:p>
         </w:tc>
-      </w:tr>
-      <w:tr>
-        <w:trPr>
-          <w:cantSplit/>
-        </w:trPr>
         <w:tc>
           <w:tcPr>
-            <w:tcW w:type="dxa" w:w="1701"/>
+            <w:tcW w:type="dxa" w:w="2268"/>
           </w:tcPr>
           <w:p>
             <w:pPr>
@@ -1183,13 +1284,13 @@
                 <w:rFonts w:ascii="Cambria" w:hAnsi="Cambria" w:cs="Cambria" w:eastAsia="Cambria"/>
                 <w:sz w:val="20"/>
               </w:rPr>
-              <w:t>Office-Hub</w:t>
+              <w:t>Wettbewerbs-Hub</w:t>
             </w:r>
           </w:p>
         </w:tc>
         <w:tc>
           <w:tcPr>
-            <w:tcW w:type="dxa" w:w="3515"/>
+            <w:tcW w:type="dxa" w:w="3742"/>
           </w:tcPr>
           <w:p>
             <w:pPr>
@@ -1200,86 +1301,13 @@
                 <w:rFonts w:ascii="Cambria" w:hAnsi="Cambria" w:cs="Cambria" w:eastAsia="Cambria"/>
                 <w:sz w:val="20"/>
               </w:rPr>
-              <w:t>Korrespondenz, Fristen, bexio, Mahnwesen, zwei Rechtsträger</w:t>
+              <w:t>Programm, Flächennachweis, Konformität, Bericht, Plakat</w:t>
             </w:r>
           </w:p>
         </w:tc>
         <w:tc>
           <w:tcPr>
-            <w:tcW w:type="dxa" w:w="2608"/>
-          </w:tcPr>
-          <w:p>
-            <w:pPr>
-              <w:spacing w:line="276" w:lineRule="auto" w:after="60" w:before="20"/>
-            </w:pPr>
-            <w:r>
-              <w:rPr>
-                <w:rFonts w:ascii="Cambria" w:hAnsi="Cambria" w:cs="Cambria" w:eastAsia="Cambria"/>
-                <w:sz w:val="20"/>
-              </w:rPr>
-              <w:t>Inhaber</w:t>
-            </w:r>
-          </w:p>
-        </w:tc>
-        <w:tc>
-          <w:tcPr>
-            <w:tcW w:type="dxa" w:w="1814"/>
-          </w:tcPr>
-          <w:p>
-            <w:pPr>
-              <w:spacing w:line="276" w:lineRule="auto" w:after="60" w:before="20"/>
-            </w:pPr>
-            <w:r>
-              <w:rPr>
-                <w:rFonts w:ascii="Cambria" w:hAnsi="Cambria" w:cs="Cambria" w:eastAsia="Cambria"/>
-                <w:sz w:val="20"/>
-              </w:rPr>
-              <w:t>sehr hoch</w:t>
-            </w:r>
-          </w:p>
-        </w:tc>
-      </w:tr>
-      <w:tr>
-        <w:trPr>
-          <w:cantSplit/>
-        </w:trPr>
-        <w:tc>
-          <w:tcPr>
-            <w:tcW w:type="dxa" w:w="1701"/>
-          </w:tcPr>
-          <w:p>
-            <w:pPr>
-              <w:spacing w:line="276" w:lineRule="auto" w:after="60" w:before="20"/>
-            </w:pPr>
-            <w:r>
-              <w:rPr>
-                <w:rFonts w:ascii="Cambria" w:hAnsi="Cambria" w:cs="Cambria" w:eastAsia="Cambria"/>
-                <w:sz w:val="20"/>
-              </w:rPr>
-              <w:t>Akquise-Hub</w:t>
-            </w:r>
-          </w:p>
-        </w:tc>
-        <w:tc>
-          <w:tcPr>
-            <w:tcW w:type="dxa" w:w="3515"/>
-          </w:tcPr>
-          <w:p>
-            <w:pPr>
-              <w:spacing w:line="276" w:lineRule="auto" w:after="60" w:before="20"/>
-            </w:pPr>
-            <w:r>
-              <w:rPr>
-                <w:rFonts w:ascii="Cambria" w:hAnsi="Cambria" w:cs="Cambria" w:eastAsia="Cambria"/>
-                <w:sz w:val="20"/>
-              </w:rPr>
-              <w:t>Website, LinkedIn, Telesales, Leads, Demo-Studio</w:t>
-            </w:r>
-          </w:p>
-        </w:tc>
-        <w:tc>
-          <w:tcPr>
-            <w:tcW w:type="dxa" w:w="2608"/>
+            <w:tcW w:type="dxa" w:w="2268"/>
           </w:tcPr>
           <w:p>
             <w:pPr>
@@ -1294,9 +1322,14 @@
             </w:r>
           </w:p>
         </w:tc>
+      </w:tr>
+      <w:tr>
+        <w:trPr>
+          <w:cantSplit/>
+        </w:trPr>
         <w:tc>
           <w:tcPr>
-            <w:tcW w:type="dxa" w:w="1814"/>
+            <w:tcW w:type="dxa" w:w="1361"/>
           </w:tcPr>
           <w:p>
             <w:pPr>
@@ -1307,7 +1340,58 @@
                 <w:rFonts w:ascii="Cambria" w:hAnsi="Cambria" w:cs="Cambria" w:eastAsia="Cambria"/>
                 <w:sz w:val="20"/>
               </w:rPr>
-              <w:t>mittel</w:t>
+              <w:t>Geschäft</w:t>
+            </w:r>
+          </w:p>
+        </w:tc>
+        <w:tc>
+          <w:tcPr>
+            <w:tcW w:type="dxa" w:w="2268"/>
+          </w:tcPr>
+          <w:p>
+            <w:pPr>
+              <w:spacing w:line="276" w:lineRule="auto" w:after="60" w:before="20"/>
+            </w:pPr>
+            <w:r>
+              <w:rPr>
+                <w:rFonts w:ascii="Cambria" w:hAnsi="Cambria" w:cs="Cambria" w:eastAsia="Cambria"/>
+                <w:sz w:val="20"/>
+              </w:rPr>
+              <w:t>Finanz-Hub</w:t>
+            </w:r>
+          </w:p>
+        </w:tc>
+        <w:tc>
+          <w:tcPr>
+            <w:tcW w:type="dxa" w:w="3742"/>
+          </w:tcPr>
+          <w:p>
+            <w:pPr>
+              <w:spacing w:line="276" w:lineRule="auto" w:after="60" w:before="20"/>
+            </w:pPr>
+            <w:r>
+              <w:rPr>
+                <w:rFonts w:ascii="Cambria" w:hAnsi="Cambria" w:cs="Cambria" w:eastAsia="Cambria"/>
+                <w:sz w:val="20"/>
+              </w:rPr>
+              <w:t>bexio, Mahnwesen, Zahlungsabgleich, zwei Rechtsträger</w:t>
+            </w:r>
+          </w:p>
+        </w:tc>
+        <w:tc>
+          <w:tcPr>
+            <w:tcW w:type="dxa" w:w="2268"/>
+          </w:tcPr>
+          <w:p>
+            <w:pPr>
+              <w:spacing w:line="276" w:lineRule="auto" w:after="60" w:before="20"/>
+            </w:pPr>
+            <w:r>
+              <w:rPr>
+                <w:rFonts w:ascii="Cambria" w:hAnsi="Cambria" w:cs="Cambria" w:eastAsia="Cambria"/>
+                <w:sz w:val="20"/>
+              </w:rPr>
+              <w:t>Inhaber, Treuhand lesend</w:t>
             </w:r>
           </w:p>
         </w:tc>
@@ -1318,7 +1402,97 @@
         </w:trPr>
         <w:tc>
           <w:tcPr>
-            <w:tcW w:type="dxa" w:w="1701"/>
+            <w:tcW w:type="dxa" w:w="1361"/>
+          </w:tcPr>
+          <w:p>
+            <w:pPr>
+              <w:spacing w:line="276" w:lineRule="auto" w:after="60" w:before="20"/>
+            </w:pPr>
+            <w:r>
+              <w:rPr>
+                <w:rFonts w:ascii="Cambria" w:hAnsi="Cambria" w:cs="Cambria" w:eastAsia="Cambria"/>
+                <w:sz w:val="20"/>
+              </w:rPr>
+              <w:t>Geschäft</w:t>
+            </w:r>
+          </w:p>
+        </w:tc>
+        <w:tc>
+          <w:tcPr>
+            <w:tcW w:type="dxa" w:w="2268"/>
+          </w:tcPr>
+          <w:p>
+            <w:pPr>
+              <w:spacing w:line="276" w:lineRule="auto" w:after="60" w:before="20"/>
+            </w:pPr>
+            <w:r>
+              <w:rPr>
+                <w:rFonts w:ascii="Cambria" w:hAnsi="Cambria" w:cs="Cambria" w:eastAsia="Cambria"/>
+                <w:sz w:val="20"/>
+              </w:rPr>
+              <w:t>Akquise- und Stimm-Hub</w:t>
+            </w:r>
+          </w:p>
+        </w:tc>
+        <w:tc>
+          <w:tcPr>
+            <w:tcW w:type="dxa" w:w="3742"/>
+          </w:tcPr>
+          <w:p>
+            <w:pPr>
+              <w:spacing w:line="276" w:lineRule="auto" w:after="60" w:before="20"/>
+            </w:pPr>
+            <w:r>
+              <w:rPr>
+                <w:rFonts w:ascii="Cambria" w:hAnsi="Cambria" w:cs="Cambria" w:eastAsia="Cambria"/>
+                <w:sz w:val="20"/>
+              </w:rPr>
+              <w:t>Stilmodell als Dienst, Website, LinkedIn, Leads</w:t>
+            </w:r>
+          </w:p>
+        </w:tc>
+        <w:tc>
+          <w:tcPr>
+            <w:tcW w:type="dxa" w:w="2268"/>
+          </w:tcPr>
+          <w:p>
+            <w:pPr>
+              <w:spacing w:line="276" w:lineRule="auto" w:after="60" w:before="20"/>
+            </w:pPr>
+            <w:r>
+              <w:rPr>
+                <w:rFonts w:ascii="Cambria" w:hAnsi="Cambria" w:cs="Cambria" w:eastAsia="Cambria"/>
+                <w:sz w:val="20"/>
+              </w:rPr>
+              <w:t>Inhaber, Mitarbeitende ohne Korpus</w:t>
+            </w:r>
+          </w:p>
+        </w:tc>
+      </w:tr>
+      <w:tr>
+        <w:trPr>
+          <w:cantSplit/>
+        </w:trPr>
+        <w:tc>
+          <w:tcPr>
+            <w:tcW w:type="dxa" w:w="1361"/>
+          </w:tcPr>
+          <w:p>
+            <w:pPr>
+              <w:spacing w:line="276" w:lineRule="auto" w:after="60" w:before="20"/>
+            </w:pPr>
+            <w:r>
+              <w:rPr>
+                <w:rFonts w:ascii="Cambria" w:hAnsi="Cambria" w:cs="Cambria" w:eastAsia="Cambria"/>
+                <w:sz w:val="20"/>
+              </w:rPr>
+              <w:t>Geschäft</w:t>
+            </w:r>
+          </w:p>
+        </w:tc>
+        <w:tc>
+          <w:tcPr>
+            <w:tcW w:type="dxa" w:w="2268"/>
           </w:tcPr>
           <w:p>
             <w:pPr>
@@ -1335,7 +1509,7 @@
         </w:tc>
         <w:tc>
           <w:tcPr>
-            <w:tcW w:type="dxa" w:w="3515"/>
+            <w:tcW w:type="dxa" w:w="3742"/>
           </w:tcPr>
           <w:p>
             <w:pPr>
@@ -1352,7 +1526,7 @@
         </w:tc>
         <w:tc>
           <w:tcPr>
-            <w:tcW w:type="dxa" w:w="2608"/>
+            <w:tcW w:type="dxa" w:w="2268"/>
           </w:tcPr>
           <w:p>
             <w:pPr>
@@ -1367,23 +1541,6 @@
             </w:r>
           </w:p>
         </w:tc>
-        <w:tc>
-          <w:tcPr>
-            <w:tcW w:type="dxa" w:w="1814"/>
-          </w:tcPr>
-          <w:p>
-            <w:pPr>
-              <w:spacing w:line="276" w:lineRule="auto" w:after="60" w:before="20"/>
-            </w:pPr>
-            <w:r>
-              <w:rPr>
-                <w:rFonts w:ascii="Cambria" w:hAnsi="Cambria" w:cs="Cambria" w:eastAsia="Cambria"/>
-                <w:sz w:val="20"/>
-              </w:rPr>
-              <w:t>hoch, Hosting CH oder EU</w:t>
-            </w:r>
-          </w:p>
-        </w:tc>
       </w:tr>
     </w:tbl>
     <w:p>
@@ -1391,12 +1548,34 @@
         <w:rPr>
           <w:b/>
         </w:rPr>
-        <w:t>04.3 Die Schichten des Plattform-Hub.</w:t>
+        <w:t>04.4 Zwei Hubs mit Sonderstatus.</w:t>
+      </w:r>
+      <w:r>
+        <w:t xml:space="preserve"> Der Aufsichts-Hub liest täglich fremde Inhalte und handelt nach aussen. Er ist der risikoreichste Hub, wird zuerst migriert und erhält die Trennung von Leser und Handelndem zuerst. Der Projekt-Hub trägt die laufenden Bauprojekte mit Fristen. Er darf im Umbau nie stehen und wird zuletzt angefasst.</w:t>
+      </w:r>
+    </w:p>
+    <w:p>
+      <w:r>
+        <w:rPr>
+          <w:b/>
+        </w:rPr>
+        <w:t>04.5 Datenklassen.</w:t>
+      </w:r>
+      <w:r>
+        <w:t xml:space="preserve"> K1 öffentlich, K2 intern, K3 vertraulich (Projekt, Kunde), K4 Personen- und Finanzdaten, dazu die Achse «lizenzgebunden» für Normen- und Buchdestillate, die nie extern gespiegelt werden. Je Klasse ist festzulegen, was in den KI-Kontext, in Git und in die Cloud darf. Die zwei Rechtsträger sind Mandanten im Projekt- und im Finanz-Hub, keine eigenen Hubs. Das Mandantenfeld gehört ab dem ersten Datenbankschema ins Datenmodell.</w:t>
+      </w:r>
+    </w:p>
+    <w:p>
+      <w:r>
+        <w:rPr>
+          <w:b/>
+        </w:rPr>
+        <w:t>04.6 Die Schichten des Plattform-Hub.</w:t>
       </w:r>
     </w:p>
     <w:tbl>
       <w:tblPr>
-        <w:tblW w:type="auto" w:w="0"/>
+        <w:tblW w:type="dxa" w:w="9639"/>
         <w:tblLayout w:type="fixed"/>
         <w:tblLook w:firstColumn="1" w:firstRow="1" w:lastColumn="0" w:lastRow="0" w:noHBand="0" w:noVBand="1" w:val="04A0"/>
         <w:tblBorders>
@@ -1409,9 +1588,9 @@
         </w:tblBorders>
       </w:tblPr>
       <w:tblGrid>
-        <w:gridCol w:w="3213"/>
-        <w:gridCol w:w="3213"/>
-        <w:gridCol w:w="3213"/>
+        <w:gridCol w:w="2381"/>
+        <w:gridCol w:w="4082"/>
+        <w:gridCol w:w="3175"/>
       </w:tblGrid>
       <w:tr>
         <w:trPr>
@@ -1419,7 +1598,7 @@
         </w:trPr>
         <w:tc>
           <w:tcPr>
-            <w:tcW w:type="dxa" w:w="2154"/>
+            <w:tcW w:type="dxa" w:w="2381"/>
           </w:tcPr>
           <w:p>
             <w:pPr>
@@ -1455,7 +1634,7 @@
         </w:tc>
         <w:tc>
           <w:tcPr>
-            <w:tcW w:type="dxa" w:w="3402"/>
+            <w:tcW w:type="dxa" w:w="3175"/>
           </w:tcPr>
           <w:p>
             <w:pPr>
@@ -1478,7 +1657,7 @@
         </w:trPr>
         <w:tc>
           <w:tcPr>
-            <w:tcW w:type="dxa" w:w="2154"/>
+            <w:tcW w:type="dxa" w:w="2381"/>
           </w:tcPr>
           <w:p>
             <w:pPr>
@@ -1506,13 +1685,13 @@
                 <w:rFonts w:ascii="Cambria" w:hAnsi="Cambria" w:cs="Cambria" w:eastAsia="Cambria"/>
                 <w:sz w:val="20"/>
               </w:rPr>
-              <w:t>ein Konto je Person, MFA, Geräteverwaltung, Rollen, Mandanten</w:t>
+              <w:t>ein Konto je Person, MFA, schlanke Geräteverwaltung, Rollen</w:t>
             </w:r>
           </w:p>
         </w:tc>
         <w:tc>
           <w:tcPr>
-            <w:tcW w:type="dxa" w:w="3402"/>
+            <w:tcW w:type="dxa" w:w="3175"/>
           </w:tcPr>
           <w:p>
             <w:pPr>
@@ -1534,7 +1713,7 @@
         </w:trPr>
         <w:tc>
           <w:tcPr>
-            <w:tcW w:type="dxa" w:w="2154"/>
+            <w:tcW w:type="dxa" w:w="2381"/>
           </w:tcPr>
           <w:p>
             <w:pPr>
@@ -1568,7 +1747,7 @@
         </w:tc>
         <w:tc>
           <w:tcPr>
-            <w:tcW w:type="dxa" w:w="3402"/>
+            <w:tcW w:type="dxa" w:w="3175"/>
           </w:tcPr>
           <w:p>
             <w:pPr>
@@ -1590,7 +1769,7 @@
         </w:trPr>
         <w:tc>
           <w:tcPr>
-            <w:tcW w:type="dxa" w:w="2154"/>
+            <w:tcW w:type="dxa" w:w="2381"/>
           </w:tcPr>
           <w:p>
             <w:pPr>
@@ -1618,13 +1797,13 @@
                 <w:rFonts w:ascii="Cambria" w:hAnsi="Cambria" w:cs="Cambria" w:eastAsia="Cambria"/>
                 <w:sz w:val="20"/>
               </w:rPr>
-              <w:t>definierte Umgebung, Berechtigungsprofil je Jobklasse, Sandbox</w:t>
+              <w:t>definierte Umgebung, Profil je Jobklasse, Sandbox</w:t>
             </w:r>
           </w:p>
         </w:tc>
         <w:tc>
           <w:tcPr>
-            <w:tcW w:type="dxa" w:w="3402"/>
+            <w:tcW w:type="dxa" w:w="3175"/>
           </w:tcPr>
           <w:p>
             <w:pPr>
@@ -1635,7 +1814,7 @@
                 <w:rFonts w:ascii="Cambria" w:hAnsi="Cambria" w:cs="Cambria" w:eastAsia="Cambria"/>
                 <w:sz w:val="20"/>
               </w:rPr>
-              <w:t>Bash(*) ohne Deny-Liste, Schutz per Prompt</w:t>
+              <w:t>pauschales Shell-Recht, Schutz per Prompt</w:t>
             </w:r>
           </w:p>
         </w:tc>
@@ -1646,7 +1825,7 @@
         </w:trPr>
         <w:tc>
           <w:tcPr>
-            <w:tcW w:type="dxa" w:w="2154"/>
+            <w:tcW w:type="dxa" w:w="2381"/>
           </w:tcPr>
           <w:p>
             <w:pPr>
@@ -1680,7 +1859,7 @@
         </w:tc>
         <w:tc>
           <w:tcPr>
-            <w:tcW w:type="dxa" w:w="3402"/>
+            <w:tcW w:type="dxa" w:w="3175"/>
           </w:tcPr>
           <w:p>
             <w:pPr>
@@ -1702,63 +1881,7 @@
         </w:trPr>
         <w:tc>
           <w:tcPr>
-            <w:tcW w:type="dxa" w:w="2154"/>
-          </w:tcPr>
-          <w:p>
-            <w:pPr>
-              <w:spacing w:line="276" w:lineRule="auto" w:after="60" w:before="20"/>
-            </w:pPr>
-            <w:r>
-              <w:rPr>
-                <w:rFonts w:ascii="Cambria" w:hAnsi="Cambria" w:cs="Cambria" w:eastAsia="Cambria"/>
-                <w:sz w:val="20"/>
-              </w:rPr>
-              <w:t>Wissensdienst</w:t>
-            </w:r>
-          </w:p>
-        </w:tc>
-        <w:tc>
-          <w:tcPr>
-            <w:tcW w:type="dxa" w:w="4082"/>
-          </w:tcPr>
-          <w:p>
-            <w:pPr>
-              <w:spacing w:line="276" w:lineRule="auto" w:after="60" w:before="20"/>
-            </w:pPr>
-            <w:r>
-              <w:rPr>
-                <w:rFonts w:ascii="Cambria" w:hAnsi="Cambria" w:cs="Cambria" w:eastAsia="Cambria"/>
-                <w:sz w:val="20"/>
-              </w:rPr>
-              <w:t>Volltext- und Vektorsuche über alle Wissensbasen, Provenienz</w:t>
-            </w:r>
-          </w:p>
-        </w:tc>
-        <w:tc>
-          <w:tcPr>
-            <w:tcW w:type="dxa" w:w="3402"/>
-          </w:tcPr>
-          <w:p>
-            <w:pPr>
-              <w:spacing w:line="276" w:lineRule="auto" w:after="60" w:before="20"/>
-            </w:pPr>
-            <w:r>
-              <w:rPr>
-                <w:rFonts w:ascii="Cambria" w:hAnsi="Cambria" w:cs="Cambria" w:eastAsia="Cambria"/>
-                <w:sz w:val="20"/>
-              </w:rPr>
-              <w:t>grep über Dateien, Register bis 1 MB</w:t>
-            </w:r>
-          </w:p>
-        </w:tc>
-      </w:tr>
-      <w:tr>
-        <w:trPr>
-          <w:cantSplit/>
-        </w:trPr>
-        <w:tc>
-          <w:tcPr>
-            <w:tcW w:type="dxa" w:w="2154"/>
+            <w:tcW w:type="dxa" w:w="2381"/>
           </w:tcPr>
           <w:p>
             <w:pPr>
@@ -1786,13 +1909,13 @@
                 <w:rFonts w:ascii="Cambria" w:hAnsi="Cambria" w:cs="Cambria" w:eastAsia="Cambria"/>
                 <w:sz w:val="20"/>
               </w:rPr>
-              <w:t>typisierte MCP-Server je Domäne, gemeinsames Connector-SDK, Secrets-Speicher</w:t>
+              <w:t>Secrets-Speicher, geprüfte Connectoren, später typisierte MCP-Server</w:t>
             </w:r>
           </w:p>
         </w:tc>
         <w:tc>
           <w:tcPr>
-            <w:tcW w:type="dxa" w:w="3402"/>
+            <w:tcW w:type="dxa" w:w="3175"/>
           </w:tcPr>
           <w:p>
             <w:pPr>
@@ -1814,7 +1937,7 @@
         </w:trPr>
         <w:tc>
           <w:tcPr>
-            <w:tcW w:type="dxa" w:w="2154"/>
+            <w:tcW w:type="dxa" w:w="2381"/>
           </w:tcPr>
           <w:p>
             <w:pPr>
@@ -1848,7 +1971,7 @@
         </w:tc>
         <w:tc>
           <w:tcPr>
-            <w:tcW w:type="dxa" w:w="3402"/>
+            <w:tcW w:type="dxa" w:w="3175"/>
           </w:tcPr>
           <w:p>
             <w:pPr>
@@ -1870,7 +1993,7 @@
         </w:trPr>
         <w:tc>
           <w:tcPr>
-            <w:tcW w:type="dxa" w:w="2154"/>
+            <w:tcW w:type="dxa" w:w="2381"/>
           </w:tcPr>
           <w:p>
             <w:pPr>
@@ -1904,7 +2027,7 @@
         </w:tc>
         <w:tc>
           <w:tcPr>
-            <w:tcW w:type="dxa" w:w="3402"/>
+            <w:tcW w:type="dxa" w:w="3175"/>
           </w:tcPr>
           <w:p>
             <w:pPr>
@@ -1926,7 +2049,7 @@
         </w:trPr>
         <w:tc>
           <w:tcPr>
-            <w:tcW w:type="dxa" w:w="2154"/>
+            <w:tcW w:type="dxa" w:w="2381"/>
           </w:tcPr>
           <w:p>
             <w:pPr>
@@ -1960,7 +2083,7 @@
         </w:tc>
         <w:tc>
           <w:tcPr>
-            <w:tcW w:type="dxa" w:w="3402"/>
+            <w:tcW w:type="dxa" w:w="3175"/>
           </w:tcPr>
           <w:p>
             <w:pPr>
@@ -1982,7 +2105,7 @@
         </w:trPr>
         <w:tc>
           <w:tcPr>
-            <w:tcW w:type="dxa" w:w="2154"/>
+            <w:tcW w:type="dxa" w:w="2381"/>
           </w:tcPr>
           <w:p>
             <w:pPr>
@@ -2016,7 +2139,7 @@
         </w:tc>
         <w:tc>
           <w:tcPr>
-            <w:tcW w:type="dxa" w:w="3402"/>
+            <w:tcW w:type="dxa" w:w="3175"/>
           </w:tcPr>
           <w:p>
             <w:pPr>
@@ -2032,16 +2155,72 @@
           </w:p>
         </w:tc>
       </w:tr>
+      <w:tr>
+        <w:trPr>
+          <w:cantSplit/>
+        </w:trPr>
+        <w:tc>
+          <w:tcPr>
+            <w:tcW w:type="dxa" w:w="2381"/>
+          </w:tcPr>
+          <w:p>
+            <w:pPr>
+              <w:spacing w:line="276" w:lineRule="auto" w:after="60" w:before="20"/>
+            </w:pPr>
+            <w:r>
+              <w:rPr>
+                <w:rFonts w:ascii="Cambria" w:hAnsi="Cambria" w:cs="Cambria" w:eastAsia="Cambria"/>
+                <w:sz w:val="20"/>
+              </w:rPr>
+              <w:t>Wissensdienst (Ausbau)</w:t>
+            </w:r>
+          </w:p>
+        </w:tc>
+        <w:tc>
+          <w:tcPr>
+            <w:tcW w:type="dxa" w:w="4082"/>
+          </w:tcPr>
+          <w:p>
+            <w:pPr>
+              <w:spacing w:line="276" w:lineRule="auto" w:after="60" w:before="20"/>
+            </w:pPr>
+            <w:r>
+              <w:rPr>
+                <w:rFonts w:ascii="Cambria" w:hAnsi="Cambria" w:cs="Cambria" w:eastAsia="Cambria"/>
+                <w:sz w:val="20"/>
+              </w:rPr>
+              <w:t>Volltext- und Vektorsuche über alle Wissensbasen</w:t>
+            </w:r>
+          </w:p>
+        </w:tc>
+        <w:tc>
+          <w:tcPr>
+            <w:tcW w:type="dxa" w:w="3175"/>
+          </w:tcPr>
+          <w:p>
+            <w:pPr>
+              <w:spacing w:line="276" w:lineRule="auto" w:after="60" w:before="20"/>
+            </w:pPr>
+            <w:r>
+              <w:rPr>
+                <w:rFonts w:ascii="Cambria" w:hAnsi="Cambria" w:cs="Cambria" w:eastAsia="Cambria"/>
+                <w:sz w:val="20"/>
+              </w:rPr>
+              <w:t>grep über Dateien, Register bis 1 MB</w:t>
+            </w:r>
+          </w:p>
+        </w:tc>
+      </w:tr>
     </w:tbl>
     <w:p>
       <w:r>
         <w:rPr>
           <w:b/>
         </w:rPr>
-        <w:t>04.4 Das Zielbild ist ein Vorschlag.</w:t>
+        <w:t>04.7 Das Zielbild ist ein Vorschlag.</w:t>
       </w:r>
       <w:r>
-        <w:t xml:space="preserve"> Hub-Schnitt und Schichten sind die Sicht des Auftraggebers. AP0 bestätigt oder korrigiert sie.</w:t>
+        <w:t xml:space="preserve"> Hub-Schnitt, Zonen und Schichten sind die Sicht des Auftraggebers. AP0 bestätigt oder korrigiert sie.</w:t>
       </w:r>
     </w:p>
     <w:p>
@@ -2068,10 +2247,10 @@
         <w:rPr>
           <w:b/>
         </w:rPr>
-        <w:t>05.2 Standard vor Eigenbau.</w:t>
+        <w:t>05.2 Kleiner Kern.</w:t>
       </w:r>
       <w:r>
-        <w:t xml:space="preserve"> Wo ein erprobtes Werkzeug eine Eigenbau-Schicht ersetzt, gewinnt das Werkzeug.</w:t>
+        <w:t xml:space="preserve"> Ein Host, eine Datenbank, wenige gemanagte Dienste. Die Zahl der selbst betriebenen Dienste ist ein Abnahmekriterium. Je Schicht ein Architekturentscheid mit Alternative und Ausstiegsweg.</w:t>
       </w:r>
     </w:p>
     <w:p>
@@ -2079,10 +2258,10 @@
         <w:rPr>
           <w:b/>
         </w:rPr>
-        <w:t>05.3 KI-bedienbar, aber geführt.</w:t>
+        <w:t>05.3 Standard vor Eigenbau, gemanagt vor selbst betrieben,</w:t>
       </w:r>
       <w:r>
-        <w:t xml:space="preserve"> Alles ist per CLI, API oder Infrastructure as Code bedienbar, damit die KI weiterarbeiten kann. Änderungen an der Plattform laufen über Review und CI.</w:t>
+        <w:t xml:space="preserve"> wo ein Dienst mit Standort Schweiz oder EU genügt.</w:t>
       </w:r>
     </w:p>
     <w:p>
@@ -2090,10 +2269,10 @@
         <w:rPr>
           <w:b/>
         </w:rPr>
-        <w:t>05.4 Minimaler Eigenbetrieb.</w:t>
+        <w:t>05.4 Risiko zuerst.</w:t>
       </w:r>
       <w:r>
-        <w:t xml:space="preserve"> Der Inhaber ist Architekt, nicht Administrator. Gesucht ist eine Lösung mit Wartungsvertrag, nicht ein zweiter Beruf.</w:t>
+        <w:t xml:space="preserve"> Backup, Alarm, Schlüssel und Geräte kommen vor dem Umbau von Daten und Laufzeit. Sofortmassnahmen sind additiv und einzeln abschaltbar.</w:t>
       </w:r>
     </w:p>
     <w:p>
@@ -2101,10 +2280,10 @@
         <w:rPr>
           <w:b/>
         </w:rPr>
-        <w:t>05.5 Datenhoheit.</w:t>
+        <w:t>05.5 KI-bedienbar, aber geführt.</w:t>
       </w:r>
       <w:r>
-        <w:t xml:space="preserve"> Schweizer DSG, Datenstandort Schweiz oder EU bevorzugt, Kundschaft im Spitalumfeld.</w:t>
+        <w:t xml:space="preserve"> Alles ist per CLI, API oder Infrastructure as Code bedienbar, damit die KI weiterarbeiten kann. Änderungen an Plattform, Policy und Profilen laufen über Review und CI, auch für Bots.</w:t>
       </w:r>
     </w:p>
     <w:p>
@@ -2112,10 +2291,10 @@
         <w:rPr>
           <w:b/>
         </w:rPr>
-        <w:t>05.6 macOS bleibt.</w:t>
+        <w:t>05.6 Minimaler Eigenbetrieb.</w:t>
       </w:r>
       <w:r>
-        <w:t xml:space="preserve"> Mail-Versand, ArchiCAD, Cinema 4D, InDesign und Rhino sind an Macs gebunden. Die Macs bleiben Arbeitsplätze, einer davon dient als Mac-Worker der Plattform.</w:t>
+        <w:t xml:space="preserve"> Der Inhaber ist Architekt, nicht Administrator. Gesucht ist eine Lösung mit Wartungsvertrag, nicht ein zweiter Beruf. Sein Zeitbudget je Woche ist Teil der Planung.</w:t>
       </w:r>
     </w:p>
     <w:p>
@@ -2123,7 +2302,29 @@
         <w:rPr>
           <w:b/>
         </w:rPr>
-        <w:t>05.7 Microsoft 365 und bexio bleiben.</w:t>
+        <w:t>05.7 Datenhoheit.</w:t>
+      </w:r>
+      <w:r>
+        <w:t xml:space="preserve"> Schweizer DSG, Datenstandort Schweiz oder EU bevorzugt. Die Geheimhaltungsklauseln der Bauherrschaften werden vor jedem Standortentscheid geprüft.</w:t>
+      </w:r>
+    </w:p>
+    <w:p>
+      <w:r>
+        <w:rPr>
+          <w:b/>
+        </w:rPr>
+        <w:t>05.8 macOS bleibt.</w:t>
+      </w:r>
+      <w:r>
+        <w:t xml:space="preserve"> Mail-Versand, ArchiCAD, Cinema 4D, InDesign und Rhino sind an Macs gebunden. Die Macs bleiben Arbeitsplätze, einer dient als Mac-Worker der Plattform. Die Festplattenverschlüsselung wird nirgends abgebaut.</w:t>
+      </w:r>
+    </w:p>
+    <w:p>
+      <w:r>
+        <w:rPr>
+          <w:b/>
+        </w:rPr>
+        <w:t>05.9 Microsoft 365 und bexio bleiben.</w:t>
       </w:r>
       <w:r>
         <w:t xml:space="preserve"> SharePoint ist die Projektablage, bexio die Buchhaltung.</w:t>
@@ -2134,10 +2335,10 @@
         <w:rPr>
           <w:b/>
         </w:rPr>
-        <w:t>05.8 Etappen mit Rückfallweg.</w:t>
+        <w:t>05.10 Etappen mit Rückfallweg und Haltepunkten.</w:t>
       </w:r>
       <w:r>
-        <w:t xml:space="preserve"> Kein Big Bang. Parallelbetrieb, bis die Abnahme je Etappe gemessen ist. Die laufenden Bauprojekte mit ihren Fristen dürfen nicht stehen.</w:t>
+        <w:t xml:space="preserve"> Kein Big Bang. Parallelbetrieb, bis die Abnahme je Etappe gemessen ist. Nach jeder Etappe kann der Auftraggeber anhalten.</w:t>
       </w:r>
     </w:p>
     <w:p>
@@ -2145,10 +2346,10 @@
         <w:rPr>
           <w:b/>
         </w:rPr>
-        <w:t>05.9 Messbar.</w:t>
+        <w:t>05.11 Baustopp für Klebstoff.</w:t>
       </w:r>
       <w:r>
-        <w:t xml:space="preserve"> Jedes Paket hat Abnahmekriterien. Das bestehende Lauf-Journal liefert die Vorher-Werte.</w:t>
+        <w:t xml:space="preserve"> Ab Auftrag AP0 entstehen im Hub keine neuen Wächter, Scheduler und Queues mehr. Das Ziel soll sich während des Umbaus nicht täglich bewegen.</w:t>
       </w:r>
     </w:p>
     <w:p>
@@ -2156,10 +2357,10 @@
         <w:rPr>
           <w:b/>
         </w:rPr>
-        <w:t>05.10 Übergabefähig.</w:t>
+        <w:t>05.12 Übergabefähig.</w:t>
       </w:r>
       <w:r>
-        <w:t xml:space="preserve"> Code, Konfiguration und Dokumentation liegen im Repository des Auftraggebers. Kein proprietärer Lock-in, offene Standards, dokumentierter Ausstieg.</w:t>
+        <w:t xml:space="preserve"> Code, Konfiguration und Dokumentation liegen im Repository des Auftraggebers. Kein proprietärer Lock-in, dokumentierter Ausstieg, Nachbau durch eine zweite Fachperson möglich.</w:t>
       </w:r>
     </w:p>
     <w:p>
@@ -2178,12 +2379,12 @@
         <w:t>06.0 Übersicht.</w:t>
       </w:r>
       <w:r>
-        <w:t xml:space="preserve"> Stufe 1 beseitigt die kritischen Befunde. Stufe 2 hebt Qualität und Wissen. Stufe 3 öffnet das System für Dritte.</w:t>
+        <w:t xml:space="preserve"> Stufe 1 ist der kleine Kern und beseitigt die kritischen Befunde. Die Ausbaupakete werden einzeln und nur bei ihrem Auslöser bestellt.</w:t>
       </w:r>
     </w:p>
     <w:tbl>
       <w:tblPr>
-        <w:tblW w:type="auto" w:w="0"/>
+        <w:tblW w:type="dxa" w:w="9639"/>
         <w:tblLayout w:type="fixed"/>
         <w:tblLook w:firstColumn="1" w:firstRow="1" w:lastColumn="0" w:lastRow="0" w:noHBand="0" w:noVBand="1" w:val="04A0"/>
         <w:tblBorders>
@@ -2196,10 +2397,10 @@
         </w:tblBorders>
       </w:tblPr>
       <w:tblGrid>
-        <w:gridCol w:w="2409"/>
-        <w:gridCol w:w="2409"/>
-        <w:gridCol w:w="2409"/>
-        <w:gridCol w:w="2409"/>
+        <w:gridCol w:w="907"/>
+        <w:gridCol w:w="4762"/>
+        <w:gridCol w:w="1247"/>
+        <w:gridCol w:w="2721"/>
       </w:tblGrid>
       <w:tr>
         <w:trPr>
@@ -2207,7 +2408,7 @@
         </w:trPr>
         <w:tc>
           <w:tcPr>
-            <w:tcW w:type="dxa" w:w="1701"/>
+            <w:tcW w:type="dxa" w:w="907"/>
           </w:tcPr>
           <w:p>
             <w:pPr>
@@ -2225,7 +2426,7 @@
         </w:tc>
         <w:tc>
           <w:tcPr>
-            <w:tcW w:type="dxa" w:w="3515"/>
+            <w:tcW w:type="dxa" w:w="4762"/>
           </w:tcPr>
           <w:p>
             <w:pPr>
@@ -2243,7 +2444,7 @@
         </w:tc>
         <w:tc>
           <w:tcPr>
-            <w:tcW w:type="dxa" w:w="2608"/>
+            <w:tcW w:type="dxa" w:w="1247"/>
           </w:tcPr>
           <w:p>
             <w:pPr>
@@ -2261,7 +2462,7 @@
         </w:tc>
         <w:tc>
           <w:tcPr>
-            <w:tcW w:type="dxa" w:w="1814"/>
+            <w:tcW w:type="dxa" w:w="2721"/>
           </w:tcPr>
           <w:p>
             <w:pPr>
@@ -2284,7 +2485,7 @@
         </w:trPr>
         <w:tc>
           <w:tcPr>
-            <w:tcW w:type="dxa" w:w="1701"/>
+            <w:tcW w:type="dxa" w:w="907"/>
           </w:tcPr>
           <w:p>
             <w:pPr>
@@ -2301,7 +2502,7 @@
         </w:tc>
         <w:tc>
           <w:tcPr>
-            <w:tcW w:type="dxa" w:w="3515"/>
+            <w:tcW w:type="dxa" w:w="4762"/>
           </w:tcPr>
           <w:p>
             <w:pPr>
@@ -2312,13 +2513,13 @@
                 <w:rFonts w:ascii="Cambria" w:hAnsi="Cambria" w:cs="Cambria" w:eastAsia="Cambria"/>
                 <w:sz w:val="20"/>
               </w:rPr>
-              <w:t>Audit und Zielarchitektur</w:t>
+              <w:t>Audit, Zielarchitektur, Sofortmassnahmen</w:t>
             </w:r>
           </w:p>
         </w:tc>
         <w:tc>
           <w:tcPr>
-            <w:tcW w:type="dxa" w:w="2608"/>
+            <w:tcW w:type="dxa" w:w="1247"/>
           </w:tcPr>
           <w:p>
             <w:pPr>
@@ -2335,7 +2536,7 @@
         </w:tc>
         <w:tc>
           <w:tcPr>
-            <w:tcW w:type="dxa" w:w="1814"/>
+            <w:tcW w:type="dxa" w:w="2721"/>
           </w:tcPr>
           <w:p>
             <w:pPr>
@@ -2357,7 +2558,7 @@
         </w:trPr>
         <w:tc>
           <w:tcPr>
-            <w:tcW w:type="dxa" w:w="1701"/>
+            <w:tcW w:type="dxa" w:w="907"/>
           </w:tcPr>
           <w:p>
             <w:pPr>
@@ -2374,7 +2575,7 @@
         </w:tc>
         <w:tc>
           <w:tcPr>
-            <w:tcW w:type="dxa" w:w="3515"/>
+            <w:tcW w:type="dxa" w:w="4762"/>
           </w:tcPr>
           <w:p>
             <w:pPr>
@@ -2385,13 +2586,13 @@
                 <w:rFonts w:ascii="Cambria" w:hAnsi="Cambria" w:cs="Cambria" w:eastAsia="Cambria"/>
                 <w:sz w:val="20"/>
               </w:rPr>
-              <w:t>Fundament: Server, Netz, Geräte, Identität</w:t>
+              <w:t>Host, Netz, Geräte</w:t>
             </w:r>
           </w:p>
         </w:tc>
         <w:tc>
           <w:tcPr>
-            <w:tcW w:type="dxa" w:w="2608"/>
+            <w:tcW w:type="dxa" w:w="1247"/>
           </w:tcPr>
           <w:p>
             <w:pPr>
@@ -2408,7 +2609,7 @@
         </w:tc>
         <w:tc>
           <w:tcPr>
-            <w:tcW w:type="dxa" w:w="1814"/>
+            <w:tcW w:type="dxa" w:w="2721"/>
           </w:tcPr>
           <w:p>
             <w:pPr>
@@ -2430,7 +2631,7 @@
         </w:trPr>
         <w:tc>
           <w:tcPr>
-            <w:tcW w:type="dxa" w:w="1701"/>
+            <w:tcW w:type="dxa" w:w="907"/>
           </w:tcPr>
           <w:p>
             <w:pPr>
@@ -2447,7 +2648,7 @@
         </w:tc>
         <w:tc>
           <w:tcPr>
-            <w:tcW w:type="dxa" w:w="3515"/>
+            <w:tcW w:type="dxa" w:w="4762"/>
           </w:tcPr>
           <w:p>
             <w:pPr>
@@ -2458,13 +2659,13 @@
                 <w:rFonts w:ascii="Cambria" w:hAnsi="Cambria" w:cs="Cambria" w:eastAsia="Cambria"/>
                 <w:sz w:val="20"/>
               </w:rPr>
-              <w:t>Daten, Sync und Backup</w:t>
+              <w:t>Backup, Restore, Notfallhandbuch</w:t>
             </w:r>
           </w:p>
         </w:tc>
         <w:tc>
           <w:tcPr>
-            <w:tcW w:type="dxa" w:w="2608"/>
+            <w:tcW w:type="dxa" w:w="1247"/>
           </w:tcPr>
           <w:p>
             <w:pPr>
@@ -2481,7 +2682,226 @@
         </w:tc>
         <w:tc>
           <w:tcPr>
-            <w:tcW w:type="dxa" w:w="1814"/>
+            <w:tcW w:type="dxa" w:w="2721"/>
+          </w:tcPr>
+          <w:p>
+            <w:pPr>
+              <w:spacing w:line="276" w:lineRule="auto" w:after="60" w:before="20"/>
+            </w:pPr>
+            <w:r>
+              <w:rPr>
+                <w:rFonts w:ascii="Cambria" w:hAnsi="Cambria" w:cs="Cambria" w:eastAsia="Cambria"/>
+                <w:sz w:val="20"/>
+              </w:rPr>
+              <w:t>Ingenieur</w:t>
+            </w:r>
+          </w:p>
+        </w:tc>
+      </w:tr>
+      <w:tr>
+        <w:trPr>
+          <w:cantSplit/>
+        </w:trPr>
+        <w:tc>
+          <w:tcPr>
+            <w:tcW w:type="dxa" w:w="907"/>
+          </w:tcPr>
+          <w:p>
+            <w:pPr>
+              <w:spacing w:line="276" w:lineRule="auto" w:after="60" w:before="20"/>
+            </w:pPr>
+            <w:r>
+              <w:rPr>
+                <w:rFonts w:ascii="Cambria" w:hAnsi="Cambria" w:cs="Cambria" w:eastAsia="Cambria"/>
+                <w:sz w:val="20"/>
+              </w:rPr>
+              <w:t>AP3</w:t>
+            </w:r>
+          </w:p>
+        </w:tc>
+        <w:tc>
+          <w:tcPr>
+            <w:tcW w:type="dxa" w:w="4762"/>
+          </w:tcPr>
+          <w:p>
+            <w:pPr>
+              <w:spacing w:line="276" w:lineRule="auto" w:after="60" w:before="20"/>
+            </w:pPr>
+            <w:r>
+              <w:rPr>
+                <w:rFonts w:ascii="Cambria" w:hAnsi="Cambria" w:cs="Cambria" w:eastAsia="Cambria"/>
+                <w:sz w:val="20"/>
+              </w:rPr>
+              <w:t>Monitoring und Alarm</w:t>
+            </w:r>
+          </w:p>
+        </w:tc>
+        <w:tc>
+          <w:tcPr>
+            <w:tcW w:type="dxa" w:w="1247"/>
+          </w:tcPr>
+          <w:p>
+            <w:pPr>
+              <w:spacing w:line="276" w:lineRule="auto" w:after="60" w:before="20"/>
+            </w:pPr>
+            <w:r>
+              <w:rPr>
+                <w:rFonts w:ascii="Cambria" w:hAnsi="Cambria" w:cs="Cambria" w:eastAsia="Cambria"/>
+                <w:sz w:val="20"/>
+              </w:rPr>
+              <w:t>1</w:t>
+            </w:r>
+          </w:p>
+        </w:tc>
+        <w:tc>
+          <w:tcPr>
+            <w:tcW w:type="dxa" w:w="2721"/>
+          </w:tcPr>
+          <w:p>
+            <w:pPr>
+              <w:spacing w:line="276" w:lineRule="auto" w:after="60" w:before="20"/>
+            </w:pPr>
+            <w:r>
+              <w:rPr>
+                <w:rFonts w:ascii="Cambria" w:hAnsi="Cambria" w:cs="Cambria" w:eastAsia="Cambria"/>
+                <w:sz w:val="20"/>
+              </w:rPr>
+              <w:t>Ingenieur</w:t>
+            </w:r>
+          </w:p>
+        </w:tc>
+      </w:tr>
+      <w:tr>
+        <w:trPr>
+          <w:cantSplit/>
+        </w:trPr>
+        <w:tc>
+          <w:tcPr>
+            <w:tcW w:type="dxa" w:w="907"/>
+          </w:tcPr>
+          <w:p>
+            <w:pPr>
+              <w:spacing w:line="276" w:lineRule="auto" w:after="60" w:before="20"/>
+            </w:pPr>
+            <w:r>
+              <w:rPr>
+                <w:rFonts w:ascii="Cambria" w:hAnsi="Cambria" w:cs="Cambria" w:eastAsia="Cambria"/>
+                <w:sz w:val="20"/>
+              </w:rPr>
+              <w:t>AP4</w:t>
+            </w:r>
+          </w:p>
+        </w:tc>
+        <w:tc>
+          <w:tcPr>
+            <w:tcW w:type="dxa" w:w="4762"/>
+          </w:tcPr>
+          <w:p>
+            <w:pPr>
+              <w:spacing w:line="276" w:lineRule="auto" w:after="60" w:before="20"/>
+            </w:pPr>
+            <w:r>
+              <w:rPr>
+                <w:rFonts w:ascii="Cambria" w:hAnsi="Cambria" w:cs="Cambria" w:eastAsia="Cambria"/>
+                <w:sz w:val="20"/>
+              </w:rPr>
+              <w:t>Secrets und Least Privilege</w:t>
+            </w:r>
+          </w:p>
+        </w:tc>
+        <w:tc>
+          <w:tcPr>
+            <w:tcW w:type="dxa" w:w="1247"/>
+          </w:tcPr>
+          <w:p>
+            <w:pPr>
+              <w:spacing w:line="276" w:lineRule="auto" w:after="60" w:before="20"/>
+            </w:pPr>
+            <w:r>
+              <w:rPr>
+                <w:rFonts w:ascii="Cambria" w:hAnsi="Cambria" w:cs="Cambria" w:eastAsia="Cambria"/>
+                <w:sz w:val="20"/>
+              </w:rPr>
+              <w:t>1</w:t>
+            </w:r>
+          </w:p>
+        </w:tc>
+        <w:tc>
+          <w:tcPr>
+            <w:tcW w:type="dxa" w:w="2721"/>
+          </w:tcPr>
+          <w:p>
+            <w:pPr>
+              <w:spacing w:line="276" w:lineRule="auto" w:after="60" w:before="20"/>
+            </w:pPr>
+            <w:r>
+              <w:rPr>
+                <w:rFonts w:ascii="Cambria" w:hAnsi="Cambria" w:cs="Cambria" w:eastAsia="Cambria"/>
+                <w:sz w:val="20"/>
+              </w:rPr>
+              <w:t>Ingenieur</w:t>
+            </w:r>
+          </w:p>
+        </w:tc>
+      </w:tr>
+      <w:tr>
+        <w:trPr>
+          <w:cantSplit/>
+        </w:trPr>
+        <w:tc>
+          <w:tcPr>
+            <w:tcW w:type="dxa" w:w="907"/>
+          </w:tcPr>
+          <w:p>
+            <w:pPr>
+              <w:spacing w:line="276" w:lineRule="auto" w:after="60" w:before="20"/>
+            </w:pPr>
+            <w:r>
+              <w:rPr>
+                <w:rFonts w:ascii="Cambria" w:hAnsi="Cambria" w:cs="Cambria" w:eastAsia="Cambria"/>
+                <w:sz w:val="20"/>
+              </w:rPr>
+              <w:t>AP5</w:t>
+            </w:r>
+          </w:p>
+        </w:tc>
+        <w:tc>
+          <w:tcPr>
+            <w:tcW w:type="dxa" w:w="4762"/>
+          </w:tcPr>
+          <w:p>
+            <w:pPr>
+              <w:spacing w:line="276" w:lineRule="auto" w:after="60" w:before="20"/>
+            </w:pPr>
+            <w:r>
+              <w:rPr>
+                <w:rFonts w:ascii="Cambria" w:hAnsi="Cambria" w:cs="Cambria" w:eastAsia="Cambria"/>
+                <w:sz w:val="20"/>
+              </w:rPr>
+              <w:t>Daten und Sync</w:t>
+            </w:r>
+          </w:p>
+        </w:tc>
+        <w:tc>
+          <w:tcPr>
+            <w:tcW w:type="dxa" w:w="1247"/>
+          </w:tcPr>
+          <w:p>
+            <w:pPr>
+              <w:spacing w:line="276" w:lineRule="auto" w:after="60" w:before="20"/>
+            </w:pPr>
+            <w:r>
+              <w:rPr>
+                <w:rFonts w:ascii="Cambria" w:hAnsi="Cambria" w:cs="Cambria" w:eastAsia="Cambria"/>
+                <w:sz w:val="20"/>
+              </w:rPr>
+              <w:t>1</w:t>
+            </w:r>
+          </w:p>
+        </w:tc>
+        <w:tc>
+          <w:tcPr>
+            <w:tcW w:type="dxa" w:w="2721"/>
           </w:tcPr>
           <w:p>
             <w:pPr>
@@ -2503,7 +2923,7 @@
         </w:trPr>
         <w:tc>
           <w:tcPr>
-            <w:tcW w:type="dxa" w:w="1701"/>
+            <w:tcW w:type="dxa" w:w="907"/>
           </w:tcPr>
           <w:p>
             <w:pPr>
@@ -2514,13 +2934,13 @@
                 <w:rFonts w:ascii="Cambria" w:hAnsi="Cambria" w:cs="Cambria" w:eastAsia="Cambria"/>
                 <w:sz w:val="20"/>
               </w:rPr>
-              <w:t>AP3</w:t>
+              <w:t>AP6</w:t>
             </w:r>
           </w:p>
         </w:tc>
         <w:tc>
           <w:tcPr>
-            <w:tcW w:type="dxa" w:w="3515"/>
+            <w:tcW w:type="dxa" w:w="4762"/>
           </w:tcPr>
           <w:p>
             <w:pPr>
@@ -2531,13 +2951,13 @@
                 <w:rFonts w:ascii="Cambria" w:hAnsi="Cambria" w:cs="Cambria" w:eastAsia="Cambria"/>
                 <w:sz w:val="20"/>
               </w:rPr>
-              <w:t>Laufzeit und Job-System</w:t>
+              <w:t>Job-System und Agenten-Laufzeit</w:t>
             </w:r>
           </w:p>
         </w:tc>
         <w:tc>
           <w:tcPr>
-            <w:tcW w:type="dxa" w:w="2608"/>
+            <w:tcW w:type="dxa" w:w="1247"/>
           </w:tcPr>
           <w:p>
             <w:pPr>
@@ -2554,7 +2974,80 @@
         </w:tc>
         <w:tc>
           <w:tcPr>
-            <w:tcW w:type="dxa" w:w="1814"/>
+            <w:tcW w:type="dxa" w:w="2721"/>
+          </w:tcPr>
+          <w:p>
+            <w:pPr>
+              <w:spacing w:line="276" w:lineRule="auto" w:after="60" w:before="20"/>
+            </w:pPr>
+            <w:r>
+              <w:rPr>
+                <w:rFonts w:ascii="Cambria" w:hAnsi="Cambria" w:cs="Cambria" w:eastAsia="Cambria"/>
+                <w:sz w:val="20"/>
+              </w:rPr>
+              <w:t>gemeinsam</w:t>
+            </w:r>
+          </w:p>
+        </w:tc>
+      </w:tr>
+      <w:tr>
+        <w:trPr>
+          <w:cantSplit/>
+        </w:trPr>
+        <w:tc>
+          <w:tcPr>
+            <w:tcW w:type="dxa" w:w="907"/>
+          </w:tcPr>
+          <w:p>
+            <w:pPr>
+              <w:spacing w:line="276" w:lineRule="auto" w:after="60" w:before="20"/>
+            </w:pPr>
+            <w:r>
+              <w:rPr>
+                <w:rFonts w:ascii="Cambria" w:hAnsi="Cambria" w:cs="Cambria" w:eastAsia="Cambria"/>
+                <w:sz w:val="20"/>
+              </w:rPr>
+              <w:t>AP7</w:t>
+            </w:r>
+          </w:p>
+        </w:tc>
+        <w:tc>
+          <w:tcPr>
+            <w:tcW w:type="dxa" w:w="4762"/>
+          </w:tcPr>
+          <w:p>
+            <w:pPr>
+              <w:spacing w:line="276" w:lineRule="auto" w:after="60" w:before="20"/>
+            </w:pPr>
+            <w:r>
+              <w:rPr>
+                <w:rFonts w:ascii="Cambria" w:hAnsi="Cambria" w:cs="Cambria" w:eastAsia="Cambria"/>
+                <w:sz w:val="20"/>
+              </w:rPr>
+              <w:t>Agentische Sicherheit und Freigabeschicht</w:t>
+            </w:r>
+          </w:p>
+        </w:tc>
+        <w:tc>
+          <w:tcPr>
+            <w:tcW w:type="dxa" w:w="1247"/>
+          </w:tcPr>
+          <w:p>
+            <w:pPr>
+              <w:spacing w:line="276" w:lineRule="auto" w:after="60" w:before="20"/>
+            </w:pPr>
+            <w:r>
+              <w:rPr>
+                <w:rFonts w:ascii="Cambria" w:hAnsi="Cambria" w:cs="Cambria" w:eastAsia="Cambria"/>
+                <w:sz w:val="20"/>
+              </w:rPr>
+              <w:t>1</w:t>
+            </w:r>
+          </w:p>
+        </w:tc>
+        <w:tc>
+          <w:tcPr>
+            <w:tcW w:type="dxa" w:w="2721"/>
           </w:tcPr>
           <w:p>
             <w:pPr>
@@ -2576,7 +3069,7 @@
         </w:trPr>
         <w:tc>
           <w:tcPr>
-            <w:tcW w:type="dxa" w:w="1701"/>
+            <w:tcW w:type="dxa" w:w="907"/>
           </w:tcPr>
           <w:p>
             <w:pPr>
@@ -2587,13 +3080,13 @@
                 <w:rFonts w:ascii="Cambria" w:hAnsi="Cambria" w:cs="Cambria" w:eastAsia="Cambria"/>
                 <w:sz w:val="20"/>
               </w:rPr>
-              <w:t>AP4</w:t>
+              <w:t>AP8</w:t>
             </w:r>
           </w:p>
         </w:tc>
         <w:tc>
           <w:tcPr>
-            <w:tcW w:type="dxa" w:w="3515"/>
+            <w:tcW w:type="dxa" w:w="4762"/>
           </w:tcPr>
           <w:p>
             <w:pPr>
@@ -2604,13 +3097,13 @@
                 <w:rFonts w:ascii="Cambria" w:hAnsi="Cambria" w:cs="Cambria" w:eastAsia="Cambria"/>
                 <w:sz w:val="20"/>
               </w:rPr>
-              <w:t>Sicherheit, Secrets, Freigabeschicht</w:t>
+              <w:t>Datenschutz nach DSG</w:t>
             </w:r>
           </w:p>
         </w:tc>
         <w:tc>
           <w:tcPr>
-            <w:tcW w:type="dxa" w:w="2608"/>
+            <w:tcW w:type="dxa" w:w="1247"/>
           </w:tcPr>
           <w:p>
             <w:pPr>
@@ -2627,7 +3120,153 @@
         </w:tc>
         <w:tc>
           <w:tcPr>
-            <w:tcW w:type="dxa" w:w="1814"/>
+            <w:tcW w:type="dxa" w:w="2721"/>
+          </w:tcPr>
+          <w:p>
+            <w:pPr>
+              <w:spacing w:line="276" w:lineRule="auto" w:after="60" w:before="20"/>
+            </w:pPr>
+            <w:r>
+              <w:rPr>
+                <w:rFonts w:ascii="Cambria" w:hAnsi="Cambria" w:cs="Cambria" w:eastAsia="Cambria"/>
+                <w:sz w:val="20"/>
+              </w:rPr>
+              <w:t>gemeinsam</w:t>
+            </w:r>
+          </w:p>
+        </w:tc>
+      </w:tr>
+      <w:tr>
+        <w:trPr>
+          <w:cantSplit/>
+        </w:trPr>
+        <w:tc>
+          <w:tcPr>
+            <w:tcW w:type="dxa" w:w="907"/>
+          </w:tcPr>
+          <w:p>
+            <w:pPr>
+              <w:spacing w:line="276" w:lineRule="auto" w:after="60" w:before="20"/>
+            </w:pPr>
+            <w:r>
+              <w:rPr>
+                <w:rFonts w:ascii="Cambria" w:hAnsi="Cambria" w:cs="Cambria" w:eastAsia="Cambria"/>
+                <w:sz w:val="20"/>
+              </w:rPr>
+              <w:t>AP9</w:t>
+            </w:r>
+          </w:p>
+        </w:tc>
+        <w:tc>
+          <w:tcPr>
+            <w:tcW w:type="dxa" w:w="4762"/>
+          </w:tcPr>
+          <w:p>
+            <w:pPr>
+              <w:spacing w:line="276" w:lineRule="auto" w:after="60" w:before="20"/>
+            </w:pPr>
+            <w:r>
+              <w:rPr>
+                <w:rFonts w:ascii="Cambria" w:hAnsi="Cambria" w:cs="Cambria" w:eastAsia="Cambria"/>
+                <w:sz w:val="20"/>
+              </w:rPr>
+              <w:t>Delivery: Review, CI, Evals</w:t>
+            </w:r>
+          </w:p>
+        </w:tc>
+        <w:tc>
+          <w:tcPr>
+            <w:tcW w:type="dxa" w:w="1247"/>
+          </w:tcPr>
+          <w:p>
+            <w:pPr>
+              <w:spacing w:line="276" w:lineRule="auto" w:after="60" w:before="20"/>
+            </w:pPr>
+            <w:r>
+              <w:rPr>
+                <w:rFonts w:ascii="Cambria" w:hAnsi="Cambria" w:cs="Cambria" w:eastAsia="Cambria"/>
+                <w:sz w:val="20"/>
+              </w:rPr>
+              <w:t>1</w:t>
+            </w:r>
+          </w:p>
+        </w:tc>
+        <w:tc>
+          <w:tcPr>
+            <w:tcW w:type="dxa" w:w="2721"/>
+          </w:tcPr>
+          <w:p>
+            <w:pPr>
+              <w:spacing w:line="276" w:lineRule="auto" w:after="60" w:before="20"/>
+            </w:pPr>
+            <w:r>
+              <w:rPr>
+                <w:rFonts w:ascii="Cambria" w:hAnsi="Cambria" w:cs="Cambria" w:eastAsia="Cambria"/>
+                <w:sz w:val="20"/>
+              </w:rPr>
+              <w:t>gemeinsam</w:t>
+            </w:r>
+          </w:p>
+        </w:tc>
+      </w:tr>
+      <w:tr>
+        <w:trPr>
+          <w:cantSplit/>
+        </w:trPr>
+        <w:tc>
+          <w:tcPr>
+            <w:tcW w:type="dxa" w:w="907"/>
+          </w:tcPr>
+          <w:p>
+            <w:pPr>
+              <w:spacing w:line="276" w:lineRule="auto" w:after="60" w:before="20"/>
+            </w:pPr>
+            <w:r>
+              <w:rPr>
+                <w:rFonts w:ascii="Cambria" w:hAnsi="Cambria" w:cs="Cambria" w:eastAsia="Cambria"/>
+                <w:sz w:val="20"/>
+              </w:rPr>
+              <w:t>AP10</w:t>
+            </w:r>
+          </w:p>
+        </w:tc>
+        <w:tc>
+          <w:tcPr>
+            <w:tcW w:type="dxa" w:w="4762"/>
+          </w:tcPr>
+          <w:p>
+            <w:pPr>
+              <w:spacing w:line="276" w:lineRule="auto" w:after="60" w:before="20"/>
+            </w:pPr>
+            <w:r>
+              <w:rPr>
+                <w:rFonts w:ascii="Cambria" w:hAnsi="Cambria" w:cs="Cambria" w:eastAsia="Cambria"/>
+                <w:sz w:val="20"/>
+              </w:rPr>
+              <w:t>Rückbau, Übergabe, Wartung</w:t>
+            </w:r>
+          </w:p>
+        </w:tc>
+        <w:tc>
+          <w:tcPr>
+            <w:tcW w:type="dxa" w:w="1247"/>
+          </w:tcPr>
+          <w:p>
+            <w:pPr>
+              <w:spacing w:line="276" w:lineRule="auto" w:after="60" w:before="20"/>
+            </w:pPr>
+            <w:r>
+              <w:rPr>
+                <w:rFonts w:ascii="Cambria" w:hAnsi="Cambria" w:cs="Cambria" w:eastAsia="Cambria"/>
+                <w:sz w:val="20"/>
+              </w:rPr>
+              <w:t>1</w:t>
+            </w:r>
+          </w:p>
+        </w:tc>
+        <w:tc>
+          <w:tcPr>
+            <w:tcW w:type="dxa" w:w="2721"/>
           </w:tcPr>
           <w:p>
             <w:pPr>
@@ -2649,7 +3288,7 @@
         </w:trPr>
         <w:tc>
           <w:tcPr>
-            <w:tcW w:type="dxa" w:w="1701"/>
+            <w:tcW w:type="dxa" w:w="907"/>
           </w:tcPr>
           <w:p>
             <w:pPr>
@@ -2660,13 +3299,13 @@
                 <w:rFonts w:ascii="Cambria" w:hAnsi="Cambria" w:cs="Cambria" w:eastAsia="Cambria"/>
                 <w:sz w:val="20"/>
               </w:rPr>
-              <w:t>AP5</w:t>
+              <w:t>AP11</w:t>
             </w:r>
           </w:p>
         </w:tc>
         <w:tc>
           <w:tcPr>
-            <w:tcW w:type="dxa" w:w="3515"/>
+            <w:tcW w:type="dxa" w:w="4762"/>
           </w:tcPr>
           <w:p>
             <w:pPr>
@@ -2677,13 +3316,13 @@
                 <w:rFonts w:ascii="Cambria" w:hAnsi="Cambria" w:cs="Cambria" w:eastAsia="Cambria"/>
                 <w:sz w:val="20"/>
               </w:rPr>
-              <w:t>Datenschutz nach DSG</w:t>
+              <w:t>Studio-Hosting mit Anmeldung</w:t>
             </w:r>
           </w:p>
         </w:tc>
         <w:tc>
           <w:tcPr>
-            <w:tcW w:type="dxa" w:w="2608"/>
+            <w:tcW w:type="dxa" w:w="1247"/>
           </w:tcPr>
           <w:p>
             <w:pPr>
@@ -2694,13 +3333,86 @@
                 <w:rFonts w:ascii="Cambria" w:hAnsi="Cambria" w:cs="Cambria" w:eastAsia="Cambria"/>
                 <w:sz w:val="20"/>
               </w:rPr>
-              <w:t>1</w:t>
+              <w:t>Ausbau</w:t>
             </w:r>
           </w:p>
         </w:tc>
         <w:tc>
           <w:tcPr>
-            <w:tcW w:type="dxa" w:w="1814"/>
+            <w:tcW w:type="dxa" w:w="2721"/>
+          </w:tcPr>
+          <w:p>
+            <w:pPr>
+              <w:spacing w:line="276" w:lineRule="auto" w:after="60" w:before="20"/>
+            </w:pPr>
+            <w:r>
+              <w:rPr>
+                <w:rFonts w:ascii="Cambria" w:hAnsi="Cambria" w:cs="Cambria" w:eastAsia="Cambria"/>
+                <w:sz w:val="20"/>
+              </w:rPr>
+              <w:t>Ingenieur</w:t>
+            </w:r>
+          </w:p>
+        </w:tc>
+      </w:tr>
+      <w:tr>
+        <w:trPr>
+          <w:cantSplit/>
+        </w:trPr>
+        <w:tc>
+          <w:tcPr>
+            <w:tcW w:type="dxa" w:w="907"/>
+          </w:tcPr>
+          <w:p>
+            <w:pPr>
+              <w:spacing w:line="276" w:lineRule="auto" w:after="60" w:before="20"/>
+            </w:pPr>
+            <w:r>
+              <w:rPr>
+                <w:rFonts w:ascii="Cambria" w:hAnsi="Cambria" w:cs="Cambria" w:eastAsia="Cambria"/>
+                <w:sz w:val="20"/>
+              </w:rPr>
+              <w:t>AP12</w:t>
+            </w:r>
+          </w:p>
+        </w:tc>
+        <w:tc>
+          <w:tcPr>
+            <w:tcW w:type="dxa" w:w="4762"/>
+          </w:tcPr>
+          <w:p>
+            <w:pPr>
+              <w:spacing w:line="276" w:lineRule="auto" w:after="60" w:before="20"/>
+            </w:pPr>
+            <w:r>
+              <w:rPr>
+                <w:rFonts w:ascii="Cambria" w:hAnsi="Cambria" w:cs="Cambria" w:eastAsia="Cambria"/>
+                <w:sz w:val="20"/>
+              </w:rPr>
+              <w:t>Wissensplattform mit Hybrid-Suche</w:t>
+            </w:r>
+          </w:p>
+        </w:tc>
+        <w:tc>
+          <w:tcPr>
+            <w:tcW w:type="dxa" w:w="1247"/>
+          </w:tcPr>
+          <w:p>
+            <w:pPr>
+              <w:spacing w:line="276" w:lineRule="auto" w:after="60" w:before="20"/>
+            </w:pPr>
+            <w:r>
+              <w:rPr>
+                <w:rFonts w:ascii="Cambria" w:hAnsi="Cambria" w:cs="Cambria" w:eastAsia="Cambria"/>
+                <w:sz w:val="20"/>
+              </w:rPr>
+              <w:t>Ausbau</w:t>
+            </w:r>
+          </w:p>
+        </w:tc>
+        <w:tc>
+          <w:tcPr>
+            <w:tcW w:type="dxa" w:w="2721"/>
           </w:tcPr>
           <w:p>
             <w:pPr>
@@ -2722,7 +3434,7 @@
         </w:trPr>
         <w:tc>
           <w:tcPr>
-            <w:tcW w:type="dxa" w:w="1701"/>
+            <w:tcW w:type="dxa" w:w="907"/>
           </w:tcPr>
           <w:p>
             <w:pPr>
@@ -2733,13 +3445,13 @@
                 <w:rFonts w:ascii="Cambria" w:hAnsi="Cambria" w:cs="Cambria" w:eastAsia="Cambria"/>
                 <w:sz w:val="20"/>
               </w:rPr>
-              <w:t>AP6</w:t>
+              <w:t>AP13</w:t>
             </w:r>
           </w:p>
         </w:tc>
         <w:tc>
           <w:tcPr>
-            <w:tcW w:type="dxa" w:w="3515"/>
+            <w:tcW w:type="dxa" w:w="4762"/>
           </w:tcPr>
           <w:p>
             <w:pPr>
@@ -2750,13 +3462,13 @@
                 <w:rFonts w:ascii="Cambria" w:hAnsi="Cambria" w:cs="Cambria" w:eastAsia="Cambria"/>
                 <w:sz w:val="20"/>
               </w:rPr>
-              <w:t>Monitoring, Alarm, Notfallhandbuch</w:t>
+              <w:t>Integrations-Hub (MCP)</w:t>
             </w:r>
           </w:p>
         </w:tc>
         <w:tc>
           <w:tcPr>
-            <w:tcW w:type="dxa" w:w="2608"/>
+            <w:tcW w:type="dxa" w:w="1247"/>
           </w:tcPr>
           <w:p>
             <w:pPr>
@@ -2767,86 +3479,13 @@
                 <w:rFonts w:ascii="Cambria" w:hAnsi="Cambria" w:cs="Cambria" w:eastAsia="Cambria"/>
                 <w:sz w:val="20"/>
               </w:rPr>
-              <w:t>1</w:t>
+              <w:t>Ausbau</w:t>
             </w:r>
           </w:p>
         </w:tc>
         <w:tc>
           <w:tcPr>
-            <w:tcW w:type="dxa" w:w="1814"/>
-          </w:tcPr>
-          <w:p>
-            <w:pPr>
-              <w:spacing w:line="276" w:lineRule="auto" w:after="60" w:before="20"/>
-            </w:pPr>
-            <w:r>
-              <w:rPr>
-                <w:rFonts w:ascii="Cambria" w:hAnsi="Cambria" w:cs="Cambria" w:eastAsia="Cambria"/>
-                <w:sz w:val="20"/>
-              </w:rPr>
-              <w:t>Ingenieur</w:t>
-            </w:r>
-          </w:p>
-        </w:tc>
-      </w:tr>
-      <w:tr>
-        <w:trPr>
-          <w:cantSplit/>
-        </w:trPr>
-        <w:tc>
-          <w:tcPr>
-            <w:tcW w:type="dxa" w:w="1701"/>
-          </w:tcPr>
-          <w:p>
-            <w:pPr>
-              <w:spacing w:line="276" w:lineRule="auto" w:after="60" w:before="20"/>
-            </w:pPr>
-            <w:r>
-              <w:rPr>
-                <w:rFonts w:ascii="Cambria" w:hAnsi="Cambria" w:cs="Cambria" w:eastAsia="Cambria"/>
-                <w:sz w:val="20"/>
-              </w:rPr>
-              <w:t>AP7</w:t>
-            </w:r>
-          </w:p>
-        </w:tc>
-        <w:tc>
-          <w:tcPr>
-            <w:tcW w:type="dxa" w:w="3515"/>
-          </w:tcPr>
-          <w:p>
-            <w:pPr>
-              <w:spacing w:line="276" w:lineRule="auto" w:after="60" w:before="20"/>
-            </w:pPr>
-            <w:r>
-              <w:rPr>
-                <w:rFonts w:ascii="Cambria" w:hAnsi="Cambria" w:cs="Cambria" w:eastAsia="Cambria"/>
-                <w:sz w:val="20"/>
-              </w:rPr>
-              <w:t>Integrations-Hub und Delivery</w:t>
-            </w:r>
-          </w:p>
-        </w:tc>
-        <w:tc>
-          <w:tcPr>
-            <w:tcW w:type="dxa" w:w="2608"/>
-          </w:tcPr>
-          <w:p>
-            <w:pPr>
-              <w:spacing w:line="276" w:lineRule="auto" w:after="60" w:before="20"/>
-            </w:pPr>
-            <w:r>
-              <w:rPr>
-                <w:rFonts w:ascii="Cambria" w:hAnsi="Cambria" w:cs="Cambria" w:eastAsia="Cambria"/>
-                <w:sz w:val="20"/>
-              </w:rPr>
-              <w:t>2</w:t>
-            </w:r>
-          </w:p>
-        </w:tc>
-        <w:tc>
-          <w:tcPr>
-            <w:tcW w:type="dxa" w:w="1814"/>
+            <w:tcW w:type="dxa" w:w="2721"/>
           </w:tcPr>
           <w:p>
             <w:pPr>
@@ -2868,7 +3507,7 @@
         </w:trPr>
         <w:tc>
           <w:tcPr>
-            <w:tcW w:type="dxa" w:w="1701"/>
+            <w:tcW w:type="dxa" w:w="907"/>
           </w:tcPr>
           <w:p>
             <w:pPr>
@@ -2879,13 +3518,13 @@
                 <w:rFonts w:ascii="Cambria" w:hAnsi="Cambria" w:cs="Cambria" w:eastAsia="Cambria"/>
                 <w:sz w:val="20"/>
               </w:rPr>
-              <w:t>AP8</w:t>
+              <w:t>AP14</w:t>
             </w:r>
           </w:p>
         </w:tc>
         <w:tc>
           <w:tcPr>
-            <w:tcW w:type="dxa" w:w="3515"/>
+            <w:tcW w:type="dxa" w:w="4762"/>
           </w:tcPr>
           <w:p>
             <w:pPr>
@@ -2896,13 +3535,13 @@
                 <w:rFonts w:ascii="Cambria" w:hAnsi="Cambria" w:cs="Cambria" w:eastAsia="Cambria"/>
                 <w:sz w:val="20"/>
               </w:rPr>
-              <w:t>Wissensplattform mit Hybrid-Suche</w:t>
+              <w:t>Mitarbeitende, Mandanten, Portal</w:t>
             </w:r>
           </w:p>
         </w:tc>
         <w:tc>
           <w:tcPr>
-            <w:tcW w:type="dxa" w:w="2608"/>
+            <w:tcW w:type="dxa" w:w="1247"/>
           </w:tcPr>
           <w:p>
             <w:pPr>
@@ -2913,159 +3552,13 @@
                 <w:rFonts w:ascii="Cambria" w:hAnsi="Cambria" w:cs="Cambria" w:eastAsia="Cambria"/>
                 <w:sz w:val="20"/>
               </w:rPr>
-              <w:t>2</w:t>
+              <w:t>Ausbau</w:t>
             </w:r>
           </w:p>
         </w:tc>
         <w:tc>
           <w:tcPr>
-            <w:tcW w:type="dxa" w:w="1814"/>
-          </w:tcPr>
-          <w:p>
-            <w:pPr>
-              <w:spacing w:line="276" w:lineRule="auto" w:after="60" w:before="20"/>
-            </w:pPr>
-            <w:r>
-              <w:rPr>
-                <w:rFonts w:ascii="Cambria" w:hAnsi="Cambria" w:cs="Cambria" w:eastAsia="Cambria"/>
-                <w:sz w:val="20"/>
-              </w:rPr>
-              <w:t>gemeinsam</w:t>
-            </w:r>
-          </w:p>
-        </w:tc>
-      </w:tr>
-      <w:tr>
-        <w:trPr>
-          <w:cantSplit/>
-        </w:trPr>
-        <w:tc>
-          <w:tcPr>
-            <w:tcW w:type="dxa" w:w="1701"/>
-          </w:tcPr>
-          <w:p>
-            <w:pPr>
-              <w:spacing w:line="276" w:lineRule="auto" w:after="60" w:before="20"/>
-            </w:pPr>
-            <w:r>
-              <w:rPr>
-                <w:rFonts w:ascii="Cambria" w:hAnsi="Cambria" w:cs="Cambria" w:eastAsia="Cambria"/>
-                <w:sz w:val="20"/>
-              </w:rPr>
-              <w:t>AP9</w:t>
-            </w:r>
-          </w:p>
-        </w:tc>
-        <w:tc>
-          <w:tcPr>
-            <w:tcW w:type="dxa" w:w="3515"/>
-          </w:tcPr>
-          <w:p>
-            <w:pPr>
-              <w:spacing w:line="276" w:lineRule="auto" w:after="60" w:before="20"/>
-            </w:pPr>
-            <w:r>
-              <w:rPr>
-                <w:rFonts w:ascii="Cambria" w:hAnsi="Cambria" w:cs="Cambria" w:eastAsia="Cambria"/>
-                <w:sz w:val="20"/>
-              </w:rPr>
-              <w:t>Mehrbenutzer, Mandanten, Kundenportal</w:t>
-            </w:r>
-          </w:p>
-        </w:tc>
-        <w:tc>
-          <w:tcPr>
-            <w:tcW w:type="dxa" w:w="2608"/>
-          </w:tcPr>
-          <w:p>
-            <w:pPr>
-              <w:spacing w:line="276" w:lineRule="auto" w:after="60" w:before="20"/>
-            </w:pPr>
-            <w:r>
-              <w:rPr>
-                <w:rFonts w:ascii="Cambria" w:hAnsi="Cambria" w:cs="Cambria" w:eastAsia="Cambria"/>
-                <w:sz w:val="20"/>
-              </w:rPr>
-              <w:t>3</w:t>
-            </w:r>
-          </w:p>
-        </w:tc>
-        <w:tc>
-          <w:tcPr>
-            <w:tcW w:type="dxa" w:w="1814"/>
-          </w:tcPr>
-          <w:p>
-            <w:pPr>
-              <w:spacing w:line="276" w:lineRule="auto" w:after="60" w:before="20"/>
-            </w:pPr>
-            <w:r>
-              <w:rPr>
-                <w:rFonts w:ascii="Cambria" w:hAnsi="Cambria" w:cs="Cambria" w:eastAsia="Cambria"/>
-                <w:sz w:val="20"/>
-              </w:rPr>
-              <w:t>Ingenieur</w:t>
-            </w:r>
-          </w:p>
-        </w:tc>
-      </w:tr>
-      <w:tr>
-        <w:trPr>
-          <w:cantSplit/>
-        </w:trPr>
-        <w:tc>
-          <w:tcPr>
-            <w:tcW w:type="dxa" w:w="1701"/>
-          </w:tcPr>
-          <w:p>
-            <w:pPr>
-              <w:spacing w:line="276" w:lineRule="auto" w:after="60" w:before="20"/>
-            </w:pPr>
-            <w:r>
-              <w:rPr>
-                <w:rFonts w:ascii="Cambria" w:hAnsi="Cambria" w:cs="Cambria" w:eastAsia="Cambria"/>
-                <w:sz w:val="20"/>
-              </w:rPr>
-              <w:t>AP10</w:t>
-            </w:r>
-          </w:p>
-        </w:tc>
-        <w:tc>
-          <w:tcPr>
-            <w:tcW w:type="dxa" w:w="3515"/>
-          </w:tcPr>
-          <w:p>
-            <w:pPr>
-              <w:spacing w:line="276" w:lineRule="auto" w:after="60" w:before="20"/>
-            </w:pPr>
-            <w:r>
-              <w:rPr>
-                <w:rFonts w:ascii="Cambria" w:hAnsi="Cambria" w:cs="Cambria" w:eastAsia="Cambria"/>
-                <w:sz w:val="20"/>
-              </w:rPr>
-              <w:t>Betrieb und Wartung</w:t>
-            </w:r>
-          </w:p>
-        </w:tc>
-        <w:tc>
-          <w:tcPr>
-            <w:tcW w:type="dxa" w:w="2608"/>
-          </w:tcPr>
-          <w:p>
-            <w:pPr>
-              <w:spacing w:line="276" w:lineRule="auto" w:after="60" w:before="20"/>
-            </w:pPr>
-            <w:r>
-              <w:rPr>
-                <w:rFonts w:ascii="Cambria" w:hAnsi="Cambria" w:cs="Cambria" w:eastAsia="Cambria"/>
-                <w:sz w:val="20"/>
-              </w:rPr>
-              <w:t>laufend</w:t>
-            </w:r>
-          </w:p>
-        </w:tc>
-        <w:tc>
-          <w:tcPr>
-            <w:tcW w:type="dxa" w:w="1814"/>
+            <w:tcW w:type="dxa" w:w="2721"/>
           </w:tcPr>
           <w:p>
             <w:pPr>
@@ -3087,10 +3580,10 @@
         <w:rPr>
           <w:b/>
         </w:rPr>
-        <w:t>06.1 AP0 Audit und Zielarchitektur.</w:t>
+        <w:t>06.1 AP0 Audit, Zielarchitektur, Sofortmassnahmen.</w:t>
       </w:r>
       <w:r>
-        <w:t xml:space="preserve"> Verifikation des Befundkatalogs am lebenden System, Bedrohungsmodell für ein agentisches System, Zielarchitektur mit mindestens zwei Varianten (eigener Server im Büro, gehostet in der Schweiz oder EU, Mischform), Betriebskosten über drei Jahre, Migrationsplan in Etappen. Ergebnis: Architekturdokument, Entscheidvorlage, verbindliche Preise für AP1 bis AP6. Abnahme: jeder kritische Befund ist einem Paket und einer Massnahme zugeordnet.</w:t>
+        <w:t xml:space="preserve"> Verifikation des Befundkatalogs am lebenden System, auch der Punkte, die aus dem Repository nicht prüfbar sind (NAS, Firewall, Tailnet, Entra, GitHub). Bedrohungsmodell für ein agentisches System. Abhängigkeitskarte aller Routinen und der Entscheid, welche gar nicht migriert werden. Kostenmodell der KI-Nutzung in drei Szenarien aus den Journaldaten. Zielarchitektur mit mindestens zwei Varianten und den Kosten über drei Jahre. Ein moderierter Entscheid-Workshop mit Vorschlagswerten für den Inhaber. Sofortmassnahmen in der ersten Woche: Backup nachweisen und eine Datei wirklich zurückholen, zweiter Alarmkanal, Dead-Man-Switch für Tagesbriefing und Fristen-Radar, Zwischenschutz für schreibende Aktionen. Abnahme: jeder kritische Befund ist einem Paket zugeordnet, je Schicht liegt ein Architekturentscheid vor, die Preise für AP1 bis AP10 sind verbindlich.</w:t>
       </w:r>
     </w:p>
     <w:p>
@@ -3098,10 +3591,10 @@
         <w:rPr>
           <w:b/>
         </w:rPr>
-        <w:t>06.2 AP1 Fundament.</w:t>
+        <w:t>06.2 AP1 Host, Netz, Geräte.</w:t>
       </w:r>
       <w:r>
-        <w:t xml:space="preserve"> Dedizierter, headless betriebener Server (oder gehostete Entsprechung), unbeaufsichtigter Wiederanlauf ohne Abbau der Verschlüsselung, USV, Netz in Zonen, Fernzugang mit ACL, Geräteverwaltung für die Macs, ein Konto je Person auf Basis der bestehenden Microsoft-365-Identitäten. Abnahme: Stromausfall-Probe bestanden, alle Dienste starten ohne Anmeldung einer Person, ein verlorenes Notebook ist innert einer Stunde gesperrt und seine Schlüssel sind widerrufen.</w:t>
+        <w:t xml:space="preserve"> Ein kleiner, headless betriebener Linux-Host oder eine gleichwertige VM bei einem Schweizer Hoster, verschlüsselt mit unbeaufsichtigtem Wiederanlauf, USV, Konfiguration als Code. Netz in Zonen, Fernzugang als Systemdienst mit ACL und Schlüsselablauf. Schlanke Geräteverwaltung für die drei Macs mit Schlüssel-Hinterlegung und Fernlöschung, saubere Neuinstallation der dritten Station. Abnahme: Stecker-Probe bestanden (alle Dienste ohne Person innert 10 Minuten zurück, Datenträger bleiben verschlüsselt), Host in zwei Stunden aus dem Repository neu aufgesetzt, ein verlorenes Notebook innert einer Stunde gesperrt und seine Schlüssel widerrufen.</w:t>
       </w:r>
     </w:p>
     <w:p>
@@ -3109,10 +3602,10 @@
         <w:rPr>
           <w:b/>
         </w:rPr>
-        <w:t>06.3 AP2 Daten, Sync und Backup.</w:t>
+        <w:t>06.3 AP2 Backup, Restore, Notfallhandbuch.</w:t>
       </w:r>
       <w:r>
-        <w:t xml:space="preserve"> SMB aus dem kritischen Pfad, aufbauend auf der vorhandenen Systemanalyse. Schnitt des Repository in Code, Wissen, Zustand, Telemetrie und Artefakte. Register und Journale in eine Datenbank, Binärdaten in einen Objektspeicher. Kapazitätsplanung und Nachfolge für das NAS. Sicherung nach 3-2-1 für Bürodaten, Microsoft 365 und bexio. Abnahme: ein Mount-Abriss stoppt keinen Hub-Lauf, Wiederherstellungsprobe protokolliert, RPO und RTO je Datenklasse vereinbart und erreicht.</w:t>
+        <w:t xml:space="preserve"> Dateninventar mit RPO und RTO je Klasse. Sicherung nach 3-2-1 für Bürodaten, Host, Microsoft 365 und bexio, mit verschlüsseltem Ziel ausser Haus. Kapazitäts- und Nachfolgeentscheid für das NAS, Speicherstrategie für den SharePoint-Pool. Berechtigungsmodell des Dateiservers je Person, Dienst und Datenklasse. Löschkonzept, das mit unveränderbaren Sicherungen vereinbar ist. Notfallhandbuch je Szenario samt Stellvertretung. Abnahme: protokollierte Wiederherstellung je Datenklasse, RPO und RTO vom Inhaber unterschrieben und in der Probe eingehalten, eine Notfallübung durchgeführt.</w:t>
       </w:r>
     </w:p>
     <w:p>
@@ -3120,10 +3613,10 @@
         <w:rPr>
           <w:b/>
         </w:rPr>
-        <w:t>06.4 AP3 Laufzeit und Job-System.</w:t>
+        <w:t>06.4 AP3 Monitoring und Alarm.</w:t>
       </w:r>
       <w:r>
-        <w:t xml:space="preserve"> Ein Scheduler mit persistentem Zustand, Retry mit Obergrenze, Timeout, Idempotenz, Budget je Lauf, Nachholen verpasster Läufe und Abbruch bei fehlendem Ertrag. Einheitliche Agenten-Laufzeit mit genau einer Anmeldungsquelle. Migration aller Routinen, Mac-Worker für gebundene Aufgaben. Klärung Abo gegen API samt Nutzungsbedingungen und Kosten. Abnahme: Fehlläufe unter 5 %, jede Routine mit Takt, letztem Ergebnis und nächstem Lauf an einem Ort sichtbar, operative Aufsicht läuft unabhängig von den Lern-Loops.</w:t>
+        <w:t xml:space="preserve"> Überwachung ausserhalb der überwachten Systeme: Erfolgs-Heartbeat je Job, Erreichbarkeit von aussen, echter Lese-Check je Connector, Ablauf aller Tokens und Zertifikate, Zustand und Füllstand von NAS und SharePoint, Uhrendrift der Stationen. Alarm über einen unabhängigen Kanal mit Zustellnachweis und Eskalation. Abnahme: simulierter Ausfall von Host, NAS, Tunnel und einem Aufsichtsjob ist je innert 15 Minuten auf dem Telefon des Inhabers, auch bei geschlossenem Mail-Client und leerem KI-Kontingent.</w:t>
       </w:r>
     </w:p>
     <w:p>
@@ -3131,10 +3624,10 @@
         <w:rPr>
           <w:b/>
         </w:rPr>
-        <w:t>06.5 AP4 Sicherheit, Secrets, Freigabeschicht.</w:t>
+        <w:t>06.5 AP4 Secrets und Least Privilege.</w:t>
       </w:r>
       <w:r>
-        <w:t xml:space="preserve"> Least Privilege für alle Umsysteme, Schlüssel je Gerät, zentraler Secrets-Speicher mit Rotation. Berechtigungsprofile je Jobklasse und Sandbox für unbeaufsichtigte Läufe. Architektur gegen Prompt-Injection: ein werkzeugloser Agent liest, nur strukturierte Daten erreichen den handelnden Agenten. Freigabeschicht ausserhalb der KI für schreibende Aktionen mit Betrags- und Mengengrenzen, signierte Aufträge statt Ausführung aus Dateien, unveränderliches Audit-Log. Abnahme: Red-Team-Probe mit präparierten Mails ohne Wirkung, kein Klartext-Secret auf einer Station, jede Aussenwirkung im Audit-Log.</w:t>
+        <w:t xml:space="preserve"> Ein Secrets-Speicher als einzige Quelle mit Inventar, Rotation und Ablaufüberwachung. Rechte der Microsoft-365-Anbindung auf das Nötige zugeschnitten und getrennt nach Lesen, Schreiben, Senden, Schlüssel je Gerät und nicht exportierbar. Härtung des Git-Kontos. Abnahme: kein Klartext-Secret auf einer Station oder dem NAS, keine Anbindung mit tenantweiten Vollrechten mehr aktiv, alte Zugänge erst deaktiviert und nach 30 Tagen gelöscht.</w:t>
       </w:r>
     </w:p>
     <w:p>
@@ -3142,10 +3635,10 @@
         <w:rPr>
           <w:b/>
         </w:rPr>
-        <w:t>06.6 AP5 Datenschutz nach DSG.</w:t>
+        <w:t>06.6 AP5 Daten und Sync.</w:t>
       </w:r>
       <w:r>
-        <w:t xml:space="preserve"> Datenklassen, Bearbeitungsverzeichnis, Übersicht der Auftragsbearbeiter mit Datenstandort, Lösch- und Aufbewahrungskonzept. Personendaten aus Grundkontext und Repository in einen zugriffsgesteuerten Speicher. Technisch erzwungene Ausschlusslisten, Prüfung auf Personendaten und Secrets vor jedem Commit, Entscheidvorlage zur Bereinigung der Historie. Trennung lizenzierter Inhalte. Juristische Fragen benennen Sie, beantworten muss sie eine Rechtsfachperson. Abnahme: kein Personendatum in neuem Commit möglich, Verzeichnis und Verträge liegen vor.</w:t>
+        <w:t xml:space="preserve"> SMB aus dem kritischen Pfad, aufbauend auf der vorhandenen Systemanalyse: Git als einzige Quelle, lokale Klone, Pfadauflösung per Konfiguration. Schnitt des Repository in Plattform, Harness, Wissen und Privates. Register, Journale und Telemetrie in die Datenbank, mit Kommandozeile für die Agenten und lesbarem Export. Binärdaten in den Objektspeicher. Hub-Ausgaben serverseitig in SharePoint statt über lokale Sync-Ordner. Abnahme: alle Stationen arbeiten bei ausgehängtem NAS, kein Status-Commit mehr, 14 Tage ohne Divergenz.</w:t>
       </w:r>
     </w:p>
     <w:p>
@@ -3153,10 +3646,10 @@
         <w:rPr>
           <w:b/>
         </w:rPr>
-        <w:t>06.7 AP6 Monitoring, Alarm, Notfallhandbuch.</w:t>
+        <w:t>06.7 AP6 Job-System und Agenten-Laufzeit.</w:t>
       </w:r>
       <w:r>
-        <w:t xml:space="preserve"> Überwachung ausserhalb der überwachten Systeme, Erfolgs-Heartbeat je Job, Erreichbarkeit von aussen, zentrale Logs mit Aufbewahrung, Kennzahlen zu Kapazität, Job-Erfolg und Kosten. Alarm über einen unabhängigen Kanal mit Zustellnachweis. Runbooks aus der Betriebs-Chronik, Notfallhandbuch mit Stellvertretung. Abnahme: ein simulierter Ausfall von NAS, Tunnel oder Scheduler ist innert 15 Minuten auf dem Telefon des Inhabers.</w:t>
+        <w:t xml:space="preserve"> Ein Scheduler mit persistentem Zustand, Retry mit Obergrenze, Timeout, Idempotenz, Budget je Lauf, Nachholen und Abbruch bei fehlendem Ertrag. Eine Agenten-Laufzeit mit gepinnter Version und genau einer Anmeldungsquelle, je Jobklasse umstellbar zwischen Abo und API. Mac-Worker unter eigenem macOS-Benutzer nur mit dem Geschäftskonto, der Aufträge abholt statt von aussen angesprochen zu werden. Migration in Wellen: Aufsicht zuerst im Schattenbetrieb (beide erzeugen, nur das alte System sendet), operative Jobs danach, Lern-Loops zuletzt. Getrennte Kontingente für operative und lernende Läufe. Authentisierter Weg, unterwegs Aufträge einzureichen. Abnahme: technische Fehlläufe unter 5 % über 14 Tage (Kontingent-Aufschübe zählen als aufgeschoben), kein Doppellauf, Tagesbriefing und Fristen-Radar 14 Tage in Folge geliefert, jede Routine mit Takt, letztem Ergebnis und nächstem Lauf an einem Ort sichtbar.</w:t>
       </w:r>
     </w:p>
     <w:p>
@@ -3164,10 +3657,10 @@
         <w:rPr>
           <w:b/>
         </w:rPr>
-        <w:t>06.8 AP7 Integrations-Hub und Delivery.</w:t>
+        <w:t>06.8 AP7 Agentische Sicherheit und Freigabeschicht.</w:t>
       </w:r>
       <w:r>
-        <w:t xml:space="preserve"> Typisierte MCP-Server je Domäne mit gemeinsamem SDK (Timeout, Retry, Fehlerklassen), synthetische Checks je Connector, Sanierung der fragilen Portal-Logins. Review, CI, Staging und Releases für Skills, Regeln und Scripts. Evaluations-Suite aus den vorhandenen Goldstandards. Abnahme: keine Änderung erreicht die Produktion ohne grüne Pipeline, jeder Connector meldet seinen Ausfall am selben Tag.</w:t>
+        <w:t xml:space="preserve"> Berechtigungsprofile je Jobklasse, vom werkzeuglosen Leser für Mail, Web und PDF bis zum aussenwirksamen Profil, auch für interaktive Sitzungen und Cloud-Connectoren. Freigabeschicht ausserhalb der KI für senden, buchen, mahnen und Berechtigungen ändern: Regeln als Code, Betrags- und Mengengrenzen, authentisierte Freigabe per Push, zuerst beobachtend, dann erzwingend. Die KI hält die Schreibzugänge zu Mailversand und Buchhaltung nie selbst. Signierte Aufträge statt Ausführung aus Dateien. Audit-Log ausserhalb der Schreibreichweite der Agenten. Testkonten für Buchhaltung, Postfach und SharePoint. Abnahme: wiederkehrende Red-Team-Suite in der CI mit null Aussenwirkungen und null Datenabflüssen, die Freigabeschicht verweigert bei eigenem Ausfall, Änderungen an Policy und Profilen nur durch benannte Personen.</w:t>
       </w:r>
     </w:p>
     <w:p>
@@ -3175,10 +3668,10 @@
         <w:rPr>
           <w:b/>
         </w:rPr>
-        <w:t>06.9 AP8 Wissensplattform.</w:t>
+        <w:t>06.9 AP8 Datenschutz nach DSG.</w:t>
       </w:r>
       <w:r>
-        <w:t xml:space="preserve"> Selbst gehostete Volltext- und Vektorsuche über alle Wissensbasen mit Metadatenfiltern, als MCP-Dienst. Provenienz mit Dokument-ID und Quellversion, Schema-Validierung, Staging für automatische Läufe, Evaluations-Sets je Wissensbasis. Abnahme: gemessene Trefferquote auf einem Goldfragen-Set, sinkender Tokenverbrauch je Anfrage.</w:t>
+        <w:t xml:space="preserve"> Datenklassen, Bearbeitungsverzeichnis, Übersicht der Auftragsbearbeiter mit Datenstandort, Lösch- und Aufbewahrungskonzept, Folgenabschätzung für das agentische System, Ablauf bei einer Verletzung der Datensicherheit. Klärung der Vertragsgrundlage der KI-Nutzung, auch der interaktiven. Personendaten aus Grundkontext und Repository in einen zugriffsgesteuerten, löschfähigen Speicher. Repositories mit bereinigtem Stand neu aufsetzen, das alte einfrieren. Technisch erzwungene Ausschlusslisten. Juristische Fragen benennen Sie, beantworten muss sie eine Rechtsfachperson, die der Auftraggeber früh beizieht. Abnahme: ein gesperrter Ordner ist für Inventar- und Lernläufe technisch nicht lesbar, ein Commit mit Personendaten oder Secret wird abgewiesen, Verzeichnis und Verträge liegen vor.</w:t>
       </w:r>
     </w:p>
     <w:p>
@@ -3186,10 +3679,10 @@
         <w:rPr>
           <w:b/>
         </w:rPr>
-        <w:t>06.10 AP9 Mehrbenutzer, Mandanten, Kundenportal.</w:t>
+        <w:t>06.10 AP9 Delivery.</w:t>
       </w:r>
       <w:r>
-        <w:t xml:space="preserve"> Rollen für Mitarbeitende, Mandantenräume für Einzelfirma, AG und Partnerbüros, Kundenportal mit Anmeldung, Ablaufdatum, Widerruf und Zugriffsprotokoll, reproduzierbares Deployment, Hosting in der Schweiz oder EU. Abnahme: eine neue Person ist in zwei Stunden arbeitsfähig und sieht nur ihre Hubs.</w:t>
+        <w:t xml:space="preserve"> Branch, Review, CI, Tag und Rollback für Plattform und Harness. Produktion zieht nur freigegebene Stände. Lern-Loops schreiben in einen Staging-Zweig mit Diff-Gate, die Selbstverbesserung erzeugt Vorschläge statt Direktedits. Festgelegt ist, welche Änderungsklassen nach grüner Prüfung automatisch übernommen werden und welche der Inhaber freigibt, auf dem Telefon, mit einem Klick und Frist. Evaluations-Suite aus den vorhandenen Goldstandards, Tests der fachlichen Rechenkerne, gepinnte Werkzeuge. Abnahme: direkter Push in die Produktion ist auch für Bots gesperrt, Grundkontext dauerhaft unter 100 kB, Rollback in 10 Minuten vorgeführt.</w:t>
       </w:r>
     </w:p>
     <w:p>
@@ -3197,10 +3690,54 @@
         <w:rPr>
           <w:b/>
         </w:rPr>
-        <w:t>06.11 AP10 Betrieb und Wartung.</w:t>
+        <w:t>06.11 AP10 Rückbau, Übergabe, Wartung.</w:t>
       </w:r>
       <w:r>
-        <w:t xml:space="preserve"> Wartungsvertrag mit Reaktionszeiten, Patch-Fenstern, Stellvertretung, halbjährlichem Review und Kostenübersicht. Abnahme: vereinbarte Reaktionszeit wird eingehalten und quartalsweise ausgewiesen.</w:t>
+        <w:t xml:space="preserve"> Stilllegen des Klebstoffs mit 60 Tagen Vorhaltung. Runbooks aus der Betriebs-Chronik, auch für Sicherheitsvorfälle. Schulung des Inhabers. Wartungsvertrag mit Reaktionszeiten, Patch-Fenstern, Stellvertretung, halbjährlichem Review und Kostenübersicht. Abnahme: eine zweite Fachperson baut einen Dienst aus dem Repository nach, der gesunkene Betriebsaufwand des Inhabers ist nach drei Monaten gemessen.</w:t>
+      </w:r>
+    </w:p>
+    <w:p>
+      <w:r>
+        <w:rPr>
+          <w:b/>
+        </w:rPr>
+        <w:t>06.12 AP11 Studio-Hosting mit Anmeldung.</w:t>
+      </w:r>
+      <w:r>
+        <w:t xml:space="preserve"> Auslöser: der nächste zahlende Studio-Kunde. Statisches Hosting in der Schweiz oder EU hinter Anmeldung, mit Ablaufdatum, Widerruf, Zugriffsprotokoll und Deployment aus versionierter Quelle. Rechenkern aus einer Quelle mit Paritätstests. Dieses Paket ist klein und darf früh kommen, weil es das nächste verkaufbare Produkt trägt.</w:t>
+      </w:r>
+    </w:p>
+    <w:p>
+      <w:r>
+        <w:rPr>
+          <w:b/>
+        </w:rPr>
+        <w:t>06.13 AP12 Wissensplattform.</w:t>
+      </w:r>
+      <w:r>
+        <w:t xml:space="preserve"> Auslöser: messbar bremsendes Retrieval. Volltext- und Vektorsuche über alle Wissensbasen, Provenienz mit Dokument-ID und Quellversion, Evaluations-Sets je Wissensbasis, Auslieferung als ein Werkzeug für die Agenten. Die Erschliessung des Archivs mit 1.9 TB ist ein eigenes Vorhaben und nicht Teil dieses Pakets.</w:t>
+      </w:r>
+    </w:p>
+    <w:p>
+      <w:r>
+        <w:rPr>
+          <w:b/>
+        </w:rPr>
+        <w:t>06.14 AP13 Integrations-Hub.</w:t>
+      </w:r>
+      <w:r>
+        <w:t xml:space="preserve"> Auslöser: neue Integrationen oder Mitarbeitende, die dieselben Werkzeuge brauchen. Typisierte MCP-Server je Domäne, gemeinsames Connector-SDK, Katalog als Daten, Sanierung der fragilen Portal-Logins.</w:t>
+      </w:r>
+    </w:p>
+    <w:p>
+      <w:r>
+        <w:rPr>
+          <w:b/>
+        </w:rPr>
+        <w:t>06.15 AP14 Mitarbeitende, Mandanten, Portal.</w:t>
+      </w:r>
+      <w:r>
+        <w:t xml:space="preserve"> Auslöser: erste Anstellung, Start der AG, erster Partnervertrag. Rollen, Zugriff im Namen der anfragenden Person, Mandantenräume, Portal für Partner und Bauherrschaften.</w:t>
       </w:r>
     </w:p>
     <w:p>
@@ -3219,7 +3756,7 @@
         <w:t>07.1 Der Ingenieur</w:t>
       </w:r>
       <w:r>
-        <w:t xml:space="preserve"> baut und verantwortet den Plattform-Hub, setzt die Leitplanken für die KI und nimmt Plattform-Änderungen ab.</w:t>
+        <w:t xml:space="preserve"> baut und verantwortet den Plattform-Hub, setzt die Leitplanken für die KI und nimmt Änderungen an Plattform, Policy und Profilen ab. Er ist selbst Auftragsbearbeiter mit hohen Rechten: benanntes Admin-Konto mit MFA, zeitlich begrenzte Rechte, protokollierte Eingriffe, geregelter Austritt.</w:t>
       </w:r>
     </w:p>
     <w:p>
@@ -3230,7 +3767,7 @@
         <w:t>07.2 Das Büro mit der KI</w:t>
       </w:r>
       <w:r>
-        <w:t xml:space="preserve"> baut die Fach-Hubs weiter, migriert Skills und Routinen auf die neue Plattform und liefert Messwerte und Dokumentation zu.</w:t>
+        <w:t xml:space="preserve"> baut die Fach-Hubs weiter, stellt Pfade und Routinen auf die neue Plattform um und liefert Messwerte und Dokumentation zu. Diese Eigenleistung weisen Sie in der Offerte je Paket aus.</w:t>
       </w:r>
     </w:p>
     <w:p>
@@ -3241,7 +3778,7 @@
         <w:t>07.3 Der Inhaber</w:t>
       </w:r>
       <w:r>
-        <w:t xml:space="preserve"> entscheidet Varianten, Budget, Datenstandort und Freigaben und nimmt jede Etappe ab.</w:t>
+        <w:t xml:space="preserve"> entscheidet Varianten, Budget, Datenstandort und Freigaben und nimmt jede Etappe ab. Sein Zeitbedarf je Woche steht in der Offerte.</w:t>
       </w:r>
     </w:p>
     <w:p>
@@ -3265,7 +3802,7 @@
     </w:p>
     <w:tbl>
       <w:tblPr>
-        <w:tblW w:type="auto" w:w="0"/>
+        <w:tblW w:type="dxa" w:w="9639"/>
         <w:tblLayout w:type="fixed"/>
         <w:tblLook w:firstColumn="1" w:firstRow="1" w:lastColumn="0" w:lastRow="0" w:noHBand="0" w:noVBand="1" w:val="04A0"/>
         <w:tblBorders>
@@ -3278,9 +3815,9 @@
         </w:tblBorders>
       </w:tblPr>
       <w:tblGrid>
-        <w:gridCol w:w="3213"/>
-        <w:gridCol w:w="3213"/>
-        <w:gridCol w:w="3213"/>
+        <w:gridCol w:w="1134"/>
+        <w:gridCol w:w="4422"/>
+        <w:gridCol w:w="4082"/>
       </w:tblGrid>
       <w:tr>
         <w:trPr>
@@ -3288,7 +3825,7 @@
         </w:trPr>
         <w:tc>
           <w:tcPr>
-            <w:tcW w:type="dxa" w:w="2154"/>
+            <w:tcW w:type="dxa" w:w="1134"/>
           </w:tcPr>
           <w:p>
             <w:pPr>
@@ -3306,7 +3843,7 @@
         </w:tc>
         <w:tc>
           <w:tcPr>
-            <w:tcW w:type="dxa" w:w="4082"/>
+            <w:tcW w:type="dxa" w:w="4422"/>
           </w:tcPr>
           <w:p>
             <w:pPr>
@@ -3324,7 +3861,7 @@
         </w:tc>
         <w:tc>
           <w:tcPr>
-            <w:tcW w:type="dxa" w:w="3402"/>
+            <w:tcW w:type="dxa" w:w="4082"/>
           </w:tcPr>
           <w:p>
             <w:pPr>
@@ -3347,7 +3884,7 @@
         </w:trPr>
         <w:tc>
           <w:tcPr>
-            <w:tcW w:type="dxa" w:w="2154"/>
+            <w:tcW w:type="dxa" w:w="1134"/>
           </w:tcPr>
           <w:p>
             <w:pPr>
@@ -3364,7 +3901,7 @@
         </w:tc>
         <w:tc>
           <w:tcPr>
-            <w:tcW w:type="dxa" w:w="4082"/>
+            <w:tcW w:type="dxa" w:w="4422"/>
           </w:tcPr>
           <w:p>
             <w:pPr>
@@ -3381,7 +3918,7 @@
         </w:tc>
         <w:tc>
           <w:tcPr>
-            <w:tcW w:type="dxa" w:w="3402"/>
+            <w:tcW w:type="dxa" w:w="4082"/>
           </w:tcPr>
           <w:p>
             <w:pPr>
@@ -3403,7 +3940,7 @@
         </w:trPr>
         <w:tc>
           <w:tcPr>
-            <w:tcW w:type="dxa" w:w="2154"/>
+            <w:tcW w:type="dxa" w:w="1134"/>
           </w:tcPr>
           <w:p>
             <w:pPr>
@@ -3420,7 +3957,7 @@
         </w:tc>
         <w:tc>
           <w:tcPr>
-            <w:tcW w:type="dxa" w:w="4082"/>
+            <w:tcW w:type="dxa" w:w="4422"/>
           </w:tcPr>
           <w:p>
             <w:pPr>
@@ -3431,13 +3968,13 @@
                 <w:rFonts w:ascii="Cambria" w:hAnsi="Cambria" w:cs="Cambria" w:eastAsia="Cambria"/>
                 <w:sz w:val="20"/>
               </w:rPr>
-              <w:t>AP0</w:t>
+              <w:t>AP0 mit Sofortmassnahmen</w:t>
             </w:r>
           </w:p>
         </w:tc>
         <w:tc>
           <w:tcPr>
-            <w:tcW w:type="dxa" w:w="3402"/>
+            <w:tcW w:type="dxa" w:w="4082"/>
           </w:tcPr>
           <w:p>
             <w:pPr>
@@ -3459,7 +3996,7 @@
         </w:trPr>
         <w:tc>
           <w:tcPr>
-            <w:tcW w:type="dxa" w:w="2154"/>
+            <w:tcW w:type="dxa" w:w="1134"/>
           </w:tcPr>
           <w:p>
             <w:pPr>
@@ -3476,6 +4013,23 @@
         </w:tc>
         <w:tc>
           <w:tcPr>
+            <w:tcW w:type="dxa" w:w="4422"/>
+          </w:tcPr>
+          <w:p>
+            <w:pPr>
+              <w:spacing w:line="276" w:lineRule="auto" w:after="60" w:before="20"/>
+            </w:pPr>
+            <w:r>
+              <w:rPr>
+                <w:rFonts w:ascii="Cambria" w:hAnsi="Cambria" w:cs="Cambria" w:eastAsia="Cambria"/>
+                <w:sz w:val="20"/>
+              </w:rPr>
+              <w:t>Risiko zuerst: AP1 bis AP4</w:t>
+            </w:r>
+          </w:p>
+        </w:tc>
+        <w:tc>
+          <w:tcPr>
             <w:tcW w:type="dxa" w:w="4082"/>
           </w:tcPr>
           <w:p>
@@ -3487,24 +4041,7 @@
                 <w:rFonts w:ascii="Cambria" w:hAnsi="Cambria" w:cs="Cambria" w:eastAsia="Cambria"/>
                 <w:sz w:val="20"/>
               </w:rPr>
-              <w:t>AP1, AP2, AP6</w:t>
-            </w:r>
-          </w:p>
-        </w:tc>
-        <w:tc>
-          <w:tcPr>
-            <w:tcW w:type="dxa" w:w="3402"/>
-          </w:tcPr>
-          <w:p>
-            <w:pPr>
-              <w:spacing w:line="276" w:lineRule="auto" w:after="60" w:before="20"/>
-            </w:pPr>
-            <w:r>
-              <w:rPr>
-                <w:rFonts w:ascii="Cambria" w:hAnsi="Cambria" w:cs="Cambria" w:eastAsia="Cambria"/>
-                <w:sz w:val="20"/>
-              </w:rPr>
-              <w:t>stabiles Fundament, gesicherte Daten, Alarm</w:t>
+              <w:t>gesicherte Daten, Alarm, enge Rechte. Haltepunkt</w:t>
             </w:r>
           </w:p>
         </w:tc>
@@ -3515,7 +4052,7 @@
         </w:trPr>
         <w:tc>
           <w:tcPr>
-            <w:tcW w:type="dxa" w:w="2154"/>
+            <w:tcW w:type="dxa" w:w="1134"/>
           </w:tcPr>
           <w:p>
             <w:pPr>
@@ -3532,6 +4069,23 @@
         </w:tc>
         <w:tc>
           <w:tcPr>
+            <w:tcW w:type="dxa" w:w="4422"/>
+          </w:tcPr>
+          <w:p>
+            <w:pPr>
+              <w:spacing w:line="276" w:lineRule="auto" w:after="60" w:before="20"/>
+            </w:pPr>
+            <w:r>
+              <w:rPr>
+                <w:rFonts w:ascii="Cambria" w:hAnsi="Cambria" w:cs="Cambria" w:eastAsia="Cambria"/>
+                <w:sz w:val="20"/>
+              </w:rPr>
+              <w:t>Daten und Laufzeit: AP5, AP6, danach vier Wochen Messung</w:t>
+            </w:r>
+          </w:p>
+        </w:tc>
+        <w:tc>
+          <w:tcPr>
             <w:tcW w:type="dxa" w:w="4082"/>
           </w:tcPr>
           <w:p>
@@ -3543,24 +4097,7 @@
                 <w:rFonts w:ascii="Cambria" w:hAnsi="Cambria" w:cs="Cambria" w:eastAsia="Cambria"/>
                 <w:sz w:val="20"/>
               </w:rPr>
-              <w:t>AP3, AP4, AP5</w:t>
-            </w:r>
-          </w:p>
-        </w:tc>
-        <w:tc>
-          <w:tcPr>
-            <w:tcW w:type="dxa" w:w="3402"/>
-          </w:tcPr>
-          <w:p>
-            <w:pPr>
-              <w:spacing w:line="276" w:lineRule="auto" w:after="60" w:before="20"/>
-            </w:pPr>
-            <w:r>
-              <w:rPr>
-                <w:rFonts w:ascii="Cambria" w:hAnsi="Cambria" w:cs="Cambria" w:eastAsia="Cambria"/>
-                <w:sz w:val="20"/>
-              </w:rPr>
-              <w:t>eine Laufzeit, Least Privilege, DSG-Rahmen</w:t>
+              <w:t>ein Job-System ohne SMB. Haltepunkt</w:t>
             </w:r>
           </w:p>
         </w:tc>
@@ -3571,7 +4108,7 @@
         </w:trPr>
         <w:tc>
           <w:tcPr>
-            <w:tcW w:type="dxa" w:w="2154"/>
+            <w:tcW w:type="dxa" w:w="1134"/>
           </w:tcPr>
           <w:p>
             <w:pPr>
@@ -3588,6 +4125,23 @@
         </w:tc>
         <w:tc>
           <w:tcPr>
+            <w:tcW w:type="dxa" w:w="4422"/>
+          </w:tcPr>
+          <w:p>
+            <w:pPr>
+              <w:spacing w:line="276" w:lineRule="auto" w:after="60" w:before="20"/>
+            </w:pPr>
+            <w:r>
+              <w:rPr>
+                <w:rFonts w:ascii="Cambria" w:hAnsi="Cambria" w:cs="Cambria" w:eastAsia="Cambria"/>
+                <w:sz w:val="20"/>
+              </w:rPr>
+              <w:t>Härtung: AP7, AP8, AP9</w:t>
+            </w:r>
+          </w:p>
+        </w:tc>
+        <w:tc>
+          <w:tcPr>
             <w:tcW w:type="dxa" w:w="4082"/>
           </w:tcPr>
           <w:p>
@@ -3599,24 +4153,7 @@
                 <w:rFonts w:ascii="Cambria" w:hAnsi="Cambria" w:cs="Cambria" w:eastAsia="Cambria"/>
                 <w:sz w:val="20"/>
               </w:rPr>
-              <w:t>AP7, AP8</w:t>
-            </w:r>
-          </w:p>
-        </w:tc>
-        <w:tc>
-          <w:tcPr>
-            <w:tcW w:type="dxa" w:w="3402"/>
-          </w:tcPr>
-          <w:p>
-            <w:pPr>
-              <w:spacing w:line="276" w:lineRule="auto" w:after="60" w:before="20"/>
-            </w:pPr>
-            <w:r>
-              <w:rPr>
-                <w:rFonts w:ascii="Cambria" w:hAnsi="Cambria" w:cs="Cambria" w:eastAsia="Cambria"/>
-                <w:sz w:val="20"/>
-              </w:rPr>
-              <w:t>Integration, Tests, Suche</w:t>
+              <w:t>Freigabeschicht, DSG-Rahmen, geprüfte Releases</w:t>
             </w:r>
           </w:p>
         </w:tc>
@@ -3627,7 +4164,7 @@
         </w:trPr>
         <w:tc>
           <w:tcPr>
-            <w:tcW w:type="dxa" w:w="2154"/>
+            <w:tcW w:type="dxa" w:w="1134"/>
           </w:tcPr>
           <w:p>
             <w:pPr>
@@ -3644,7 +4181,7 @@
         </w:tc>
         <w:tc>
           <w:tcPr>
-            <w:tcW w:type="dxa" w:w="4082"/>
+            <w:tcW w:type="dxa" w:w="4422"/>
           </w:tcPr>
           <w:p>
             <w:pPr>
@@ -3655,46 +4192,7 @@
                 <w:rFonts w:ascii="Cambria" w:hAnsi="Cambria" w:cs="Cambria" w:eastAsia="Cambria"/>
                 <w:sz w:val="20"/>
               </w:rPr>
-              <w:t>AP9</w:t>
-            </w:r>
-          </w:p>
-        </w:tc>
-        <w:tc>
-          <w:tcPr>
-            <w:tcW w:type="dxa" w:w="3402"/>
-          </w:tcPr>
-          <w:p>
-            <w:pPr>
-              <w:spacing w:line="276" w:lineRule="auto" w:after="60" w:before="20"/>
-            </w:pPr>
-            <w:r>
-              <w:rPr>
-                <w:rFonts w:ascii="Cambria" w:hAnsi="Cambria" w:cs="Cambria" w:eastAsia="Cambria"/>
-                <w:sz w:val="20"/>
-              </w:rPr>
-              <w:t>Öffnung für Mitarbeitende, Partner, Kundschaft</w:t>
-            </w:r>
-          </w:p>
-        </w:tc>
-      </w:tr>
-      <w:tr>
-        <w:trPr>
-          <w:cantSplit/>
-        </w:trPr>
-        <w:tc>
-          <w:tcPr>
-            <w:tcW w:type="dxa" w:w="2154"/>
-          </w:tcPr>
-          <w:p>
-            <w:pPr>
-              <w:spacing w:line="276" w:lineRule="auto" w:after="60" w:before="20"/>
-            </w:pPr>
-            <w:r>
-              <w:rPr>
-                <w:rFonts w:ascii="Cambria" w:hAnsi="Cambria" w:cs="Cambria" w:eastAsia="Cambria"/>
-                <w:sz w:val="20"/>
-              </w:rPr>
-              <w:t>laufend</w:t>
+              <w:t>AP10</w:t>
             </w:r>
           </w:p>
         </w:tc>
@@ -3711,13 +4209,18 @@
                 <w:rFonts w:ascii="Cambria" w:hAnsi="Cambria" w:cs="Cambria" w:eastAsia="Cambria"/>
                 <w:sz w:val="20"/>
               </w:rPr>
-              <w:t>AP10</w:t>
+              <w:t>Klebstoff stillgelegt, betreuter Betrieb</w:t>
             </w:r>
           </w:p>
         </w:tc>
+      </w:tr>
+      <w:tr>
+        <w:trPr>
+          <w:cantSplit/>
+        </w:trPr>
         <w:tc>
           <w:tcPr>
-            <w:tcW w:type="dxa" w:w="3402"/>
+            <w:tcW w:type="dxa" w:w="1134"/>
           </w:tcPr>
           <w:p>
             <w:pPr>
@@ -3728,7 +4231,41 @@
                 <w:rFonts w:ascii="Cambria" w:hAnsi="Cambria" w:cs="Cambria" w:eastAsia="Cambria"/>
                 <w:sz w:val="20"/>
               </w:rPr>
-              <w:t>betreuter Betrieb</w:t>
+              <w:t>Ausbau</w:t>
+            </w:r>
+          </w:p>
+        </w:tc>
+        <w:tc>
+          <w:tcPr>
+            <w:tcW w:type="dxa" w:w="4422"/>
+          </w:tcPr>
+          <w:p>
+            <w:pPr>
+              <w:spacing w:line="276" w:lineRule="auto" w:after="60" w:before="20"/>
+            </w:pPr>
+            <w:r>
+              <w:rPr>
+                <w:rFonts w:ascii="Cambria" w:hAnsi="Cambria" w:cs="Cambria" w:eastAsia="Cambria"/>
+                <w:sz w:val="20"/>
+              </w:rPr>
+              <w:t>AP11 bis AP14 je bei Auslöser</w:t>
+            </w:r>
+          </w:p>
+        </w:tc>
+        <w:tc>
+          <w:tcPr>
+            <w:tcW w:type="dxa" w:w="4082"/>
+          </w:tcPr>
+          <w:p>
+            <w:pPr>
+              <w:spacing w:line="276" w:lineRule="auto" w:after="60" w:before="20"/>
+            </w:pPr>
+            <w:r>
+              <w:rPr>
+                <w:rFonts w:ascii="Cambria" w:hAnsi="Cambria" w:cs="Cambria" w:eastAsia="Cambria"/>
+                <w:sz w:val="20"/>
+              </w:rPr>
+              <w:t>verkaufbare Produkte, Team, Mandanten</w:t>
             </w:r>
           </w:p>
         </w:tc>
@@ -3761,7 +4298,7 @@
         <w:t>09.1 Form.</w:t>
       </w:r>
       <w:r>
-        <w:t xml:space="preserve"> PDF, höchstens 15 Seiten, dazu das Preisblatt.</w:t>
+        <w:t xml:space="preserve"> PDF, höchstens 15 Seiten, dazu das Preisblatt je Paket.</w:t>
       </w:r>
     </w:p>
     <w:p>
@@ -3772,7 +4309,7 @@
         <w:t>09.2 Preise.</w:t>
       </w:r>
       <w:r>
-        <w:t xml:space="preserve"> AP0 als Festpreis. AP1 bis AP6 je als Festpreis oder Kostendach, verbindlich nach AP0. AP7 bis AP9 als Richtpreis mit Annahmen. AP10 als Monatspauschale mit Leistungsumfang, dazu Stundenansätze nach Funktion. Alle Preise in CHF, exklusive MWST, MWST ausgewiesen.</w:t>
+        <w:t xml:space="preserve"> AP0 als Festpreis. AP1 bis AP10 je als Festpreis oder Kostendach in Ingenieurtagen, verbindlich nach AP0. AP11 bis AP14 als Richtpreis mit Annahmen. Wartung als Monatspauschale mit Leistungsumfang, dazu Stundenansätze nach Funktion. Alle Preise in CHF, exklusive MWST, MWST ausgewiesen.</w:t>
       </w:r>
     </w:p>
     <w:p>
@@ -3780,10 +4317,10 @@
         <w:rPr>
           <w:b/>
         </w:rPr>
-        <w:t>09.3 Varianten.</w:t>
+        <w:t>09.3 Eigenleistung und Zeitbedarf.</w:t>
       </w:r>
       <w:r>
-        <w:t xml:space="preserve"> Mindestens zwei Architekturvarianten mit den Gesamtkosten über drei Jahre: Hardware, Lizenzen, Hosting, KI-Nutzung, Wartung.</w:t>
+        <w:t xml:space="preserve"> Je Paket die vorausgesetzte Eigenleistung des Büros mit der KI in Tagen und der Zeitbedarf des Inhabers je Woche, samt Wartungsfenstern.</w:t>
       </w:r>
     </w:p>
     <w:p>
@@ -3791,10 +4328,10 @@
         <w:rPr>
           <w:b/>
         </w:rPr>
-        <w:t>09.4 Team.</w:t>
+        <w:t>09.4 Varianten.</w:t>
       </w:r>
       <w:r>
-        <w:t xml:space="preserve"> Wer arbeitet, mit welcher Erfahrung in KI-Agenten-Plattformen, macOS- und Microsoft-365-Umgebungen und KMU-Betrieb. Referenzen, Verfügbarkeit, Stellvertretung.</w:t>
+        <w:t xml:space="preserve"> Mindestens zwei Architekturvarianten mit den Gesamtkosten über drei Jahre: Hardware, Lizenzen, Hosting, KI-Nutzung, Wartung. Dazu die kleinste sinnvolle Erstbestellung.</w:t>
       </w:r>
     </w:p>
     <w:p>
@@ -3802,7 +4339,29 @@
         <w:rPr>
           <w:b/>
         </w:rPr>
-        <w:t>09.5 Eigentum.</w:t>
+        <w:t>09.5 Dienste.</w:t>
+      </w:r>
+      <w:r>
+        <w:t xml:space="preserve"> Welche Dienste Sie selbst betreiben, welche Sie gemanagt beziehen, mit Datenstandort und Auftragsbearbeitungsvertrag. Die Gesamtzahl.</w:t>
+      </w:r>
+    </w:p>
+    <w:p>
+      <w:r>
+        <w:rPr>
+          <w:b/>
+        </w:rPr>
+        <w:t>09.6 Team.</w:t>
+      </w:r>
+      <w:r>
+        <w:t xml:space="preserve"> Wer arbeitet, mit welcher Erfahrung in agentischen Systemen, macOS-Flotten als Worker, Microsoft Entra und Graph unter Least Privilege und im KMU-Betrieb. Referenzen, Verfügbarkeit, Stellvertretung.</w:t>
+      </w:r>
+    </w:p>
+    <w:p>
+      <w:r>
+        <w:rPr>
+          <w:b/>
+        </w:rPr>
+        <w:t>09.7 Eigentum.</w:t>
       </w:r>
       <w:r>
         <w:t xml:space="preserve"> Sämtliche Arbeitsergebnisse gehören dem Auftraggeber und liegen in seinem Repository.</w:t>
@@ -3813,10 +4372,10 @@
         <w:rPr>
           <w:b/>
         </w:rPr>
-        <w:t>09.6 Vertraulichkeit und Datenschutz.</w:t>
+        <w:t>09.8 Vertraulichkeit und Datenschutz.</w:t>
       </w:r>
       <w:r>
-        <w:t xml:space="preserve"> Geheimhaltungsvereinbarung vor Einsicht in den Befundkatalog. Zugriff nur mit persönlichen, protokollierten Konten. Vereinbarung zur Auftragsbearbeitung.</w:t>
+        <w:t xml:space="preserve"> Geheimhaltungsvereinbarung vor Einsicht in den Befundkatalog. Vereinbarung zur Auftragsbearbeitung. Zugriff nur mit persönlichen, protokollierten Konten.</w:t>
       </w:r>
     </w:p>
     <w:p>
@@ -3824,7 +4383,7 @@
         <w:rPr>
           <w:b/>
         </w:rPr>
-        <w:t>09.7 Haftung.</w:t>
+        <w:t>09.9 Haftung.</w:t>
       </w:r>
       <w:r>
         <w:t xml:space="preserve"> Nachweis der Berufshaftpflicht, Aussage zur Haftung für Datenverlust während der Migration.</w:t>
@@ -3835,7 +4394,7 @@
         <w:rPr>
           <w:b/>
         </w:rPr>
-        <w:t>09.8 Bindefrist.</w:t>
+        <w:t>09.10 Bindefrist.</w:t>
       </w:r>
       <w:r>
         <w:t xml:space="preserve"> Drei Monate ab Offertdatum.</w:t>
@@ -3857,7 +4416,7 @@
         <w:t>10.1 Standort der Plattform.</w:t>
       </w:r>
       <w:r>
-        <w:t xml:space="preserve"> Eigener Server im Büro, gehostet in der Schweiz oder EU, oder Mischform? Wie erreichen Sie den unbeaufsichtigten Wiederanlauf, ohne die Verschlüsselung abzubauen?</w:t>
+        <w:t xml:space="preserve"> Eigener Host im Büro, VM in der Schweiz oder EU, oder Mischform? Ab welcher Grösse oder welchem Risiko raten Sie zum einen oder anderen? Wie erreichen Sie den unbeaufsichtigten Wiederanlauf, ohne die Verschlüsselung abzubauen?</w:t>
       </w:r>
     </w:p>
     <w:p>
@@ -3868,7 +4427,7 @@
         <w:t>10.2 Job-System.</w:t>
       </w:r>
       <w:r>
-        <w:t xml:space="preserve"> Welches Werkzeug, und wie migrieren Sie 46 Routinen ohne Unterbruch der Aufsicht? Wie binden Sie den Mac-Worker ein?</w:t>
+        <w:t xml:space="preserve"> Welches Werkzeug für ein Ein-Personen-Büro, mit welchem Ausstiegsweg? Wie migrieren Sie 46 Routinen ohne Unterbruch der Aufsicht?</w:t>
       </w:r>
     </w:p>
     <w:p>
@@ -3879,7 +4438,7 @@
         <w:t>10.3 Agenten-Laufzeit.</w:t>
       </w:r>
       <w:r>
-        <w:t xml:space="preserve"> Abo oder API für unbeaufsichtigte Läufe: was lassen die Nutzungsbedingungen zu, was kostet es bei heutigem Volumen (Journalwert rund USD 2'400 API-Äquivalent in 7.5 Wochen, ohne die App-Routinen), wie deckeln Sie?</w:t>
+        <w:t xml:space="preserve"> Abo oder API für unbeaufsichtigte Läufe: was lassen die aktuellen Bedingungen des Anbieters zu, was kostet es? Das Journal weist rund USD 2'400 API-Äquivalent in 7.5 Wochen aus, vor Bereinigung der Fehlläufe und ohne die App-Routinen. Wie sieht das System aus, wenn nur fünf bis zehn operative Jobs unbeaufsichtigt laufen dürfen?</w:t>
       </w:r>
     </w:p>
     <w:p>
@@ -3890,7 +4449,7 @@
         <w:t>10.4 Agentische Sicherheit.</w:t>
       </w:r>
       <w:r>
-        <w:t xml:space="preserve"> Wie trennen Sie lesende von handelnden Agenten, wie sieht Ihre Freigabeschicht aus, wie testen Sie sie?</w:t>
+        <w:t xml:space="preserve"> Wie trennen Sie lesende von handelnden Agenten, wie isolieren Sie die Schreibzugänge, wie weisen Sie die Wirkung wiederkehrend nach?</w:t>
       </w:r>
     </w:p>
     <w:p>
@@ -3898,10 +4457,10 @@
         <w:rPr>
           <w:b/>
         </w:rPr>
-        <w:t>10.5 Microsoft 365.</w:t>
+        <w:t>10.5 Mac-Worker.</w:t>
       </w:r>
       <w:r>
-        <w:t xml:space="preserve"> Wie schneiden Sie die Rechte zu, und wie ersetzen Sie kopierte Schlüssel?</w:t>
+        <w:t xml:space="preserve"> Wie betreiben Sie Mail-Versand, CAD und Render als Dienst neben interaktiver Arbeit, nach einem Neustart und ohne ruhende Secrets? Lässt sich der Mailweg über Entwürfe im Postfach vereinfachen?</w:t>
       </w:r>
     </w:p>
     <w:p>
@@ -3909,10 +4468,10 @@
         <w:rPr>
           <w:b/>
         </w:rPr>
-        <w:t>10.6 Secrets.</w:t>
+        <w:t>10.6 Microsoft 365 und Secrets.</w:t>
       </w:r>
       <w:r>
-        <w:t xml:space="preserve"> Welches Produkt, welche Rotation, wie kommen unbeaufsichtigte Läufe an ihre Zugänge?</w:t>
+        <w:t xml:space="preserve"> Wie schneiden Sie die Rechte zu, welches Produkt für Secrets, welche Rotation?</w:t>
       </w:r>
     </w:p>
     <w:p>
@@ -3923,7 +4482,7 @@
         <w:t>10.7 Datenschnitt.</w:t>
       </w:r>
       <w:r>
-        <w:t xml:space="preserve"> Was bleibt in Git, was geht in Datenbank und Objektspeicher? Wie gehen Sie mit der bestehenden Historie um?</w:t>
+        <w:t xml:space="preserve"> Was bleibt in Git, was geht in Datenbank und Objektspeicher? Was muss für die spätere Mandantentrennung jetzt schon im Datenmodell stehen?</w:t>
       </w:r>
     </w:p>
     <w:p>
@@ -3931,10 +4490,10 @@
         <w:rPr>
           <w:b/>
         </w:rPr>
-        <w:t>10.8 Wissensplattform.</w:t>
+        <w:t>10.8 Backup.</w:t>
       </w:r>
       <w:r>
-        <w:t xml:space="preserve"> Welcher Such-Stack, selbst gehostet, für rund 1'700 Artikel heute und ein Archiv von 1.9 TB dahinter?</w:t>
+        <w:t xml:space="preserve"> Ihr Vorschlag für 6 TB Bürodaten, Microsoft 365, bexio und den Host, mit Standorten, Monatskosten und Probeplan.</w:t>
       </w:r>
     </w:p>
     <w:p>
@@ -3942,10 +4501,10 @@
         <w:rPr>
           <w:b/>
         </w:rPr>
-        <w:t>10.9 Backup.</w:t>
+        <w:t>10.9 Monitoring.</w:t>
       </w:r>
       <w:r>
-        <w:t xml:space="preserve"> Ihr Vorschlag für 6 TB Bürodaten, Microsoft 365 und bexio, mit RPO, RTO und Probe.</w:t>
+        <w:t xml:space="preserve"> Welcher Stack ohne Dashboard-Ballast, welcher Alarmkanal, was kostet er im Monat?</w:t>
       </w:r>
     </w:p>
     <w:p>
@@ -3953,10 +4512,10 @@
         <w:rPr>
           <w:b/>
         </w:rPr>
-        <w:t>10.10 Monitoring.</w:t>
+        <w:t>10.10 Datenschutz.</w:t>
       </w:r>
       <w:r>
-        <w:t xml:space="preserve"> Welcher Stack, welcher Alarmkanal, was kostet er im Monat?</w:t>
+        <w:t xml:space="preserve"> Was decken Sie ab, wofür braucht es eine Rechtsfachperson, und in welcher Reihenfolge?</w:t>
       </w:r>
     </w:p>
     <w:p>
@@ -3964,10 +4523,10 @@
         <w:rPr>
           <w:b/>
         </w:rPr>
-        <w:t>10.11 Datenschutz.</w:t>
+        <w:t>10.11 KI-Bedienbarkeit.</w:t>
       </w:r>
       <w:r>
-        <w:t xml:space="preserve"> Was decken Sie ab, wofür braucht es eine Rechtsfachperson?</w:t>
+        <w:t xml:space="preserve"> Was darf die KI über Vorschläge ändern, welche Prüfungen blockieren, wie bleibt der Inhaber dabei nicht der Engpass?</w:t>
       </w:r>
     </w:p>
     <w:p>
@@ -3978,7 +4537,7 @@
         <w:t>10.12 Betrieb.</w:t>
       </w:r>
       <w:r>
-        <w:t xml:space="preserve"> Reaktionszeiten, Stellvertretung, Fernzugriff, Dokumentation, Ausstieg.</w:t>
+        <w:t xml:space="preserve"> Reaktionszeiten, Patch-Rhythmus, Stellvertretung, Fernzugriff, Ausstieg.</w:t>
       </w:r>
     </w:p>
     <w:p>
@@ -3986,10 +4545,10 @@
         <w:rPr>
           <w:b/>
         </w:rPr>
-        <w:t>10.13 Umgang mit KI-gebautem Code.</w:t>
+        <w:t>10.13 Streichen.</w:t>
       </w:r>
       <w:r>
-        <w:t xml:space="preserve"> Was übernehmen Sie, was schreiben Sie neu, wie führen Sie Tests und Evals ein?</w:t>
+        <w:t xml:space="preserve"> Welche der 84 Scripts und 22 Wächter streichen Sie ersatzlos, welche übernehmen Sie als Anforderung? Was würden Sie für ein Büro mit ein bis sechs Personen ganz weglassen?</w:t>
       </w:r>
     </w:p>
     <w:p>
@@ -3997,10 +4556,10 @@
         <w:rPr>
           <w:b/>
         </w:rPr>
-        <w:t>10.14 Reihenfolge.</w:t>
+        <w:t>10.14 Widerspruch.</w:t>
       </w:r>
       <w:r>
-        <w:t xml:space="preserve"> Was würden Sie anders schneiden oder früher tun als in Abschnitt 08?</w:t>
+        <w:t xml:space="preserve"> Welche Risiken fehlen in den Befunden, und welche Annahmen dieser Anfrage halten Sie für falsch?</w:t>
       </w:r>
     </w:p>
     <w:p>
@@ -4013,7 +4572,7 @@
     </w:p>
     <w:tbl>
       <w:tblPr>
-        <w:tblW w:type="auto" w:w="0"/>
+        <w:tblW w:type="dxa" w:w="7938"/>
         <w:tblLayout w:type="fixed"/>
         <w:tblLook w:firstColumn="1" w:firstRow="1" w:lastColumn="0" w:lastRow="0" w:noHBand="0" w:noVBand="1" w:val="04A0"/>
         <w:tblBorders>
@@ -4026,8 +4585,8 @@
         </w:tblBorders>
       </w:tblPr>
       <w:tblGrid>
-        <w:gridCol w:w="4819"/>
-        <w:gridCol w:w="4819"/>
+        <w:gridCol w:w="6237"/>
+        <w:gridCol w:w="1701"/>
       </w:tblGrid>
       <w:tr>
         <w:trPr>
@@ -4035,7 +4594,7 @@
         </w:trPr>
         <w:tc>
           <w:tcPr>
-            <w:tcW w:type="dxa" w:w="3402"/>
+            <w:tcW w:type="dxa" w:w="6236"/>
           </w:tcPr>
           <w:p>
             <w:pPr>
@@ -4053,7 +4612,7 @@
         </w:tc>
         <w:tc>
           <w:tcPr>
-            <w:tcW w:type="dxa" w:w="6236"/>
+            <w:tcW w:type="dxa" w:w="1701"/>
           </w:tcPr>
           <w:p>
             <w:pPr>
@@ -4076,7 +4635,7 @@
         </w:trPr>
         <w:tc>
           <w:tcPr>
-            <w:tcW w:type="dxa" w:w="3402"/>
+            <w:tcW w:type="dxa" w:w="6236"/>
           </w:tcPr>
           <w:p>
             <w:pPr>
@@ -4093,7 +4652,7 @@
         </w:tc>
         <w:tc>
           <w:tcPr>
-            <w:tcW w:type="dxa" w:w="6236"/>
+            <w:tcW w:type="dxa" w:w="1701"/>
           </w:tcPr>
           <w:p>
             <w:pPr>
@@ -4115,7 +4674,7 @@
         </w:trPr>
         <w:tc>
           <w:tcPr>
-            <w:tcW w:type="dxa" w:w="3402"/>
+            <w:tcW w:type="dxa" w:w="6236"/>
           </w:tcPr>
           <w:p>
             <w:pPr>
@@ -4132,7 +4691,7 @@
         </w:tc>
         <w:tc>
           <w:tcPr>
-            <w:tcW w:type="dxa" w:w="6236"/>
+            <w:tcW w:type="dxa" w:w="1701"/>
           </w:tcPr>
           <w:p>
             <w:pPr>
@@ -4154,7 +4713,7 @@
         </w:trPr>
         <w:tc>
           <w:tcPr>
-            <w:tcW w:type="dxa" w:w="3402"/>
+            <w:tcW w:type="dxa" w:w="6236"/>
           </w:tcPr>
           <w:p>
             <w:pPr>
@@ -4171,7 +4730,7 @@
         </w:tc>
         <w:tc>
           <w:tcPr>
-            <w:tcW w:type="dxa" w:w="6236"/>
+            <w:tcW w:type="dxa" w:w="1701"/>
           </w:tcPr>
           <w:p>
             <w:pPr>
@@ -4193,7 +4752,7 @@
         </w:trPr>
         <w:tc>
           <w:tcPr>
-            <w:tcW w:type="dxa" w:w="3402"/>
+            <w:tcW w:type="dxa" w:w="6236"/>
           </w:tcPr>
           <w:p>
             <w:pPr>
@@ -4210,7 +4769,7 @@
         </w:tc>
         <w:tc>
           <w:tcPr>
-            <w:tcW w:type="dxa" w:w="6236"/>
+            <w:tcW w:type="dxa" w:w="1701"/>
           </w:tcPr>
           <w:p>
             <w:pPr>
@@ -4232,7 +4791,7 @@
         </w:trPr>
         <w:tc>
           <w:tcPr>
-            <w:tcW w:type="dxa" w:w="3402"/>
+            <w:tcW w:type="dxa" w:w="6236"/>
           </w:tcPr>
           <w:p>
             <w:pPr>
@@ -4249,7 +4808,7 @@
         </w:tc>
         <w:tc>
           <w:tcPr>
-            <w:tcW w:type="dxa" w:w="6236"/>
+            <w:tcW w:type="dxa" w:w="1701"/>
           </w:tcPr>
           <w:p>
             <w:pPr>

--- a/docs/konzepte/260919-Briefing-IT-Ingenieur-JANS-AI-Zentrum/260919-Briefing-IT-Ingenieur-JANS-AI-Zentrum.docx
+++ b/docs/konzepte/260919-Briefing-IT-Ingenieur-JANS-AI-Zentrum/260919-Briefing-IT-Ingenieur-JANS-AI-Zentrum.docx
@@ -7,12 +7,20 @@
         <w:pStyle w:val="Heading1"/>
       </w:pPr>
       <w:r>
-        <w:t>JANS AI Zentrum: Briefing und Offertanfrage für die IT-Architektur</w:t>
+        <w:t>JANS AI Zentrum</w:t>
       </w:r>
     </w:p>
     <w:p>
       <w:r>
-        <w:t>Raphael Jans Architekten ETH/SIA · Grubenstrasse 37 · 8045 Zürich · Stand 19.09.2026 · Vertraulich</w:t>
+        <w:rPr>
+          <w:b/>
+        </w:rPr>
+        <w:t>Briefing und Offertanfrage für die IT-Architektur</w:t>
+      </w:r>
+    </w:p>
+    <w:p>
+      <w:r>
+        <w:t>Raphael Jans Architekten ETH/SIA · Grubenstrasse 37 · 8045 Zürich · Stand 19.09.2026 · Vertraulich, Abgabe nach Geheimhaltungsvereinbarung</w:t>
       </w:r>
     </w:p>
     <w:p>
@@ -42,7 +50,7 @@
         <w:t>00.2 Was gesucht ist.</w:t>
       </w:r>
       <w:r>
-        <w:t xml:space="preserve"> Ein AI- und IT-Ingenieur, der die IT-Architektur darunter fachgerecht neu baut und danach betreut: das JANS AI Zentrum, eine Plattform mit mehreren Fach-Hubs. Die KI baut weiterhin die Fachinhalte. Die Architektur, auf der sie läuft, kommt künftig vom Spezialisten.</w:t>
+        <w:t xml:space="preserve"> Ein KI- und IT-Ingenieur, der die IT-Architektur darunter fachgerecht neu baut und danach betreut: das JANS AI Zentrum, ein Plattform-Hub mit mehreren Fach-Hubs. Die KI baut weiterhin die Fachinhalte. Die Plattform, auf der sie läuft, kommt künftig vom Spezialisten.</w:t>
       </w:r>
     </w:p>
     <w:p>
@@ -53,7 +61,7 @@
         <w:t>00.3 Was bleibt und was ersetzt wird.</w:t>
       </w:r>
       <w:r>
-        <w:t xml:space="preserve"> Die Fachsubstanz bleibt: 51 Skills, 43 Agenten, 19 Wissensbasen, das Stilmodell des Büros, die Prozessketten. Ersetzt wird der Betriebs-Klebstoff: Netzlaufwerk als Rückgrat, Eigenbau-Sync, sieben parallele Scheduler, 22 Wächter-Scripts, Schutz per Prompt-Regel.</w:t>
+        <w:t xml:space="preserve"> Die Fachsubstanz bleibt: 51 Skills, 43 Agenten, 19 Wissensbasen, das Stilmodell des Büros, die Prozessketten. Ersetzt wird der «Betriebs-Klebstoff»: Netzlaufwerk als Rückgrat, Eigenbau-Sync, sieben parallele Scheduler, 22 Wächter-Scripts, Schutz über Regeln statt über Technik.</w:t>
       </w:r>
     </w:p>
     <w:p>
@@ -64,7 +72,7 @@
         <w:t>00.4 Der Befund in Zahlen.</w:t>
       </w:r>
       <w:r>
-        <w:t xml:space="preserve"> Die Ist-Analyse vom 19.09.2026 belegt 120 Schwachstellen, davon 25 kritisch. 43 % der unbeaufsichtigten Läufe schlagen fehl. Es gibt keine Tests, keine CI und keine belegte Wiederherstellungsprobe. Die Fachleistung des Systems ist hoch, das Fundament ist es nicht.</w:t>
+        <w:t xml:space="preserve"> Die Ist-Analyse vom 19.09.2026 belegt 120 Schwachstellen, davon 25 kritisch. 43 % der unbeaufsichtigten Läufe enden mit Fehler (1'091 von 2'543), davon rund 590 an der Anmeldung und rund 480 an der Kontingentgrenze des KI-Abos. Es gibt keine automatisierten Tests ausser zwei Selbsttest-Scripts, keine CI und keine belegte Wiederherstellungsprobe. Die Fachleistung des Systems ist hoch, das Fundament ist es nicht.</w:t>
       </w:r>
     </w:p>
     <w:p>
@@ -75,7 +83,7 @@
         <w:t>00.5 Ein kleiner Kern zuerst.</w:t>
       </w:r>
       <w:r>
-        <w:t xml:space="preserve"> Stufe 1 beseitigt nur die kritischen Befunde, auf möglichst wenig neuer Infrastruktur. Jede Ausbaustufe danach braucht einen geschäftlichen Auslöser und eine eigene Freigabe. Gesucht ist kein Grossprojekt, sondern ein tragfähiger Kern, der wachsen kann.</w:t>
+        <w:t xml:space="preserve"> Stufe 1 beseitigt nur die kritischen Befunde, auf möglichst wenig neuer Infrastruktur. Jede Ausbaustufe danach braucht einen geschäftlichen Auslöser und eine eigene Freigabe. Es ist ein mehrmonatiges Vorhaben, bestellt wird in Tranchen, zuerst AP0.</w:t>
       </w:r>
     </w:p>
     <w:p>
@@ -86,7 +94,18 @@
         <w:t>00.6 Was zu offerieren ist.</w:t>
       </w:r>
       <w:r>
-        <w:t xml:space="preserve"> Elf Pakete für Stufe 1 (AP0 bis AP10) und vier Ausbaupakete (AP11 bis AP14). AP0, Audit und Zielarchitektur mit Sofortmassnahmen, ist eigenständig beauftragbar. Offeriert wird je Paket, nicht je Hub. Offertfrist: ________________.</w:t>
+        <w:t xml:space="preserve"> Elf Pakete für Stufe 1 (AP0 bis AP10) und vier Ausbaupakete (AP11 bis AP14). Offeriert wird je Paket, nicht je Hub: AP0 als Festpreis, alles Weitere als Richtpreis mit Annahmen. Offertfrist: ________________.</w:t>
+      </w:r>
+    </w:p>
+    <w:p>
+      <w:r>
+        <w:rPr>
+          <w:b/>
+        </w:rPr>
+        <w:t>00.7 Vertraulichkeit.</w:t>
+      </w:r>
+      <w:r>
+        <w:t xml:space="preserve"> Dieses Briefing und Beilage 1 sind nur für die adressierte Firma bestimmt. Weitergabe an Dritte und an Unterauftragnehmer sowie die Eingabe in KI-Dienste Dritter nur mit schriftlicher Zustimmung des Büros. Wer nicht offeriert oder den Zuschlag nicht erhält, löscht die Unterlagen und bestätigt das schriftlich.</w:t>
       </w:r>
     </w:p>
     <w:p>
@@ -105,7 +124,7 @@
         <w:t>01.1 Das Büro.</w:t>
       </w:r>
       <w:r>
-        <w:t xml:space="preserve"> Architekturbüro in Zürich, inhabergeführt, mit Ausbauabsicht auf einige Mitarbeitende. Eine Aktiengesellschaft ist in Gründung, es entstehen zwei Rechtsträger. Die Kundschaft liegt unter anderem im Spitalumfeld, entsprechend hoch sind die Ansprüche an Vertraulichkeit.</w:t>
+        <w:t xml:space="preserve"> Architekturbüro in Zürich, inhabergeführt, mit Ausbauabsicht auf einige Mitarbeitende. Eine Aktiengesellschaft ist in Gründung, es entstehen zwei Rechtsträger. Ein Teil der Bauherrschaften, namentlich im Gesundheitswesen, stellt erhöhte Anforderungen an Vertraulichkeit.</w:t>
       </w:r>
     </w:p>
     <w:p>
@@ -140,6 +159,7 @@
       <w:tr>
         <w:trPr>
           <w:cantSplit/>
+          <w:tblHeader/>
         </w:trPr>
         <w:tc>
           <w:tcPr>
@@ -290,7 +310,7 @@
                 <w:rFonts w:ascii="Cambria" w:hAnsi="Cambria" w:cs="Cambria" w:eastAsia="Cambria"/>
                 <w:sz w:val="20"/>
               </w:rPr>
-              <w:t>19 mit 1'656 belegten Artikeln</w:t>
+              <w:t>19 mit 1'656 Artikeln (Quellenpflicht, Statusmodell)</w:t>
             </w:r>
           </w:p>
         </w:tc>
@@ -329,7 +349,7 @@
                 <w:rFonts w:ascii="Cambria" w:hAnsi="Cambria" w:cs="Cambria" w:eastAsia="Cambria"/>
                 <w:sz w:val="20"/>
               </w:rPr>
-              <w:t>19 (Microsoft 365, bexio, Geodaten, Behördenportale u.a.)</w:t>
+              <w:t>19 (Microsoft 365, bexio, Geodaten, Behördenportale und weitere)</w:t>
             </w:r>
           </w:p>
         </w:tc>
@@ -368,7 +388,7 @@
                 <w:rFonts w:ascii="Cambria" w:hAnsi="Cambria" w:cs="Cambria" w:eastAsia="Cambria"/>
                 <w:sz w:val="20"/>
               </w:rPr>
-              <w:t>46 Task-Definitionen, dazu rund 30 launchd-Jobs</w:t>
+              <w:t>46 Task-Definitionen (41 verschiedene), dazu rund 30 launchd-Jobs</w:t>
             </w:r>
           </w:p>
         </w:tc>
@@ -407,7 +427,7 @@
                 <w:rFonts w:ascii="Cambria" w:hAnsi="Cambria" w:cs="Cambria" w:eastAsia="Cambria"/>
                 <w:sz w:val="20"/>
               </w:rPr>
-              <w:t>84 mit 12'420 Zeilen</w:t>
+              <w:t>84 mit 12'420 Zeilen</w:t>
             </w:r>
           </w:p>
         </w:tc>
@@ -446,7 +466,7 @@
                 <w:rFonts w:ascii="Cambria" w:hAnsi="Cambria" w:cs="Cambria" w:eastAsia="Cambria"/>
                 <w:sz w:val="20"/>
               </w:rPr>
-              <w:t>11'865 Commits seit 23.03.2026, 5'605 Dateien</w:t>
+              <w:t>11'865 Commits seit 23.03.2026, 5'605 Dateien</w:t>
             </w:r>
           </w:p>
         </w:tc>
@@ -485,7 +505,82 @@
                 <w:rFonts w:ascii="Cambria" w:hAnsi="Cambria" w:cs="Cambria" w:eastAsia="Cambria"/>
                 <w:sz w:val="20"/>
               </w:rPr>
-              <w:t>2'543 in 7.5 Wochen, davon 43 % fehlgeschlagen</w:t>
+              <w:t>2'543 in 7.5 Wochen, davon 43 % mit Fehler</w:t>
+            </w:r>
+          </w:p>
+        </w:tc>
+      </w:tr>
+    </w:tbl>
+    <w:p>
+      <w:pPr>
+        <w:spacing w:before="200"/>
+      </w:pPr>
+      <w:r>
+        <w:rPr>
+          <w:b/>
+        </w:rPr>
+        <w:t>01.3 Ist-Eckdaten.</w:t>
+      </w:r>
+      <w:r>
+        <w:t xml:space="preserve"> Was für die Richtpreise zählt. Unbekanntes wird in AP0 erhoben und steht in der Offerte als Annahme.</w:t>
+      </w:r>
+    </w:p>
+    <w:tbl>
+      <w:tblPr>
+        <w:tblW w:type="dxa" w:w="9639"/>
+        <w:tblLayout w:type="fixed"/>
+        <w:tblLook w:firstColumn="1" w:firstRow="1" w:lastColumn="0" w:lastRow="0" w:noHBand="0" w:noVBand="1" w:val="04A0"/>
+        <w:tblBorders>
+          <w:top w:val="nil"/>
+          <w:left w:val="nil"/>
+          <w:bottom w:val="nil"/>
+          <w:right w:val="nil"/>
+          <w:insideH w:val="nil"/>
+          <w:insideV w:val="nil"/>
+        </w:tblBorders>
+      </w:tblPr>
+      <w:tblGrid>
+        <w:gridCol w:w="2154"/>
+        <w:gridCol w:w="7484"/>
+      </w:tblGrid>
+      <w:tr>
+        <w:trPr>
+          <w:cantSplit/>
+          <w:tblHeader/>
+        </w:trPr>
+        <w:tc>
+          <w:tcPr>
+            <w:tcW w:type="dxa" w:w="2154"/>
+          </w:tcPr>
+          <w:p>
+            <w:pPr>
+              <w:spacing w:line="276" w:lineRule="auto" w:after="60" w:before="20"/>
+            </w:pPr>
+            <w:r>
+              <w:rPr>
+                <w:rFonts w:ascii="Cambria" w:hAnsi="Cambria" w:cs="Cambria" w:eastAsia="Cambria"/>
+                <w:b/>
+                <w:sz w:val="20"/>
+              </w:rPr>
+              <w:t>Eckwert</w:t>
+            </w:r>
+          </w:p>
+        </w:tc>
+        <w:tc>
+          <w:tcPr>
+            <w:tcW w:type="dxa" w:w="7483"/>
+          </w:tcPr>
+          <w:p>
+            <w:pPr>
+              <w:spacing w:line="276" w:lineRule="auto" w:after="60" w:before="20"/>
+            </w:pPr>
+            <w:r>
+              <w:rPr>
+                <w:rFonts w:ascii="Cambria" w:hAnsi="Cambria" w:cs="Cambria" w:eastAsia="Cambria"/>
+                <w:b/>
+                <w:sz w:val="20"/>
+              </w:rPr>
+              <w:t>Stand</w:t>
             </w:r>
           </w:p>
         </w:tc>
@@ -496,7 +591,7 @@
         </w:trPr>
         <w:tc>
           <w:tcPr>
-            <w:tcW w:type="dxa" w:w="3118"/>
+            <w:tcW w:type="dxa" w:w="2154"/>
           </w:tcPr>
           <w:p>
             <w:pPr>
@@ -507,13 +602,13 @@
                 <w:rFonts w:ascii="Cambria" w:hAnsi="Cambria" w:cs="Cambria" w:eastAsia="Cambria"/>
                 <w:sz w:val="20"/>
               </w:rPr>
-              <w:t>Hardware</w:t>
+              <w:t>Arbeitsplätze</w:t>
             </w:r>
           </w:p>
         </w:tc>
         <w:tc>
           <w:tcPr>
-            <w:tcW w:type="dxa" w:w="6520"/>
+            <w:tcW w:type="dxa" w:w="7483"/>
           </w:tcPr>
           <w:p>
             <w:pPr>
@@ -524,7 +619,7 @@
                 <w:rFonts w:ascii="Cambria" w:hAnsi="Cambria" w:cs="Cambria" w:eastAsia="Cambria"/>
                 <w:sz w:val="20"/>
               </w:rPr>
-              <w:t>3 Macs, 1 Synology NAS (6 TB, 93 % belegt), OPNsense, Tailscale</w:t>
+              <w:t>3 Macs (Apple Silicon 32 GB und 16 GB, ein Intel-Gerät 32 GB), macOS 27</w:t>
             </w:r>
           </w:p>
         </w:tc>
@@ -535,7 +630,7 @@
         </w:trPr>
         <w:tc>
           <w:tcPr>
-            <w:tcW w:type="dxa" w:w="3118"/>
+            <w:tcW w:type="dxa" w:w="2154"/>
           </w:tcPr>
           <w:p>
             <w:pPr>
@@ -546,13 +641,13 @@
                 <w:rFonts w:ascii="Cambria" w:hAnsi="Cambria" w:cs="Cambria" w:eastAsia="Cambria"/>
                 <w:sz w:val="20"/>
               </w:rPr>
-              <w:t>Umsysteme</w:t>
+              <w:t>Dateiserver</w:t>
             </w:r>
           </w:p>
         </w:tc>
         <w:tc>
           <w:tcPr>
-            <w:tcW w:type="dxa" w:w="6520"/>
+            <w:tcW w:type="dxa" w:w="7483"/>
           </w:tcPr>
           <w:p>
             <w:pPr>
@@ -563,21 +658,297 @@
                 <w:rFonts w:ascii="Cambria" w:hAnsi="Cambria" w:cs="Cambria" w:eastAsia="Cambria"/>
                 <w:sz w:val="20"/>
               </w:rPr>
-              <w:t>Microsoft 365 (SharePoint 79 % belegt), bexio, Claude im Abo</w:t>
+              <w:t>Synology 4-Bay, Baureihe 2018, 6 TB, 93 % belegt; RAID, Plattenalter und Backup-Stand in AP0</w:t>
+            </w:r>
+          </w:p>
+        </w:tc>
+      </w:tr>
+      <w:tr>
+        <w:trPr>
+          <w:cantSplit/>
+        </w:trPr>
+        <w:tc>
+          <w:tcPr>
+            <w:tcW w:type="dxa" w:w="2154"/>
+          </w:tcPr>
+          <w:p>
+            <w:pPr>
+              <w:spacing w:line="276" w:lineRule="auto" w:after="60" w:before="20"/>
+            </w:pPr>
+            <w:r>
+              <w:rPr>
+                <w:rFonts w:ascii="Cambria" w:hAnsi="Cambria" w:cs="Cambria" w:eastAsia="Cambria"/>
+                <w:sz w:val="20"/>
+              </w:rPr>
+              <w:t>Netz</w:t>
+            </w:r>
+          </w:p>
+        </w:tc>
+        <w:tc>
+          <w:tcPr>
+            <w:tcW w:type="dxa" w:w="7483"/>
+          </w:tcPr>
+          <w:p>
+            <w:pPr>
+              <w:spacing w:line="276" w:lineRule="auto" w:after="60" w:before="20"/>
+            </w:pPr>
+            <w:r>
+              <w:rPr>
+                <w:rFonts w:ascii="Cambria" w:hAnsi="Cambria" w:cs="Cambria" w:eastAsia="Cambria"/>
+                <w:sz w:val="20"/>
+              </w:rPr>
+              <w:t>OPNsense, Büro-LAN und WLAN, Fernzugang über Tailscale; Anschluss, Bandbreite und Regelwerk in AP0</w:t>
+            </w:r>
+          </w:p>
+        </w:tc>
+      </w:tr>
+      <w:tr>
+        <w:trPr>
+          <w:cantSplit/>
+        </w:trPr>
+        <w:tc>
+          <w:tcPr>
+            <w:tcW w:type="dxa" w:w="2154"/>
+          </w:tcPr>
+          <w:p>
+            <w:pPr>
+              <w:spacing w:line="276" w:lineRule="auto" w:after="60" w:before="20"/>
+            </w:pPr>
+            <w:r>
+              <w:rPr>
+                <w:rFonts w:ascii="Cambria" w:hAnsi="Cambria" w:cs="Cambria" w:eastAsia="Cambria"/>
+                <w:sz w:val="20"/>
+              </w:rPr>
+              <w:t>Microsoft 365</w:t>
+            </w:r>
+          </w:p>
+        </w:tc>
+        <w:tc>
+          <w:tcPr>
+            <w:tcW w:type="dxa" w:w="7483"/>
+          </w:tcPr>
+          <w:p>
+            <w:pPr>
+              <w:spacing w:line="276" w:lineRule="auto" w:after="60" w:before="20"/>
+            </w:pPr>
+            <w:r>
+              <w:rPr>
+                <w:rFonts w:ascii="Cambria" w:hAnsi="Cambria" w:cs="Cambria" w:eastAsia="Cambria"/>
+                <w:sz w:val="20"/>
+              </w:rPr>
+              <w:t>ein Tenant, 2 Postfächer, 2 Gruppen, SharePoint-Pool 1 TB zu 79 % belegt, rund 20 Bibliotheken; Lizenzstufe in AP0</w:t>
+            </w:r>
+          </w:p>
+        </w:tc>
+      </w:tr>
+      <w:tr>
+        <w:trPr>
+          <w:cantSplit/>
+        </w:trPr>
+        <w:tc>
+          <w:tcPr>
+            <w:tcW w:type="dxa" w:w="2154"/>
+          </w:tcPr>
+          <w:p>
+            <w:pPr>
+              <w:spacing w:line="276" w:lineRule="auto" w:after="60" w:before="20"/>
+            </w:pPr>
+            <w:r>
+              <w:rPr>
+                <w:rFonts w:ascii="Cambria" w:hAnsi="Cambria" w:cs="Cambria" w:eastAsia="Cambria"/>
+                <w:sz w:val="20"/>
+              </w:rPr>
+              <w:t>Buchhaltung</w:t>
+            </w:r>
+          </w:p>
+        </w:tc>
+        <w:tc>
+          <w:tcPr>
+            <w:tcW w:type="dxa" w:w="7483"/>
+          </w:tcPr>
+          <w:p>
+            <w:pPr>
+              <w:spacing w:line="276" w:lineRule="auto" w:after="60" w:before="20"/>
+            </w:pPr>
+            <w:r>
+              <w:rPr>
+                <w:rFonts w:ascii="Cambria" w:hAnsi="Cambria" w:cs="Cambria" w:eastAsia="Cambria"/>
+                <w:sz w:val="20"/>
+              </w:rPr>
+              <w:t>bexio mit API-Zugang</w:t>
+            </w:r>
+          </w:p>
+        </w:tc>
+      </w:tr>
+      <w:tr>
+        <w:trPr>
+          <w:cantSplit/>
+        </w:trPr>
+        <w:tc>
+          <w:tcPr>
+            <w:tcW w:type="dxa" w:w="2154"/>
+          </w:tcPr>
+          <w:p>
+            <w:pPr>
+              <w:spacing w:line="276" w:lineRule="auto" w:after="60" w:before="20"/>
+            </w:pPr>
+            <w:r>
+              <w:rPr>
+                <w:rFonts w:ascii="Cambria" w:hAnsi="Cambria" w:cs="Cambria" w:eastAsia="Cambria"/>
+                <w:sz w:val="20"/>
+              </w:rPr>
+              <w:t>KI</w:t>
+            </w:r>
+          </w:p>
+        </w:tc>
+        <w:tc>
+          <w:tcPr>
+            <w:tcW w:type="dxa" w:w="7483"/>
+          </w:tcPr>
+          <w:p>
+            <w:pPr>
+              <w:spacing w:line="276" w:lineRule="auto" w:after="60" w:before="20"/>
+            </w:pPr>
+            <w:r>
+              <w:rPr>
+                <w:rFonts w:ascii="Cambria" w:hAnsi="Cambria" w:cs="Cambria" w:eastAsia="Cambria"/>
+                <w:sz w:val="20"/>
+              </w:rPr>
+              <w:t>Claude, ein Max-Abo und ein Team-Abo mit zwei Plätzen; kein API-Bezug</w:t>
+            </w:r>
+          </w:p>
+        </w:tc>
+      </w:tr>
+      <w:tr>
+        <w:trPr>
+          <w:cantSplit/>
+        </w:trPr>
+        <w:tc>
+          <w:tcPr>
+            <w:tcW w:type="dxa" w:w="2154"/>
+          </w:tcPr>
+          <w:p>
+            <w:pPr>
+              <w:spacing w:line="276" w:lineRule="auto" w:after="60" w:before="20"/>
+            </w:pPr>
+            <w:r>
+              <w:rPr>
+                <w:rFonts w:ascii="Cambria" w:hAnsi="Cambria" w:cs="Cambria" w:eastAsia="Cambria"/>
+                <w:sz w:val="20"/>
+              </w:rPr>
+              <w:t>Code-Ablage</w:t>
+            </w:r>
+          </w:p>
+        </w:tc>
+        <w:tc>
+          <w:tcPr>
+            <w:tcW w:type="dxa" w:w="7483"/>
+          </w:tcPr>
+          <w:p>
+            <w:pPr>
+              <w:spacing w:line="276" w:lineRule="auto" w:after="60" w:before="20"/>
+            </w:pPr>
+            <w:r>
+              <w:rPr>
+                <w:rFonts w:ascii="Cambria" w:hAnsi="Cambria" w:cs="Cambria" w:eastAsia="Cambria"/>
+                <w:sz w:val="20"/>
+              </w:rPr>
+              <w:t>privates Repository bei einem externen Git-Hoster, rund 500 MB Arbeitsbaum</w:t>
+            </w:r>
+          </w:p>
+        </w:tc>
+      </w:tr>
+      <w:tr>
+        <w:trPr>
+          <w:cantSplit/>
+        </w:trPr>
+        <w:tc>
+          <w:tcPr>
+            <w:tcW w:type="dxa" w:w="2154"/>
+          </w:tcPr>
+          <w:p>
+            <w:pPr>
+              <w:spacing w:line="276" w:lineRule="auto" w:after="60" w:before="20"/>
+            </w:pPr>
+            <w:r>
+              <w:rPr>
+                <w:rFonts w:ascii="Cambria" w:hAnsi="Cambria" w:cs="Cambria" w:eastAsia="Cambria"/>
+                <w:sz w:val="20"/>
+              </w:rPr>
+              <w:t>Geräteverwaltung</w:t>
+            </w:r>
+          </w:p>
+        </w:tc>
+        <w:tc>
+          <w:tcPr>
+            <w:tcW w:type="dxa" w:w="7483"/>
+          </w:tcPr>
+          <w:p>
+            <w:pPr>
+              <w:spacing w:line="276" w:lineRule="auto" w:after="60" w:before="20"/>
+            </w:pPr>
+            <w:r>
+              <w:rPr>
+                <w:rFonts w:ascii="Cambria" w:hAnsi="Cambria" w:cs="Cambria" w:eastAsia="Cambria"/>
+                <w:sz w:val="20"/>
+              </w:rPr>
+              <w:t>keine; Stand Apple Business Manager in AP0 zu klären</w:t>
+            </w:r>
+          </w:p>
+        </w:tc>
+      </w:tr>
+      <w:tr>
+        <w:trPr>
+          <w:cantSplit/>
+        </w:trPr>
+        <w:tc>
+          <w:tcPr>
+            <w:tcW w:type="dxa" w:w="2154"/>
+          </w:tcPr>
+          <w:p>
+            <w:pPr>
+              <w:spacing w:line="276" w:lineRule="auto" w:after="60" w:before="20"/>
+            </w:pPr>
+            <w:r>
+              <w:rPr>
+                <w:rFonts w:ascii="Cambria" w:hAnsi="Cambria" w:cs="Cambria" w:eastAsia="Cambria"/>
+                <w:sz w:val="20"/>
+              </w:rPr>
+              <w:t>Zu migrieren</w:t>
+            </w:r>
+          </w:p>
+        </w:tc>
+        <w:tc>
+          <w:tcPr>
+            <w:tcW w:type="dxa" w:w="7483"/>
+          </w:tcPr>
+          <w:p>
+            <w:pPr>
+              <w:spacing w:line="276" w:lineRule="auto" w:after="60" w:before="20"/>
+            </w:pPr>
+            <w:r>
+              <w:rPr>
+                <w:rFonts w:ascii="Cambria" w:hAnsi="Cambria" w:cs="Cambria" w:eastAsia="Cambria"/>
+                <w:sz w:val="20"/>
+              </w:rPr>
+              <w:t>Zielzahl der Routinen legt das Büro vor AP6 fest (Aufsicht, operative Jobs, Lern-Loops)</w:t>
             </w:r>
           </w:p>
         </w:tc>
       </w:tr>
     </w:tbl>
     <w:p>
+      <w:pPr>
+        <w:spacing w:before="200"/>
+      </w:pPr>
       <w:r>
         <w:rPr>
           <w:b/>
         </w:rPr>
-        <w:t>01.3 Das Geschäftsmodell.</w:t>
+        <w:t>01.4 Das Geschäftsmodell.</w:t>
       </w:r>
       <w:r>
-        <w:t xml:space="preserve"> Sechs produktisierte Dienstleistungen stehen im Service-Katalog: Machbarkeits-Studio, Immobilienbewertung, Ankaufsprüfung, Bauleitungs-Backend, Wettbewerbs-Fabrik, Energie-Vorabklärung. Ziel sind Fixpreisprodukte, ein Backend für Partnerbüros und interaktive, gehostete Studien für Bauherrschaften. Dafür braucht es später Mehrbenutzerbetrieb, Mandantentrennung und ein Kundenportal. Nichts davon ist heute vorhanden.</w:t>
+        <w:t xml:space="preserve"> Sechs produktisierte Dienstleistungen stehen im Service-Katalog: Machbarkeits-Studio, Immobilienbewertung, Ankaufsprüfung, Bauleitungs-Backend, Wettbewerbs-Fabrik, Energie-Vorabklärung. Ziel sind Fixpreisprodukte, ein Backend für Partnerbüros und interaktive, gehostete Studien für Bauherrschaften. Dafür braucht es später Mehrbenutzerbetrieb, Mandantentrennung und ein Kundenportal.</w:t>
       </w:r>
     </w:p>
     <w:p>
@@ -585,10 +956,10 @@
         <w:rPr>
           <w:b/>
         </w:rPr>
-        <w:t>01.4 Sie beginnen nicht bei null.</w:t>
+        <w:t>01.5 Vorhandene Unterlagen.</w:t>
       </w:r>
       <w:r>
-        <w:t xml:space="preserve"> Der Hub hat sich selbst gründlich untersucht: Hub-Audit vom 12.08.2026, Spec zur Laufzeitschicht vom 30.08.2026, Systemanalyse vom 11.09.2026 mit Zielbild und Migrationsplan, dazu eine Betriebs-Chronik mit 95 dokumentierten Vorfällen. Diese Unterlagen und der Befundkatalog vom 19.09.2026 stehen nach Unterzeichnung einer Geheimhaltungsvereinbarung zur Verfügung.</w:t>
+        <w:t xml:space="preserve"> Der Hub hat sich selbst gründlich untersucht: Hub-Audit vom 12.08.2026, Spec zur Laufzeitschicht vom 30.08.2026, Systemanalyse vom 11.09.2026 mit Zielbild und Migrationsplan, dazu eine Betriebs-Chronik mit rund 95 datierten Einträgen (Vorfälle, Eingriffe, Lehren). Diese Unterlagen und der Befundkatalog vom 19.09.2026 liegen an der Begehung zur Einsicht auf.</w:t>
       </w:r>
     </w:p>
     <w:p>
@@ -596,7 +967,7 @@
         <w:pStyle w:val="Heading2"/>
       </w:pPr>
       <w:r>
-        <w:t>02 Was erhalten bleibt, was ersetzt wird</w:t>
+        <w:t>02 Was erhalten bleibt</w:t>
       </w:r>
     </w:p>
     <w:p>
@@ -604,10 +975,10 @@
         <w:rPr>
           <w:b/>
         </w:rPr>
-        <w:t>02.1 Erhalten: die Fachsubstanz.</w:t>
+        <w:t>02.1 Die Fachsubstanz.</w:t>
       </w:r>
       <w:r>
-        <w:t xml:space="preserve"> Die Fach-Skills mit ihren Prozessketten (von der Unternehmerfindung bis zur Kostenkontrolle, von den Geodaten bis zum interaktiven Studio). Die Wissensbasen mit Quellenpflicht und Statusmodell. Das Stilmodell des Büros mit täglicher Prüfung gegen echte Vorlagen. Die Kontierungsregeln und die Geodaten-Kette. Alles liegt als Markdown und Code vor und ist plattformneutral.</w:t>
+        <w:t xml:space="preserve"> Die Fach-Skills mit ihren Prozessketten, von der Unternehmerfindung bis zur Kostenkontrolle und von den Geodaten bis zum interaktiven Studio. Die Wissensbasen mit Quellenpflicht und Statusmodell. Das Stilmodell des Büros mit täglicher Prüfung gegen echte Vorlagen. Die Kontierungsregeln und die Geodaten-Kette. Alles liegt als Markdown und Code vor und ist plattformneutral.</w:t>
       </w:r>
     </w:p>
     <w:p>
@@ -615,10 +986,10 @@
         <w:rPr>
           <w:b/>
         </w:rPr>
-        <w:t>02.2 Erhalten: die Betriebskultur.</w:t>
+        <w:t>02.2 Die Betriebskultur.</w:t>
       </w:r>
       <w:r>
-        <w:t xml:space="preserve"> Jeder Vorfall ist mit Messwert, Ursache und Lehre dokumentiert. Eingriffe sind umkehrbar, Zahlungen ausgeschlossen, heikle Aufgaben laufen nur nach Freigabe. Diese Regeln sind die Anforderungen an die neue Plattform, künftig technisch durchgesetzt statt als Text.</w:t>
+        <w:t xml:space="preserve"> Jeder Vorfall ist mit Messwert, Ursache und Lehre dokumentiert. Eingriffe sind umkehrbar, Zahlungen ausgeschlossen, heikle Aufgaben laufen nur nach Freigabe. Diese Regeln sind die Anforderungen an die neue Plattform, künftig technisch durchgesetzt.</w:t>
       </w:r>
     </w:p>
     <w:p>
@@ -626,10 +997,10 @@
         <w:rPr>
           <w:b/>
         </w:rPr>
-        <w:t>02.3 Ersetzt: der Betriebs-Klebstoff.</w:t>
+        <w:t>02.3 Worauf der Umbau bauen kann.</w:t>
       </w:r>
       <w:r>
-        <w:t xml:space="preserve"> Das Netzlaufwerk als Rückgrat der Automatik. Der Eigenbau-Committer auf dem NAS. Sieben Scheduler und fünf Datei-Queues. 22 Wächter- und Heil-Scripts. Die Desktop-App als Scheduler der operativen Aufsicht. Alarmierung über den Mail-Client. Berechtigungen, die nur als Textregel bestehen.</w:t>
+        <w:t xml:space="preserve"> Fernzugang ausschliesslich über Tailscale, nach Kenntnis des Büros ohne Portweiterleitungen (Regelwerk der Firewall in AP0 zu verifizieren). Secrets nie im Repository. Ein Lauf-Journal mit Kosten, Dauer und Ergebnis je Lauf. Ein fertiges Zielbild für den Umbau der Datenhaltung. Jeder Betriebswert ist gemessen und datiert, das erleichtert die Abnahme.</w:t>
       </w:r>
     </w:p>
     <w:p>
@@ -637,7 +1008,7 @@
         <w:pStyle w:val="Heading2"/>
       </w:pPr>
       <w:r>
-        <w:t>03 Befund: zehn Querschnittsthemen</w:t>
+        <w:t>03 Befund: neun Querschnittsthemen</w:t>
       </w:r>
     </w:p>
     <w:p>
@@ -648,7 +1019,7 @@
         <w:t>03.1 Ein Netzlaufwerk als Rückgrat.</w:t>
       </w:r>
       <w:r>
-        <w:t xml:space="preserve"> Skills, Regeln, Wissen, Logbuch und Queues liegen auf einer SMB-Freigabe. Reisst der Mount ab, ist die Station für den ganzen Hub blind. Belegt sind sieben Ausfalltage in sechs Wochen und bis 346 Abrisse an einem Tag. 730 Zeilen verdrahten den Pfad fest.</w:t>
+        <w:t xml:space="preserve"> Skills, Regeln, Wissen, Logbuch und Queues liegen auf einer SMB-Freigabe. Reisst der Mount ab, ist die Station für den ganzen Hub blind. Belegt sind sieben Ausfalltage in sechs Wochen. Am 17.09.2026 fehlte der Mount auf der mobilen Station knapp sechs Stunden am Stück. 730 Zeilen verdrahten den Pfad fest.</w:t>
       </w:r>
     </w:p>
     <w:p>
@@ -659,7 +1030,7 @@
         <w:t>03.2 Kein Job-System.</w:t>
       </w:r>
       <w:r>
-        <w:t xml:space="preserve"> Sieben Feuermechanismen und fünf dateibasierte Queues laufen nebeneinander, ohne gemeinsamen Zustand, ohne Retry-Grenze, ohne Idempotenz. Folge: 43 % Fehlläufe, 699 ertraglose Läufe in einer Nacht, vier Tage ohne Tagesbriefing, 66 Stunden Ausfall der Aufsicht, weil der Scheduler eine Desktop-App mit persönlichem Login ist.</w:t>
+        <w:t xml:space="preserve"> Sieben Feuermechanismen und fünf dateibasierte Queues laufen nebeneinander, ohne gemeinsamen Zustand, ohne Retry-Grenze, ohne Idempotenz. Die Folgen: die Fehlläufe aus 00.4, über 600 ertraglose Läufe in einer Nacht, vier Tage ohne Tagesbriefing, 66 Stunden Ausfall der Aufsicht, weil der Scheduler eine Desktop-App mit persönlichem Login ist. Knapp die Hälfte aller Läufe kam von Ad-hoc-Treibern ausserhalb des Repositorys.</w:t>
       </w:r>
     </w:p>
     <w:p>
@@ -670,7 +1041,7 @@
         <w:t>03.3 Identität und Berechtigung ohne Least Privilege.</w:t>
       </w:r>
       <w:r>
-        <w:t xml:space="preserve"> Die Automatik arbeitet mit sehr weiten Rechten auf Umsysteme und Stationen, Schlüssel werden von Hand zwischen den Geräten kopiert, Secrets liegen an fünf Orten. Eine Geräteverwaltung fehlt. Die Details stehen im Befundkatalog.</w:t>
+        <w:t xml:space="preserve"> Die Automatik arbeitet mit sehr weiten Rechten auf Umsysteme und Stationen, Zugänge werden von Hand zwischen den Geräten verteilt, eine Geräteverwaltung fehlt. Die Details stehen im Befundkatalog.</w:t>
       </w:r>
     </w:p>
     <w:p>
@@ -681,7 +1052,7 @@
         <w:t>03.4 Agentische Risiken sind nicht adressiert.</w:t>
       </w:r>
       <w:r>
-        <w:t xml:space="preserve"> Die KI liest täglich Mails und Anhänge und darf handeln (versenden, buchen). Eine Trennung zwischen lesendem und handelndem Agenten gibt es nicht, Prompt-Injection kommt im ganzen System nicht vor. Die Grenze schreibender Aktionen hängt an Textregeln und an einem nicht steuerbaren Klassifikator des Herstellers.</w:t>
+        <w:t xml:space="preserve"> Das System verarbeitet regelmässig Inhalte aus externen Quellen und kann Aktionen mit Aussenwirkung auslösen. Lesende und handelnde Rolle sind nicht getrennt, Prompt-Injection ist nirgends berücksichtigt, der Schutz schreibender Aktionen ist organisatorisch statt technisch gelöst. Die Details stehen im Befundkatalog.</w:t>
       </w:r>
     </w:p>
     <w:p>
@@ -692,7 +1063,7 @@
         <w:t>03.5 Datenschutz ohne Rahmen.</w:t>
       </w:r>
       <w:r>
-        <w:t xml:space="preserve"> Personendaten Dritter (Mailkorpora, Kontaktregister, Kundenwissen, Fristenregister) liegen versioniert im Repository und werden automatisch ausser Haus gesichert. Datenklassen, Bearbeitungsverzeichnis, Auftragsbearbeitungsverträge und Löschkonzept fehlen. Ausschlusslisten für heikle Ordner bestehen nur als Text.</w:t>
+        <w:t xml:space="preserve"> Personendaten Dritter liegen in Beständen, die dafür nicht vorgesehen sind, und werden mit diesen extern gesichert. Datenklassen, Bearbeitungsverzeichnis, Auftragsbearbeitungsverträge und Löschkonzept fehlen. Ausschlusslisten für heikle Ordner bestehen nur als Text.</w:t>
       </w:r>
     </w:p>
     <w:p>
@@ -703,7 +1074,7 @@
         <w:t>03.6 Backup und Notfall nicht belegt.</w:t>
       </w:r>
       <w:r>
-        <w:t xml:space="preserve"> Für 6 TB Bürodaten ist keine getestete 3-2-1-Sicherung dokumentiert, für Microsoft 365 und bexio gar keine. Wiederherstellungsziele und ein Notfallplan fehlen. Die Always-On-Station übersteht keinen unbeaufsichtigten Neustart, eine USV ist nicht dokumentiert.</w:t>
+        <w:t xml:space="preserve"> Für die Bürodaten ist keine getestete 3-2-1-Sicherung dokumentiert, für Microsoft 365 und bexio keine. Wiederherstellungsziele und ein Notfallplan fehlen. Die Always-On-Station übersteht keinen unbeaufsichtigten Neustart, eine USV ist nicht dokumentiert.</w:t>
       </w:r>
     </w:p>
     <w:p>
@@ -714,7 +1085,7 @@
         <w:t>03.7 Die Überwachung hängt am Überwachten.</w:t>
       </w:r>
       <w:r>
-        <w:t xml:space="preserve"> Wächter schreiben ihren Zustand auf das NAS, das sie überwachen. Einziger Alarmkanal ist der Mail-Client, der mehrfach still ausfiel. Ein Fernzugangs-Ausfall von vier Tagen wurde viermal korrekt gemessen und nie gemeldet. Ein Buchhaltungszugang war 36 Tage tot.</w:t>
+        <w:t xml:space="preserve"> Wächter schreiben ihren Zustand auf das NAS, das sie überwachen. Es gibt einen einzigen, abhängigen Alarmkanal, der mehrfach still ausfiel. Ein Fernzugangs-Ausfall von vier Tagen wurde viermal korrekt gemessen und nie gemeldet. Ein Buchhaltungszugang war 36 Tage tot.</w:t>
       </w:r>
     </w:p>
     <w:p>
@@ -725,7 +1096,7 @@
         <w:t>03.8 Kein Engineering-Fundament.</w:t>
       </w:r>
       <w:r>
-        <w:t xml:space="preserve"> Keine Tests, keine CI, kein Lockfile, kein Staging. Skills und Regeln werden direkt in Produktion editiert und wirken sofort auf allen Stationen und in allen Nachtläufen. Der Grundkontext jeder Session ist trotz zweier Diäten auf 151 kB gewachsen.</w:t>
+        <w:t xml:space="preserve"> Keine CI, kein Lockfile, kein Staging. Skills und Regeln werden direkt in Produktion editiert und wirken sofort auf allen Stationen und in allen Nachtläufen. Der Grundkontext jeder Session ist trotz zweier Diäten auf 151 kB gewachsen.</w:t>
       </w:r>
     </w:p>
     <w:p>
@@ -736,18 +1107,7 @@
         <w:t>03.9 Auf eine Person verdrahtet.</w:t>
       </w:r>
       <w:r>
-        <w:t xml:space="preserve"> Ein Benutzer, eine Identität, ein Absender, ein Logbuch. Für Mitarbeitende gilt heute voller Zugriff ohne Rollenmodell. Kundenstudios liegen ohne Anmeldung hinter einem Zufallslink. Zwei Rechtsträger und Partnerbüros lassen sich so nicht abbilden.</w:t>
-      </w:r>
-    </w:p>
-    <w:p>
-      <w:r>
-        <w:rPr>
-          <w:b/>
-        </w:rPr>
-        <w:t>03.10 Worauf Sie bauen können.</w:t>
-      </w:r>
-      <w:r>
-        <w:t xml:space="preserve"> Netz ohne offene Ports, Fernzugang nur über Tailscale. Secrets nie im Repository. Freigabe-Schwelle, Aktions-Whitelist und Widerrufsfenster als gelebte Praxis. Ein Lauf-Journal mit Kosten, Dauer und Ergebnis je Lauf. Ein fertiges Zielbild für den Umbau der Datenhaltung. Eine Messkultur, die jede Abnahme leicht macht.</w:t>
+        <w:t xml:space="preserve"> Ein Benutzer, eine Identität, ein Absender, ein Logbuch. Für Mitarbeitende gäbe es heute nur vollen Zugriff ohne Rollenmodell. Ein Kundenportal mit Anmeldung, Ablaufdatum und Zugriffsprotokoll fehlt. Zwei Rechtsträger und Partnerbüros lassen sich so nicht abbilden.</w:t>
       </w:r>
     </w:p>
     <w:p>
@@ -766,7 +1126,7 @@
         <w:t>04.1 Grundsatz.</w:t>
       </w:r>
       <w:r>
-        <w:t xml:space="preserve"> Das JANS AI Zentrum besteht aus einem Plattform-Hub, den der Ingenieur baut und verantwortet, und aus Fach-Hubs, die das Büro mit der KI auf dieser Plattform weiterbaut. Beilage 1 zeigt Ist und Soll auf einer Seite.</w:t>
+        <w:t xml:space="preserve"> Das JANS AI Zentrum besteht aus einem Plattform-Hub, den der Ingenieur baut und verantwortet, und aus Fach-Hubs, die das Büro mit der KI auf dieser Plattform weiterbaut. Beilage 1 zeigt Ist und Soll auf einer Seite.</w:t>
       </w:r>
     </w:p>
     <w:p>
@@ -777,7 +1137,7 @@
         <w:t>04.2 Hubs sind Grenzen, keine Systeme.</w:t>
       </w:r>
       <w:r>
-        <w:t xml:space="preserve"> Ein Hub ist ein Namensraum mit eigenem Berechtigungsprofil, eigener Dienstidentität und eigenem Datenraum. Technisch erzwungen werden wenige Vertrauenszonen: die Plattform, eine Inhaber-Zone für Finanzen, Stilkorpus und Kontaktregister, die Projekt- und Kundendaten je Projekt und Rechtsträger, das mandantenneutrale Wissen mit einer Unterzone für lizenzgebundene Inhalte, und die Aussenzone Portal.</w:t>
+        <w:t xml:space="preserve"> Ein Hub ist ein Namensraum mit eigenem Berechtigungsprofil und eigenem Datenraum. Offeriert und gebaut wird je Paket, nicht je Hub.</w:t>
       </w:r>
     </w:p>
     <w:p>
@@ -803,18 +1163,19 @@
         </w:tblBorders>
       </w:tblPr>
       <w:tblGrid>
-        <w:gridCol w:w="1360"/>
-        <w:gridCol w:w="2268"/>
-        <w:gridCol w:w="3742"/>
+        <w:gridCol w:w="1247"/>
+        <w:gridCol w:w="2608"/>
+        <w:gridCol w:w="3515"/>
         <w:gridCol w:w="2268"/>
       </w:tblGrid>
       <w:tr>
         <w:trPr>
           <w:cantSplit/>
+          <w:tblHeader/>
         </w:trPr>
         <w:tc>
           <w:tcPr>
-            <w:tcW w:type="dxa" w:w="1361"/>
+            <w:tcW w:type="dxa" w:w="1247"/>
           </w:tcPr>
           <w:p>
             <w:pPr>
@@ -832,7 +1193,7 @@
         </w:tc>
         <w:tc>
           <w:tcPr>
-            <w:tcW w:type="dxa" w:w="2268"/>
+            <w:tcW w:type="dxa" w:w="2608"/>
           </w:tcPr>
           <w:p>
             <w:pPr>
@@ -850,7 +1211,7 @@
         </w:tc>
         <w:tc>
           <w:tcPr>
-            <w:tcW w:type="dxa" w:w="3742"/>
+            <w:tcW w:type="dxa" w:w="3515"/>
           </w:tcPr>
           <w:p>
             <w:pPr>
@@ -891,7 +1252,7 @@
         </w:trPr>
         <w:tc>
           <w:tcPr>
-            <w:tcW w:type="dxa" w:w="1361"/>
+            <w:tcW w:type="dxa" w:w="1247"/>
           </w:tcPr>
           <w:p>
             <w:pPr>
@@ -908,7 +1269,7 @@
         </w:tc>
         <w:tc>
           <w:tcPr>
-            <w:tcW w:type="dxa" w:w="2268"/>
+            <w:tcW w:type="dxa" w:w="2608"/>
           </w:tcPr>
           <w:p>
             <w:pPr>
@@ -925,7 +1286,7 @@
         </w:tc>
         <w:tc>
           <w:tcPr>
-            <w:tcW w:type="dxa" w:w="3742"/>
+            <w:tcW w:type="dxa" w:w="3515"/>
           </w:tcPr>
           <w:p>
             <w:pPr>
@@ -964,7 +1325,7 @@
         </w:trPr>
         <w:tc>
           <w:tcPr>
-            <w:tcW w:type="dxa" w:w="1361"/>
+            <w:tcW w:type="dxa" w:w="1247"/>
           </w:tcPr>
           <w:p>
             <w:pPr>
@@ -981,7 +1342,7 @@
         </w:tc>
         <w:tc>
           <w:tcPr>
-            <w:tcW w:type="dxa" w:w="2268"/>
+            <w:tcW w:type="dxa" w:w="2608"/>
           </w:tcPr>
           <w:p>
             <w:pPr>
@@ -998,7 +1359,7 @@
         </w:tc>
         <w:tc>
           <w:tcPr>
-            <w:tcW w:type="dxa" w:w="3742"/>
+            <w:tcW w:type="dxa" w:w="3515"/>
           </w:tcPr>
           <w:p>
             <w:pPr>
@@ -1037,7 +1398,7 @@
         </w:trPr>
         <w:tc>
           <w:tcPr>
-            <w:tcW w:type="dxa" w:w="1361"/>
+            <w:tcW w:type="dxa" w:w="1247"/>
           </w:tcPr>
           <w:p>
             <w:pPr>
@@ -1054,7 +1415,7 @@
         </w:tc>
         <w:tc>
           <w:tcPr>
-            <w:tcW w:type="dxa" w:w="2268"/>
+            <w:tcW w:type="dxa" w:w="2608"/>
           </w:tcPr>
           <w:p>
             <w:pPr>
@@ -1071,7 +1432,7 @@
         </w:tc>
         <w:tc>
           <w:tcPr>
-            <w:tcW w:type="dxa" w:w="3742"/>
+            <w:tcW w:type="dxa" w:w="3515"/>
           </w:tcPr>
           <w:p>
             <w:pPr>
@@ -1110,7 +1471,7 @@
         </w:trPr>
         <w:tc>
           <w:tcPr>
-            <w:tcW w:type="dxa" w:w="1361"/>
+            <w:tcW w:type="dxa" w:w="1247"/>
           </w:tcPr>
           <w:p>
             <w:pPr>
@@ -1127,7 +1488,7 @@
         </w:tc>
         <w:tc>
           <w:tcPr>
-            <w:tcW w:type="dxa" w:w="2268"/>
+            <w:tcW w:type="dxa" w:w="2608"/>
           </w:tcPr>
           <w:p>
             <w:pPr>
@@ -1144,7 +1505,7 @@
         </w:tc>
         <w:tc>
           <w:tcPr>
-            <w:tcW w:type="dxa" w:w="3742"/>
+            <w:tcW w:type="dxa" w:w="3515"/>
           </w:tcPr>
           <w:p>
             <w:pPr>
@@ -1183,7 +1544,7 @@
         </w:trPr>
         <w:tc>
           <w:tcPr>
-            <w:tcW w:type="dxa" w:w="1361"/>
+            <w:tcW w:type="dxa" w:w="1247"/>
           </w:tcPr>
           <w:p>
             <w:pPr>
@@ -1200,7 +1561,7 @@
         </w:tc>
         <w:tc>
           <w:tcPr>
-            <w:tcW w:type="dxa" w:w="2268"/>
+            <w:tcW w:type="dxa" w:w="2608"/>
           </w:tcPr>
           <w:p>
             <w:pPr>
@@ -1217,7 +1578,7 @@
         </w:tc>
         <w:tc>
           <w:tcPr>
-            <w:tcW w:type="dxa" w:w="3742"/>
+            <w:tcW w:type="dxa" w:w="3515"/>
           </w:tcPr>
           <w:p>
             <w:pPr>
@@ -1256,7 +1617,7 @@
         </w:trPr>
         <w:tc>
           <w:tcPr>
-            <w:tcW w:type="dxa" w:w="1361"/>
+            <w:tcW w:type="dxa" w:w="1247"/>
           </w:tcPr>
           <w:p>
             <w:pPr>
@@ -1273,7 +1634,7 @@
         </w:tc>
         <w:tc>
           <w:tcPr>
-            <w:tcW w:type="dxa" w:w="2268"/>
+            <w:tcW w:type="dxa" w:w="2608"/>
           </w:tcPr>
           <w:p>
             <w:pPr>
@@ -1290,7 +1651,7 @@
         </w:tc>
         <w:tc>
           <w:tcPr>
-            <w:tcW w:type="dxa" w:w="3742"/>
+            <w:tcW w:type="dxa" w:w="3515"/>
           </w:tcPr>
           <w:p>
             <w:pPr>
@@ -1329,7 +1690,7 @@
         </w:trPr>
         <w:tc>
           <w:tcPr>
-            <w:tcW w:type="dxa" w:w="1361"/>
+            <w:tcW w:type="dxa" w:w="1247"/>
           </w:tcPr>
           <w:p>
             <w:pPr>
@@ -1346,7 +1707,7 @@
         </w:tc>
         <w:tc>
           <w:tcPr>
-            <w:tcW w:type="dxa" w:w="2268"/>
+            <w:tcW w:type="dxa" w:w="2608"/>
           </w:tcPr>
           <w:p>
             <w:pPr>
@@ -1363,7 +1724,7 @@
         </w:tc>
         <w:tc>
           <w:tcPr>
-            <w:tcW w:type="dxa" w:w="3742"/>
+            <w:tcW w:type="dxa" w:w="3515"/>
           </w:tcPr>
           <w:p>
             <w:pPr>
@@ -1402,7 +1763,7 @@
         </w:trPr>
         <w:tc>
           <w:tcPr>
-            <w:tcW w:type="dxa" w:w="1361"/>
+            <w:tcW w:type="dxa" w:w="1247"/>
           </w:tcPr>
           <w:p>
             <w:pPr>
@@ -1419,7 +1780,7 @@
         </w:tc>
         <w:tc>
           <w:tcPr>
-            <w:tcW w:type="dxa" w:w="2268"/>
+            <w:tcW w:type="dxa" w:w="2608"/>
           </w:tcPr>
           <w:p>
             <w:pPr>
@@ -1436,7 +1797,7 @@
         </w:tc>
         <w:tc>
           <w:tcPr>
-            <w:tcW w:type="dxa" w:w="3742"/>
+            <w:tcW w:type="dxa" w:w="3515"/>
           </w:tcPr>
           <w:p>
             <w:pPr>
@@ -1475,7 +1836,7 @@
         </w:trPr>
         <w:tc>
           <w:tcPr>
-            <w:tcW w:type="dxa" w:w="1361"/>
+            <w:tcW w:type="dxa" w:w="1247"/>
           </w:tcPr>
           <w:p>
             <w:pPr>
@@ -1492,7 +1853,7 @@
         </w:tc>
         <w:tc>
           <w:tcPr>
-            <w:tcW w:type="dxa" w:w="2268"/>
+            <w:tcW w:type="dxa" w:w="2608"/>
           </w:tcPr>
           <w:p>
             <w:pPr>
@@ -1509,7 +1870,7 @@
         </w:tc>
         <w:tc>
           <w:tcPr>
-            <w:tcW w:type="dxa" w:w="3742"/>
+            <w:tcW w:type="dxa" w:w="3515"/>
           </w:tcPr>
           <w:p>
             <w:pPr>
@@ -1544,6 +1905,9 @@
       </w:tr>
     </w:tbl>
     <w:p>
+      <w:pPr>
+        <w:spacing w:before="200"/>
+      </w:pPr>
       <w:r>
         <w:rPr>
           <w:b/>
@@ -1562,7 +1926,7 @@
         <w:t>04.5 Datenklassen.</w:t>
       </w:r>
       <w:r>
-        <w:t xml:space="preserve"> K1 öffentlich, K2 intern, K3 vertraulich (Projekt, Kunde), K4 Personen- und Finanzdaten, dazu die Achse «lizenzgebunden» für Normen- und Buchdestillate, die nie extern gespiegelt werden. Je Klasse ist festzulegen, was in den KI-Kontext, in Git und in die Cloud darf. Die zwei Rechtsträger sind Mandanten im Projekt- und im Finanz-Hub, keine eigenen Hubs. Das Mandantenfeld gehört ab dem ersten Datenbankschema ins Datenmodell.</w:t>
+        <w:t xml:space="preserve"> K1 öffentlich, K2 intern, K3 vertraulich (Projekt, Kunde), K4 Personen- und Finanzdaten, dazu die Achse «lizenzgebunden» für Normen- und Buchdestillate, die nie extern gespiegelt werden. Je Klasse ist festzulegen, was in den KI-Kontext, in Git und in die Cloud darf. Die zwei Rechtsträger sind Mandanten im Projekt- und im Finanz-Hub. Das Mandantenfeld gehört ab dem ersten Datenbankschema ins Datenmodell.</w:t>
       </w:r>
     </w:p>
     <w:p>
@@ -1570,7 +1934,18 @@
         <w:rPr>
           <w:b/>
         </w:rPr>
-        <w:t>04.6 Die Schichten des Plattform-Hub.</w:t>
+        <w:t>04.6 In Stufe 1 technisch erzwungen.</w:t>
+      </w:r>
+      <w:r>
+        <w:t xml:space="preserve"> Drei Zonen: die Plattform, eine Inhaber-Zone für Finanzen, Stilkorpus und Kontaktregister, die übrige Facharbeit. Dazu die Trennung von Leser und Handelndem. Alle übrigen Hub-Grenzen sind in Stufe 1 Namenskonvention (Ordner, Job-Kennzeichen, Schema-Präfix) und werden erst mit AP14 technisch getrennt. AP0 darf die Zahl der Zonen und Identitäten senken.</w:t>
+      </w:r>
+    </w:p>
+    <w:p>
+      <w:r>
+        <w:rPr>
+          <w:b/>
+        </w:rPr>
+        <w:t>04.7 Die Schichten des Plattform-Hubs.</w:t>
       </w:r>
     </w:p>
     <w:tbl>
@@ -1595,6 +1970,7 @@
       <w:tr>
         <w:trPr>
           <w:cantSplit/>
+          <w:tblHeader/>
         </w:trPr>
         <w:tc>
           <w:tcPr>
@@ -1702,7 +2078,7 @@
                 <w:rFonts w:ascii="Cambria" w:hAnsi="Cambria" w:cs="Cambria" w:eastAsia="Cambria"/>
                 <w:sz w:val="20"/>
               </w:rPr>
-              <w:t>geteilte Schlüssel, voller Zugriff für alle</w:t>
+              <w:t>von Hand verteilte Zugänge</w:t>
             </w:r>
           </w:p>
         </w:tc>
@@ -1724,7 +2100,7 @@
                 <w:rFonts w:ascii="Cambria" w:hAnsi="Cambria" w:cs="Cambria" w:eastAsia="Cambria"/>
                 <w:sz w:val="20"/>
               </w:rPr>
-              <w:t>Laufzeit und Job-System</w:t>
+              <w:t>Job-System</w:t>
             </w:r>
           </w:p>
         </w:tc>
@@ -1814,7 +2190,7 @@
                 <w:rFonts w:ascii="Cambria" w:hAnsi="Cambria" w:cs="Cambria" w:eastAsia="Cambria"/>
                 <w:sz w:val="20"/>
               </w:rPr>
-              <w:t>pauschales Shell-Recht, Schutz per Prompt</w:t>
+              <w:t>weite Rechte, Schutz organisatorisch</w:t>
             </w:r>
           </w:p>
         </w:tc>
@@ -1853,7 +2229,7 @@
                 <w:rFonts w:ascii="Cambria" w:hAnsi="Cambria" w:cs="Cambria" w:eastAsia="Cambria"/>
                 <w:sz w:val="20"/>
               </w:rPr>
-              <w:t>Git für Code und Wissen, Datenbank für Zustand und Register, Objektspeicher für Artefakte</w:t>
+              <w:t>Git für Code und Wissen, Datenbank für Register, Objektspeicher</w:t>
             </w:r>
           </w:p>
         </w:tc>
@@ -1909,7 +2285,7 @@
                 <w:rFonts w:ascii="Cambria" w:hAnsi="Cambria" w:cs="Cambria" w:eastAsia="Cambria"/>
                 <w:sz w:val="20"/>
               </w:rPr>
-              <w:t>Secrets-Speicher, geprüfte Connectoren, später typisierte MCP-Server</w:t>
+              <w:t>Secrets-Speicher, geprüfte Connectoren, später MCP-Server</w:t>
             </w:r>
           </w:p>
         </w:tc>
@@ -1926,7 +2302,7 @@
                 <w:rFonts w:ascii="Cambria" w:hAnsi="Cambria" w:cs="Cambria" w:eastAsia="Cambria"/>
                 <w:sz w:val="20"/>
               </w:rPr>
-              <w:t>19 Einzel-CLIs, Secrets an fünf Orten</w:t>
+              <w:t>19 Einzel-CLIs, verstreute Zugänge</w:t>
             </w:r>
           </w:p>
         </w:tc>
@@ -1982,7 +2358,7 @@
                 <w:rFonts w:ascii="Cambria" w:hAnsi="Cambria" w:cs="Cambria" w:eastAsia="Cambria"/>
                 <w:sz w:val="20"/>
               </w:rPr>
-              <w:t>Textregeln und Hersteller-Klassifikator</w:t>
+              <w:t>organisatorische Regeln</w:t>
             </w:r>
           </w:p>
         </w:tc>
@@ -2021,7 +2397,7 @@
                 <w:rFonts w:ascii="Cambria" w:hAnsi="Cambria" w:cs="Cambria" w:eastAsia="Cambria"/>
                 <w:sz w:val="20"/>
               </w:rPr>
-              <w:t>3-2-1, Restore-Probe, RPO und RTO, Sicherung M365 und bexio</w:t>
+              <w:t>3-2-1, Restore-Probe, RPO und RTO, M365 und bexio</w:t>
             </w:r>
           </w:p>
         </w:tc>
@@ -2094,7 +2470,7 @@
                 <w:rFonts w:ascii="Cambria" w:hAnsi="Cambria" w:cs="Cambria" w:eastAsia="Cambria"/>
                 <w:sz w:val="20"/>
               </w:rPr>
-              <w:t>Wächter-Scripts, Alarm per Mail-Client</w:t>
+              <w:t>Wächter-Scripts, ein abhängiger Alarmkanal</w:t>
             </w:r>
           </w:p>
         </w:tc>
@@ -2206,21 +2582,24 @@
                 <w:rFonts w:ascii="Cambria" w:hAnsi="Cambria" w:cs="Cambria" w:eastAsia="Cambria"/>
                 <w:sz w:val="20"/>
               </w:rPr>
-              <w:t>grep über Dateien, Register bis 1 MB</w:t>
+              <w:t>Suche über Dateien, Register bis 1 MB</w:t>
             </w:r>
           </w:p>
         </w:tc>
       </w:tr>
     </w:tbl>
     <w:p>
+      <w:pPr>
+        <w:spacing w:before="200"/>
+      </w:pPr>
       <w:r>
         <w:rPr>
           <w:b/>
         </w:rPr>
-        <w:t>04.7 Das Zielbild ist ein Vorschlag.</w:t>
+        <w:t>04.8 Das Zielbild ist ein Vorschlag.</w:t>
       </w:r>
       <w:r>
-        <w:t xml:space="preserve"> Hub-Schnitt, Zonen und Schichten sind die Sicht des Auftraggebers. AP0 bestätigt oder korrigiert sie.</w:t>
+        <w:t xml:space="preserve"> Hub-Schnitt, Zonen und Schichten sind die Sicht des Büros. AP0 bestätigt oder korrigiert sie.</w:t>
       </w:r>
     </w:p>
     <w:p>
@@ -2250,7 +2629,7 @@
         <w:t>05.2 Kleiner Kern.</w:t>
       </w:r>
       <w:r>
-        <w:t xml:space="preserve"> Ein Host, eine Datenbank, wenige gemanagte Dienste. Die Zahl der selbst betriebenen Dienste ist ein Abnahmekriterium. Je Schicht ein Architekturentscheid mit Alternative und Ausstiegsweg.</w:t>
+        <w:t xml:space="preserve"> Ein Host, eine Datenbank, wenige gemanagte Dienste. Die Obergrenze der selbst betriebenen Dienste wird in AP0 festgelegt und gilt danach. Je Schicht ein Architekturentscheid mit Alternative und Ausstiegsweg.</w:t>
       </w:r>
     </w:p>
     <w:p>
@@ -2258,10 +2637,10 @@
         <w:rPr>
           <w:b/>
         </w:rPr>
-        <w:t>05.3 Standard vor Eigenbau, gemanagt vor selbst betrieben,</w:t>
+        <w:t>05.3 Standard vor Eigenbau, gemanagt vor selbst betrieben.</w:t>
       </w:r>
       <w:r>
-        <w:t xml:space="preserve"> wo ein Dienst mit Standort Schweiz oder EU genügt.</w:t>
+        <w:t xml:space="preserve"> Das gilt, wo ein Dienst mit Standort Schweiz oder EU genügt.</w:t>
       </w:r>
     </w:p>
     <w:p>
@@ -2294,7 +2673,7 @@
         <w:t>05.6 Minimaler Eigenbetrieb.</w:t>
       </w:r>
       <w:r>
-        <w:t xml:space="preserve"> Der Inhaber ist Architekt, nicht Administrator. Gesucht ist eine Lösung mit Wartungsvertrag, nicht ein zweiter Beruf. Sein Zeitbudget je Woche ist Teil der Planung.</w:t>
+        <w:t xml:space="preserve"> Das Büro hat keine IT-Fachperson und stellt keine an. Gesucht ist eine Lösung mit Wartungsvertrag. Das Zeitbudget des Inhabers je Woche ist Teil der Planung.</w:t>
       </w:r>
     </w:p>
     <w:p>
@@ -2302,10 +2681,10 @@
         <w:rPr>
           <w:b/>
         </w:rPr>
-        <w:t>05.7 Datenhoheit.</w:t>
+        <w:t>05.7 Claude bleibt die KI-Engine.</w:t>
       </w:r>
       <w:r>
-        <w:t xml:space="preserve"> Schweizer DSG, Datenstandort Schweiz oder EU bevorzugt. Die Geheimhaltungsklauseln der Bauherrschaften werden vor jedem Standortentscheid geprüft.</w:t>
+        <w:t xml:space="preserve"> Der Bezugsweg (Abo, API, Cloud-Region) ist ein Entscheid von AP0. Die Kosten der KI-Nutzung trägt das Büro direkt, sie sind nicht Teil der Paketpreise.</w:t>
       </w:r>
     </w:p>
     <w:p>
@@ -2313,10 +2692,10 @@
         <w:rPr>
           <w:b/>
         </w:rPr>
-        <w:t>05.8 macOS bleibt.</w:t>
+        <w:t>05.8 Datenhoheit.</w:t>
       </w:r>
       <w:r>
-        <w:t xml:space="preserve"> Mail-Versand, ArchiCAD, Cinema 4D, InDesign und Rhino sind an Macs gebunden. Die Macs bleiben Arbeitsplätze, einer dient als Mac-Worker der Plattform. Die Festplattenverschlüsselung wird nirgends abgebaut.</w:t>
+        <w:t xml:space="preserve"> Schweizer DSG, Datenstandort Schweiz oder EU bevorzugt. Die Geheimhaltungsklauseln der Bauherrschaften prüft das Büro mit einer Rechtsfachperson vor jedem Standortentscheid.</w:t>
       </w:r>
     </w:p>
     <w:p>
@@ -2324,7 +2703,18 @@
         <w:rPr>
           <w:b/>
         </w:rPr>
-        <w:t>05.9 Microsoft 365 und bexio bleiben.</w:t>
+        <w:t>05.9 macOS bleibt.</w:t>
+      </w:r>
+      <w:r>
+        <w:t xml:space="preserve"> ArchiCAD, Cinema 4D, InDesign und Rhino sind an Macs gebunden. Die Macs bleiben Arbeitsplätze, einer dient als Mac-Worker der Plattform. Die Festplattenverschlüsselung wird nirgends abgebaut. Der Mailweg (heute über den Mail-Client) ist ein Entscheid von AP0.</w:t>
+      </w:r>
+    </w:p>
+    <w:p>
+      <w:r>
+        <w:rPr>
+          <w:b/>
+        </w:rPr>
+        <w:t>05.10 Microsoft 365 und bexio bleiben.</w:t>
       </w:r>
       <w:r>
         <w:t xml:space="preserve"> SharePoint ist die Projektablage, bexio die Buchhaltung.</w:t>
@@ -2335,10 +2725,10 @@
         <w:rPr>
           <w:b/>
         </w:rPr>
-        <w:t>05.10 Etappen mit Rückfallweg und Haltepunkten.</w:t>
+        <w:t>05.11 Etappen mit Rückfallweg und Haltepunkten.</w:t>
       </w:r>
       <w:r>
-        <w:t xml:space="preserve"> Kein Big Bang. Parallelbetrieb, bis die Abnahme je Etappe gemessen ist. Nach jeder Etappe kann der Auftraggeber anhalten.</w:t>
+        <w:t xml:space="preserve"> Kein Big Bang. Parallelbetrieb, bis die Abnahme je Etappe gemessen ist. Nach jeder Etappe kann das Büro anhalten.</w:t>
       </w:r>
     </w:p>
     <w:p>
@@ -2346,10 +2736,10 @@
         <w:rPr>
           <w:b/>
         </w:rPr>
-        <w:t>05.11 Baustopp für Klebstoff.</w:t>
+        <w:t>05.12 Baustopp und eingefrorene Schnittstellen.</w:t>
       </w:r>
       <w:r>
-        <w:t xml:space="preserve"> Ab Auftrag AP0 entstehen im Hub keine neuen Wächter, Scheduler und Queues mehr. Das Ziel soll sich während des Umbaus nicht täglich bewegen.</w:t>
+        <w:t xml:space="preserve"> Ab Auftrag AP0 entstehen im Hub keine neuen Wächter, Scheduler und Queues mehr. Ab Beginn AP5 sind die Schnittstellen zur Plattform eingefroren (Pfadauflösung, Job-Definitionen, Berechtigungseinstellungen, Aufrufe der Connectoren), Änderungen laufen über ein vereinbartes Verfahren. So bleibt der Stand, den AP0 verifiziert, bis zur Abnahme gültig.</w:t>
       </w:r>
     </w:p>
     <w:p>
@@ -2357,10 +2747,10 @@
         <w:rPr>
           <w:b/>
         </w:rPr>
-        <w:t>05.12 Übergabefähig.</w:t>
+        <w:t>05.13 Übergabefähig.</w:t>
       </w:r>
       <w:r>
-        <w:t xml:space="preserve"> Code, Konfiguration und Dokumentation liegen im Repository des Auftraggebers. Kein proprietärer Lock-in, dokumentierter Ausstieg, Nachbau durch eine zweite Fachperson möglich.</w:t>
+        <w:t xml:space="preserve"> Code, Konfiguration und Dokumentation liegen im Repository des Büros. Kein proprietärer Lock-in, dokumentierter Ausstieg, Nachbau durch eine zweite Fachperson möglich.</w:t>
       </w:r>
     </w:p>
     <w:p>
@@ -2376,10 +2766,10 @@
         <w:rPr>
           <w:b/>
         </w:rPr>
-        <w:t>06.0 Übersicht.</w:t>
+        <w:t>06.1 Übersicht.</w:t>
       </w:r>
       <w:r>
-        <w:t xml:space="preserve"> Stufe 1 ist der kleine Kern und beseitigt die kritischen Befunde. Die Ausbaupakete werden einzeln und nur bei ihrem Auslöser bestellt.</w:t>
+        <w:t xml:space="preserve"> AP0 bis AP10 bilden Stufe 1. AP11 bis AP14 sind Ausbaupakete und werden einzeln bei ihrem Auslöser bestellt.</w:t>
       </w:r>
     </w:p>
     <w:tbl>
@@ -2397,18 +2787,19 @@
         </w:tblBorders>
       </w:tblPr>
       <w:tblGrid>
-        <w:gridCol w:w="907"/>
-        <w:gridCol w:w="4762"/>
-        <w:gridCol w:w="1247"/>
-        <w:gridCol w:w="2721"/>
+        <w:gridCol w:w="1134"/>
+        <w:gridCol w:w="3515"/>
+        <w:gridCol w:w="3515"/>
+        <w:gridCol w:w="1474"/>
       </w:tblGrid>
       <w:tr>
         <w:trPr>
           <w:cantSplit/>
+          <w:tblHeader/>
         </w:trPr>
         <w:tc>
           <w:tcPr>
-            <w:tcW w:type="dxa" w:w="907"/>
+            <w:tcW w:type="dxa" w:w="1134"/>
           </w:tcPr>
           <w:p>
             <w:pPr>
@@ -2426,7 +2817,7 @@
         </w:tc>
         <w:tc>
           <w:tcPr>
-            <w:tcW w:type="dxa" w:w="4762"/>
+            <w:tcW w:type="dxa" w:w="3515"/>
           </w:tcPr>
           <w:p>
             <w:pPr>
@@ -2444,7 +2835,7 @@
         </w:tc>
         <w:tc>
           <w:tcPr>
-            <w:tcW w:type="dxa" w:w="1247"/>
+            <w:tcW w:type="dxa" w:w="3515"/>
           </w:tcPr>
           <w:p>
             <w:pPr>
@@ -2456,13 +2847,13 @@
                 <w:b/>
                 <w:sz w:val="20"/>
               </w:rPr>
-              <w:t>Stufe</w:t>
+              <w:t>Ergebnis</w:t>
             </w:r>
           </w:p>
         </w:tc>
         <w:tc>
           <w:tcPr>
-            <w:tcW w:type="dxa" w:w="2721"/>
+            <w:tcW w:type="dxa" w:w="1474"/>
           </w:tcPr>
           <w:p>
             <w:pPr>
@@ -2485,7 +2876,7 @@
         </w:trPr>
         <w:tc>
           <w:tcPr>
-            <w:tcW w:type="dxa" w:w="907"/>
+            <w:tcW w:type="dxa" w:w="1134"/>
           </w:tcPr>
           <w:p>
             <w:pPr>
@@ -2502,7 +2893,7 @@
         </w:tc>
         <w:tc>
           <w:tcPr>
-            <w:tcW w:type="dxa" w:w="4762"/>
+            <w:tcW w:type="dxa" w:w="3515"/>
           </w:tcPr>
           <w:p>
             <w:pPr>
@@ -2519,7 +2910,7 @@
         </w:tc>
         <w:tc>
           <w:tcPr>
-            <w:tcW w:type="dxa" w:w="1247"/>
+            <w:tcW w:type="dxa" w:w="3515"/>
           </w:tcPr>
           <w:p>
             <w:pPr>
@@ -2530,13 +2921,13 @@
                 <w:rFonts w:ascii="Cambria" w:hAnsi="Cambria" w:cs="Cambria" w:eastAsia="Cambria"/>
                 <w:sz w:val="20"/>
               </w:rPr>
-              <w:t>1</w:t>
+              <w:t>verifizierte Befunde, Architekturentscheid, Festpreise</w:t>
             </w:r>
           </w:p>
         </w:tc>
         <w:tc>
           <w:tcPr>
-            <w:tcW w:type="dxa" w:w="2721"/>
+            <w:tcW w:type="dxa" w:w="1474"/>
           </w:tcPr>
           <w:p>
             <w:pPr>
@@ -2558,7 +2949,7 @@
         </w:trPr>
         <w:tc>
           <w:tcPr>
-            <w:tcW w:type="dxa" w:w="907"/>
+            <w:tcW w:type="dxa" w:w="1134"/>
           </w:tcPr>
           <w:p>
             <w:pPr>
@@ -2575,7 +2966,7 @@
         </w:tc>
         <w:tc>
           <w:tcPr>
-            <w:tcW w:type="dxa" w:w="4762"/>
+            <w:tcW w:type="dxa" w:w="3515"/>
           </w:tcPr>
           <w:p>
             <w:pPr>
@@ -2592,7 +2983,7 @@
         </w:tc>
         <w:tc>
           <w:tcPr>
-            <w:tcW w:type="dxa" w:w="1247"/>
+            <w:tcW w:type="dxa" w:w="3515"/>
           </w:tcPr>
           <w:p>
             <w:pPr>
@@ -2603,13 +2994,13 @@
                 <w:rFonts w:ascii="Cambria" w:hAnsi="Cambria" w:cs="Cambria" w:eastAsia="Cambria"/>
                 <w:sz w:val="20"/>
               </w:rPr>
-              <w:t>1</w:t>
+              <w:t>neustartfeste Zentrale, Zonen, Geräteverwaltung</w:t>
             </w:r>
           </w:p>
         </w:tc>
         <w:tc>
           <w:tcPr>
-            <w:tcW w:type="dxa" w:w="2721"/>
+            <w:tcW w:type="dxa" w:w="1474"/>
           </w:tcPr>
           <w:p>
             <w:pPr>
@@ -2631,7 +3022,7 @@
         </w:trPr>
         <w:tc>
           <w:tcPr>
-            <w:tcW w:type="dxa" w:w="907"/>
+            <w:tcW w:type="dxa" w:w="1134"/>
           </w:tcPr>
           <w:p>
             <w:pPr>
@@ -2648,7 +3039,7 @@
         </w:tc>
         <w:tc>
           <w:tcPr>
-            <w:tcW w:type="dxa" w:w="4762"/>
+            <w:tcW w:type="dxa" w:w="3515"/>
           </w:tcPr>
           <w:p>
             <w:pPr>
@@ -2665,7 +3056,7 @@
         </w:tc>
         <w:tc>
           <w:tcPr>
-            <w:tcW w:type="dxa" w:w="1247"/>
+            <w:tcW w:type="dxa" w:w="3515"/>
           </w:tcPr>
           <w:p>
             <w:pPr>
@@ -2676,13 +3067,13 @@
                 <w:rFonts w:ascii="Cambria" w:hAnsi="Cambria" w:cs="Cambria" w:eastAsia="Cambria"/>
                 <w:sz w:val="20"/>
               </w:rPr>
-              <w:t>1</w:t>
+              <w:t>3-2-1 mit Restore-Probe, RPO und RTO</w:t>
             </w:r>
           </w:p>
         </w:tc>
         <w:tc>
           <w:tcPr>
-            <w:tcW w:type="dxa" w:w="2721"/>
+            <w:tcW w:type="dxa" w:w="1474"/>
           </w:tcPr>
           <w:p>
             <w:pPr>
@@ -2704,7 +3095,7 @@
         </w:trPr>
         <w:tc>
           <w:tcPr>
-            <w:tcW w:type="dxa" w:w="907"/>
+            <w:tcW w:type="dxa" w:w="1134"/>
           </w:tcPr>
           <w:p>
             <w:pPr>
@@ -2721,7 +3112,7 @@
         </w:tc>
         <w:tc>
           <w:tcPr>
-            <w:tcW w:type="dxa" w:w="4762"/>
+            <w:tcW w:type="dxa" w:w="3515"/>
           </w:tcPr>
           <w:p>
             <w:pPr>
@@ -2738,7 +3129,7 @@
         </w:tc>
         <w:tc>
           <w:tcPr>
-            <w:tcW w:type="dxa" w:w="1247"/>
+            <w:tcW w:type="dxa" w:w="3515"/>
           </w:tcPr>
           <w:p>
             <w:pPr>
@@ -2749,13 +3140,13 @@
                 <w:rFonts w:ascii="Cambria" w:hAnsi="Cambria" w:cs="Cambria" w:eastAsia="Cambria"/>
                 <w:sz w:val="20"/>
               </w:rPr>
-              <w:t>1</w:t>
+              <w:t>Ausfall in 15 Minuten gemeldet</w:t>
             </w:r>
           </w:p>
         </w:tc>
         <w:tc>
           <w:tcPr>
-            <w:tcW w:type="dxa" w:w="2721"/>
+            <w:tcW w:type="dxa" w:w="1474"/>
           </w:tcPr>
           <w:p>
             <w:pPr>
@@ -2777,7 +3168,7 @@
         </w:trPr>
         <w:tc>
           <w:tcPr>
-            <w:tcW w:type="dxa" w:w="907"/>
+            <w:tcW w:type="dxa" w:w="1134"/>
           </w:tcPr>
           <w:p>
             <w:pPr>
@@ -2794,7 +3185,7 @@
         </w:tc>
         <w:tc>
           <w:tcPr>
-            <w:tcW w:type="dxa" w:w="4762"/>
+            <w:tcW w:type="dxa" w:w="3515"/>
           </w:tcPr>
           <w:p>
             <w:pPr>
@@ -2811,7 +3202,7 @@
         </w:tc>
         <w:tc>
           <w:tcPr>
-            <w:tcW w:type="dxa" w:w="1247"/>
+            <w:tcW w:type="dxa" w:w="3515"/>
           </w:tcPr>
           <w:p>
             <w:pPr>
@@ -2822,13 +3213,13 @@
                 <w:rFonts w:ascii="Cambria" w:hAnsi="Cambria" w:cs="Cambria" w:eastAsia="Cambria"/>
                 <w:sz w:val="20"/>
               </w:rPr>
-              <w:t>1</w:t>
+              <w:t>ein Secrets-Speicher, Minimalrechte</w:t>
             </w:r>
           </w:p>
         </w:tc>
         <w:tc>
           <w:tcPr>
-            <w:tcW w:type="dxa" w:w="2721"/>
+            <w:tcW w:type="dxa" w:w="1474"/>
           </w:tcPr>
           <w:p>
             <w:pPr>
@@ -2850,7 +3241,7 @@
         </w:trPr>
         <w:tc>
           <w:tcPr>
-            <w:tcW w:type="dxa" w:w="907"/>
+            <w:tcW w:type="dxa" w:w="1134"/>
           </w:tcPr>
           <w:p>
             <w:pPr>
@@ -2867,7 +3258,7 @@
         </w:tc>
         <w:tc>
           <w:tcPr>
-            <w:tcW w:type="dxa" w:w="4762"/>
+            <w:tcW w:type="dxa" w:w="3515"/>
           </w:tcPr>
           <w:p>
             <w:pPr>
@@ -2884,7 +3275,7 @@
         </w:tc>
         <w:tc>
           <w:tcPr>
-            <w:tcW w:type="dxa" w:w="1247"/>
+            <w:tcW w:type="dxa" w:w="3515"/>
           </w:tcPr>
           <w:p>
             <w:pPr>
@@ -2895,13 +3286,13 @@
                 <w:rFonts w:ascii="Cambria" w:hAnsi="Cambria" w:cs="Cambria" w:eastAsia="Cambria"/>
                 <w:sz w:val="20"/>
               </w:rPr>
-              <w:t>1</w:t>
+              <w:t>Git als einzige Quelle, Register in der Datenbank</w:t>
             </w:r>
           </w:p>
         </w:tc>
         <w:tc>
           <w:tcPr>
-            <w:tcW w:type="dxa" w:w="2721"/>
+            <w:tcW w:type="dxa" w:w="1474"/>
           </w:tcPr>
           <w:p>
             <w:pPr>
@@ -2923,7 +3314,7 @@
         </w:trPr>
         <w:tc>
           <w:tcPr>
-            <w:tcW w:type="dxa" w:w="907"/>
+            <w:tcW w:type="dxa" w:w="1134"/>
           </w:tcPr>
           <w:p>
             <w:pPr>
@@ -2940,7 +3331,7 @@
         </w:tc>
         <w:tc>
           <w:tcPr>
-            <w:tcW w:type="dxa" w:w="4762"/>
+            <w:tcW w:type="dxa" w:w="3515"/>
           </w:tcPr>
           <w:p>
             <w:pPr>
@@ -2957,7 +3348,7 @@
         </w:tc>
         <w:tc>
           <w:tcPr>
-            <w:tcW w:type="dxa" w:w="1247"/>
+            <w:tcW w:type="dxa" w:w="3515"/>
           </w:tcPr>
           <w:p>
             <w:pPr>
@@ -2968,13 +3359,13 @@
                 <w:rFonts w:ascii="Cambria" w:hAnsi="Cambria" w:cs="Cambria" w:eastAsia="Cambria"/>
                 <w:sz w:val="20"/>
               </w:rPr>
-              <w:t>1</w:t>
+              <w:t>ein Scheduler, eine Laufzeit</w:t>
             </w:r>
           </w:p>
         </w:tc>
         <w:tc>
           <w:tcPr>
-            <w:tcW w:type="dxa" w:w="2721"/>
+            <w:tcW w:type="dxa" w:w="1474"/>
           </w:tcPr>
           <w:p>
             <w:pPr>
@@ -2996,7 +3387,7 @@
         </w:trPr>
         <w:tc>
           <w:tcPr>
-            <w:tcW w:type="dxa" w:w="907"/>
+            <w:tcW w:type="dxa" w:w="1134"/>
           </w:tcPr>
           <w:p>
             <w:pPr>
@@ -3013,7 +3404,7 @@
         </w:tc>
         <w:tc>
           <w:tcPr>
-            <w:tcW w:type="dxa" w:w="4762"/>
+            <w:tcW w:type="dxa" w:w="3515"/>
           </w:tcPr>
           <w:p>
             <w:pPr>
@@ -3030,7 +3421,7 @@
         </w:tc>
         <w:tc>
           <w:tcPr>
-            <w:tcW w:type="dxa" w:w="1247"/>
+            <w:tcW w:type="dxa" w:w="3515"/>
           </w:tcPr>
           <w:p>
             <w:pPr>
@@ -3041,13 +3432,13 @@
                 <w:rFonts w:ascii="Cambria" w:hAnsi="Cambria" w:cs="Cambria" w:eastAsia="Cambria"/>
                 <w:sz w:val="20"/>
               </w:rPr>
-              <w:t>1</w:t>
+              <w:t>Leser und Handelnder getrennt, Audit-Log</w:t>
             </w:r>
           </w:p>
         </w:tc>
         <w:tc>
           <w:tcPr>
-            <w:tcW w:type="dxa" w:w="2721"/>
+            <w:tcW w:type="dxa" w:w="1474"/>
           </w:tcPr>
           <w:p>
             <w:pPr>
@@ -3069,7 +3460,7 @@
         </w:trPr>
         <w:tc>
           <w:tcPr>
-            <w:tcW w:type="dxa" w:w="907"/>
+            <w:tcW w:type="dxa" w:w="1134"/>
           </w:tcPr>
           <w:p>
             <w:pPr>
@@ -3086,7 +3477,7 @@
         </w:tc>
         <w:tc>
           <w:tcPr>
-            <w:tcW w:type="dxa" w:w="4762"/>
+            <w:tcW w:type="dxa" w:w="3515"/>
           </w:tcPr>
           <w:p>
             <w:pPr>
@@ -3103,7 +3494,7 @@
         </w:tc>
         <w:tc>
           <w:tcPr>
-            <w:tcW w:type="dxa" w:w="1247"/>
+            <w:tcW w:type="dxa" w:w="3515"/>
           </w:tcPr>
           <w:p>
             <w:pPr>
@@ -3114,13 +3505,13 @@
                 <w:rFonts w:ascii="Cambria" w:hAnsi="Cambria" w:cs="Cambria" w:eastAsia="Cambria"/>
                 <w:sz w:val="20"/>
               </w:rPr>
-              <w:t>1</w:t>
+              <w:t>Datenklassen, Verzeichnis, Verträge</w:t>
             </w:r>
           </w:p>
         </w:tc>
         <w:tc>
           <w:tcPr>
-            <w:tcW w:type="dxa" w:w="2721"/>
+            <w:tcW w:type="dxa" w:w="1474"/>
           </w:tcPr>
           <w:p>
             <w:pPr>
@@ -3142,7 +3533,7 @@
         </w:trPr>
         <w:tc>
           <w:tcPr>
-            <w:tcW w:type="dxa" w:w="907"/>
+            <w:tcW w:type="dxa" w:w="1134"/>
           </w:tcPr>
           <w:p>
             <w:pPr>
@@ -3159,7 +3550,7 @@
         </w:tc>
         <w:tc>
           <w:tcPr>
-            <w:tcW w:type="dxa" w:w="4762"/>
+            <w:tcW w:type="dxa" w:w="3515"/>
           </w:tcPr>
           <w:p>
             <w:pPr>
@@ -3176,7 +3567,7 @@
         </w:tc>
         <w:tc>
           <w:tcPr>
-            <w:tcW w:type="dxa" w:w="1247"/>
+            <w:tcW w:type="dxa" w:w="3515"/>
           </w:tcPr>
           <w:p>
             <w:pPr>
@@ -3187,13 +3578,13 @@
                 <w:rFonts w:ascii="Cambria" w:hAnsi="Cambria" w:cs="Cambria" w:eastAsia="Cambria"/>
                 <w:sz w:val="20"/>
               </w:rPr>
-              <w:t>1</w:t>
+              <w:t>geprüfte Releases</w:t>
             </w:r>
           </w:p>
         </w:tc>
         <w:tc>
           <w:tcPr>
-            <w:tcW w:type="dxa" w:w="2721"/>
+            <w:tcW w:type="dxa" w:w="1474"/>
           </w:tcPr>
           <w:p>
             <w:pPr>
@@ -3215,7 +3606,7 @@
         </w:trPr>
         <w:tc>
           <w:tcPr>
-            <w:tcW w:type="dxa" w:w="907"/>
+            <w:tcW w:type="dxa" w:w="1134"/>
           </w:tcPr>
           <w:p>
             <w:pPr>
@@ -3232,7 +3623,7 @@
         </w:tc>
         <w:tc>
           <w:tcPr>
-            <w:tcW w:type="dxa" w:w="4762"/>
+            <w:tcW w:type="dxa" w:w="3515"/>
           </w:tcPr>
           <w:p>
             <w:pPr>
@@ -3249,7 +3640,7 @@
         </w:tc>
         <w:tc>
           <w:tcPr>
-            <w:tcW w:type="dxa" w:w="1247"/>
+            <w:tcW w:type="dxa" w:w="3515"/>
           </w:tcPr>
           <w:p>
             <w:pPr>
@@ -3260,13 +3651,13 @@
                 <w:rFonts w:ascii="Cambria" w:hAnsi="Cambria" w:cs="Cambria" w:eastAsia="Cambria"/>
                 <w:sz w:val="20"/>
               </w:rPr>
-              <w:t>1</w:t>
+              <w:t>Klebstoff stillgelegt, Wartungsvertrag</w:t>
             </w:r>
           </w:p>
         </w:tc>
         <w:tc>
           <w:tcPr>
-            <w:tcW w:type="dxa" w:w="2721"/>
+            <w:tcW w:type="dxa" w:w="1474"/>
           </w:tcPr>
           <w:p>
             <w:pPr>
@@ -3288,7 +3679,7 @@
         </w:trPr>
         <w:tc>
           <w:tcPr>
-            <w:tcW w:type="dxa" w:w="907"/>
+            <w:tcW w:type="dxa" w:w="1134"/>
           </w:tcPr>
           <w:p>
             <w:pPr>
@@ -3305,7 +3696,7 @@
         </w:tc>
         <w:tc>
           <w:tcPr>
-            <w:tcW w:type="dxa" w:w="4762"/>
+            <w:tcW w:type="dxa" w:w="3515"/>
           </w:tcPr>
           <w:p>
             <w:pPr>
@@ -3322,7 +3713,7 @@
         </w:tc>
         <w:tc>
           <w:tcPr>
-            <w:tcW w:type="dxa" w:w="1247"/>
+            <w:tcW w:type="dxa" w:w="3515"/>
           </w:tcPr>
           <w:p>
             <w:pPr>
@@ -3333,13 +3724,13 @@
                 <w:rFonts w:ascii="Cambria" w:hAnsi="Cambria" w:cs="Cambria" w:eastAsia="Cambria"/>
                 <w:sz w:val="20"/>
               </w:rPr>
-              <w:t>Ausbau</w:t>
+              <w:t>verkaufbares Kundenstudio</w:t>
             </w:r>
           </w:p>
         </w:tc>
         <w:tc>
           <w:tcPr>
-            <w:tcW w:type="dxa" w:w="2721"/>
+            <w:tcW w:type="dxa" w:w="1474"/>
           </w:tcPr>
           <w:p>
             <w:pPr>
@@ -3361,7 +3752,7 @@
         </w:trPr>
         <w:tc>
           <w:tcPr>
-            <w:tcW w:type="dxa" w:w="907"/>
+            <w:tcW w:type="dxa" w:w="1134"/>
           </w:tcPr>
           <w:p>
             <w:pPr>
@@ -3378,7 +3769,7 @@
         </w:tc>
         <w:tc>
           <w:tcPr>
-            <w:tcW w:type="dxa" w:w="4762"/>
+            <w:tcW w:type="dxa" w:w="3515"/>
           </w:tcPr>
           <w:p>
             <w:pPr>
@@ -3395,7 +3786,7 @@
         </w:tc>
         <w:tc>
           <w:tcPr>
-            <w:tcW w:type="dxa" w:w="1247"/>
+            <w:tcW w:type="dxa" w:w="3515"/>
           </w:tcPr>
           <w:p>
             <w:pPr>
@@ -3406,13 +3797,13 @@
                 <w:rFonts w:ascii="Cambria" w:hAnsi="Cambria" w:cs="Cambria" w:eastAsia="Cambria"/>
                 <w:sz w:val="20"/>
               </w:rPr>
-              <w:t>Ausbau</w:t>
+              <w:t>Suche über alle Wissensbasen</w:t>
             </w:r>
           </w:p>
         </w:tc>
         <w:tc>
           <w:tcPr>
-            <w:tcW w:type="dxa" w:w="2721"/>
+            <w:tcW w:type="dxa" w:w="1474"/>
           </w:tcPr>
           <w:p>
             <w:pPr>
@@ -3434,7 +3825,7 @@
         </w:trPr>
         <w:tc>
           <w:tcPr>
-            <w:tcW w:type="dxa" w:w="907"/>
+            <w:tcW w:type="dxa" w:w="1134"/>
           </w:tcPr>
           <w:p>
             <w:pPr>
@@ -3451,7 +3842,7 @@
         </w:tc>
         <w:tc>
           <w:tcPr>
-            <w:tcW w:type="dxa" w:w="4762"/>
+            <w:tcW w:type="dxa" w:w="3515"/>
           </w:tcPr>
           <w:p>
             <w:pPr>
@@ -3468,7 +3859,7 @@
         </w:tc>
         <w:tc>
           <w:tcPr>
-            <w:tcW w:type="dxa" w:w="1247"/>
+            <w:tcW w:type="dxa" w:w="3515"/>
           </w:tcPr>
           <w:p>
             <w:pPr>
@@ -3479,13 +3870,13 @@
                 <w:rFonts w:ascii="Cambria" w:hAnsi="Cambria" w:cs="Cambria" w:eastAsia="Cambria"/>
                 <w:sz w:val="20"/>
               </w:rPr>
-              <w:t>Ausbau</w:t>
+              <w:t>typisierte Werkzeuge je Domäne</w:t>
             </w:r>
           </w:p>
         </w:tc>
         <w:tc>
           <w:tcPr>
-            <w:tcW w:type="dxa" w:w="2721"/>
+            <w:tcW w:type="dxa" w:w="1474"/>
           </w:tcPr>
           <w:p>
             <w:pPr>
@@ -3507,7 +3898,7 @@
         </w:trPr>
         <w:tc>
           <w:tcPr>
-            <w:tcW w:type="dxa" w:w="907"/>
+            <w:tcW w:type="dxa" w:w="1134"/>
           </w:tcPr>
           <w:p>
             <w:pPr>
@@ -3524,7 +3915,7 @@
         </w:tc>
         <w:tc>
           <w:tcPr>
-            <w:tcW w:type="dxa" w:w="4762"/>
+            <w:tcW w:type="dxa" w:w="3515"/>
           </w:tcPr>
           <w:p>
             <w:pPr>
@@ -3541,7 +3932,7 @@
         </w:tc>
         <w:tc>
           <w:tcPr>
-            <w:tcW w:type="dxa" w:w="1247"/>
+            <w:tcW w:type="dxa" w:w="3515"/>
           </w:tcPr>
           <w:p>
             <w:pPr>
@@ -3552,13 +3943,13 @@
                 <w:rFonts w:ascii="Cambria" w:hAnsi="Cambria" w:cs="Cambria" w:eastAsia="Cambria"/>
                 <w:sz w:val="20"/>
               </w:rPr>
-              <w:t>Ausbau</w:t>
+              <w:t>Rollen, Mandantenräume, Portal</w:t>
             </w:r>
           </w:p>
         </w:tc>
         <w:tc>
           <w:tcPr>
-            <w:tcW w:type="dxa" w:w="2721"/>
+            <w:tcW w:type="dxa" w:w="1474"/>
           </w:tcPr>
           <w:p>
             <w:pPr>
@@ -3576,14 +3967,17 @@
       </w:tr>
     </w:tbl>
     <w:p>
+      <w:pPr>
+        <w:spacing w:before="200"/>
+      </w:pPr>
       <w:r>
         <w:rPr>
           <w:b/>
         </w:rPr>
-        <w:t>06.1 AP0 Audit, Zielarchitektur, Sofortmassnahmen.</w:t>
+        <w:t>06.2 Vorschlagswerte.</w:t>
       </w:r>
       <w:r>
-        <w:t xml:space="preserve"> Verifikation des Befundkatalogs am lebenden System, auch der Punkte, die aus dem Repository nicht prüfbar sind (NAS, Firewall, Tailnet, Entra, GitHub). Bedrohungsmodell für ein agentisches System. Abhängigkeitskarte aller Routinen und der Entscheid, welche gar nicht migriert werden. Kostenmodell der KI-Nutzung in drei Szenarien aus den Journaldaten. Zielarchitektur mit mindestens zwei Varianten und den Kosten über drei Jahre. Ein moderierter Entscheid-Workshop mit Vorschlagswerten für den Inhaber. Sofortmassnahmen in der ersten Woche: Backup nachweisen und eine Datei wirklich zurückholen, zweiter Alarmkanal, Dead-Man-Switch für Tagesbriefing und Fristen-Radar, Zwischenschutz für schreibende Aktionen. Abnahme: jeder kritische Befund ist einem Paket zugeordnet, je Schicht liegt ein Architekturentscheid vor, die Preise für AP1 bis AP10 sind verbindlich.</w:t>
+        <w:t xml:space="preserve"> Die Abnahmewerte unten sind Vorschlagswerte des Büros. Der Ingenieur bestätigt sie in der Offerte oder ersetzt sie mit Begründung. Das Werkzeug je Paket wählt der Ingenieur.</w:t>
       </w:r>
     </w:p>
     <w:p>
@@ -3591,10 +3985,10 @@
         <w:rPr>
           <w:b/>
         </w:rPr>
-        <w:t>06.2 AP1 Host, Netz, Geräte.</w:t>
+        <w:t>06.3 Gemeinsame Pakete.</w:t>
       </w:r>
       <w:r>
-        <w:t xml:space="preserve"> Ein kleiner, headless betriebener Linux-Host oder eine gleichwertige VM bei einem Schweizer Hoster, verschlüsselt mit unbeaufsichtigtem Wiederanlauf, USV, Konfiguration als Code. Netz in Zonen, Fernzugang als Systemdienst mit ACL und Schlüsselablauf. Schlanke Geräteverwaltung für die drei Macs mit Schlüssel-Hinterlegung und Fernlöschung, saubere Neuinstallation der dritten Station. Abnahme: Stecker-Probe bestanden (alle Dienste ohne Person innert 10 Minuten zurück, Datenträger bleiben verschlüsselt), Host in zwei Stunden aus dem Repository neu aufgesetzt, ein verlorenes Notebook innert einer Stunde gesperrt und seine Schlüssel widerrufen.</w:t>
+        <w:t xml:space="preserve"> Bei «gemeinsam» liefert der Ingenieur den Plattformteil, eine Migrationsanleitung und zwei bis drei Referenzmigrationen. Das Büro migriert den Rest mit der KI. Abgenommen und bezahlt wird der Plattformteil an den Referenzfällen, die Migration wird gemeinsam abgenommen.</w:t>
       </w:r>
     </w:p>
     <w:p>
@@ -3602,10 +3996,10 @@
         <w:rPr>
           <w:b/>
         </w:rPr>
-        <w:t>06.3 AP2 Backup, Restore, Notfallhandbuch.</w:t>
+        <w:t>AP0 Audit, Zielarchitektur, Sofortmassnahmen.</w:t>
       </w:r>
       <w:r>
-        <w:t xml:space="preserve"> Dateninventar mit RPO und RTO je Klasse. Sicherung nach 3-2-1 für Bürodaten, Host, Microsoft 365 und bexio, mit verschlüsseltem Ziel ausser Haus. Kapazitäts- und Nachfolgeentscheid für das NAS, Speicherstrategie für den SharePoint-Pool. Berechtigungsmodell des Dateiservers je Person, Dienst und Datenklasse. Löschkonzept, das mit unveränderbaren Sicherungen vereinbar ist. Notfallhandbuch je Szenario samt Stellvertretung. Abnahme: protokollierte Wiederherstellung je Datenklasse, RPO und RTO vom Inhaber unterschrieben und in der Probe eingehalten, eine Notfallübung durchgeführt.</w:t>
+        <w:t xml:space="preserve"> Ziel: ein verifizierter Befund, ein Architekturentscheid und verbindliche Preise für AP1 bis AP10. Inhalt: Verifikation am lebenden System, auch von NAS, Firewall, Fernzugang, Identitätsdienst und Code-Ablage; Bedrohungsmodell für ein agentisches System; Abhängigkeitskarte aller Routinen und Entscheid, welche gar nicht migriert werden; Datenklassen; Kostenmodell der KI-Nutzung in drei Szenarien aus den Journaldaten, auch für den Fall, dass nur fünf bis zehn operative Jobs unbeaufsichtigt laufen; Zielarchitektur mit zwei Varianten und den Kosten über drei Jahre; moderierter Entscheid-Workshop mit Vorschlagswerten. AP0 wird geteilt offeriert: AP0a Audit und Zielarchitektur als Festpreis, AP0b Sofortmassnahmen als Kostendach (Backup-Nachweis, zweiter Alarmkanal, Zwischenschutz: Sende- und Buchungszugänge aus den unbeaufsichtigten Profilen nehmen, Sperrliste). Vor der nachgewiesenen Wiederherstellung einer Datei greift der Ingenieur nicht schreibend in NAS und Stationen ein. Abnahme: jeder kritische Befund ist einem Paket zugeordnet, je Schicht liegt ein Architekturentscheid vor.</w:t>
       </w:r>
     </w:p>
     <w:p>
@@ -3613,10 +4007,10 @@
         <w:rPr>
           <w:b/>
         </w:rPr>
-        <w:t>06.4 AP3 Monitoring und Alarm.</w:t>
+        <w:t>AP1 Host, Netz, Geräte.</w:t>
       </w:r>
       <w:r>
-        <w:t xml:space="preserve"> Überwachung ausserhalb der überwachten Systeme: Erfolgs-Heartbeat je Job, Erreichbarkeit von aussen, echter Lese-Check je Connector, Ablauf aller Tokens und Zertifikate, Zustand und Füllstand von NAS und SharePoint, Uhrendrift der Stationen. Alarm über einen unabhängigen Kanal mit Zustellnachweis und Eskalation. Abnahme: simulierter Ausfall von Host, NAS, Tunnel und einem Aufsichtsjob ist je innert 15 Minuten auf dem Telefon des Inhabers, auch bei geschlossenem Mail-Client und leerem KI-Kontingent.</w:t>
+        <w:t xml:space="preserve"> Ziel: eine Zentrale, die ohne Person wieder anläuft. Randbedingungen: kleiner, headless betriebener Linux-Host oder gleichwertige VM in der Schweiz oder EU, verschlüsselt, USV, Konfiguration als Code; Netz in Zonen, Fernzugang als Systemdienst nach Least Privilege; schlanke Geräteverwaltung für die Macs mit Schlüssel-Hinterlegung und Fernlöschung, Grundinstallation aller Stationen nach Standard. Abnahme: Stecker-Probe für Host und Plattformdienste bestanden (ohne Person innert 10 Minuten zurück, Datenträger bleiben verschlüsselt), der Mac-Worker meldet sich nach Anmeldung selbst zurück; Host in zwei Stunden aus dem Repository neu aufgesetzt; Zugänge eines verlorenen Geräts innert einer Stunde widerrufen, Sperrbefehl abgesetzt.</w:t>
       </w:r>
     </w:p>
     <w:p>
@@ -3624,10 +4018,10 @@
         <w:rPr>
           <w:b/>
         </w:rPr>
-        <w:t>06.5 AP4 Secrets und Least Privilege.</w:t>
+        <w:t>AP2 Backup, Restore, Notfallhandbuch.</w:t>
       </w:r>
       <w:r>
-        <w:t xml:space="preserve"> Ein Secrets-Speicher als einzige Quelle mit Inventar, Rotation und Ablaufüberwachung. Rechte der Microsoft-365-Anbindung auf das Nötige zugeschnitten und getrennt nach Lesen, Schreiben, Senden, Schlüssel je Gerät und nicht exportierbar. Härtung des Git-Kontos. Abnahme: kein Klartext-Secret auf einer Station oder dem NAS, keine Anbindung mit tenantweiten Vollrechten mehr aktiv, alte Zugänge erst deaktiviert und nach 30 Tagen gelöscht.</w:t>
+        <w:t xml:space="preserve"> Ziel: Wiederherstellbarkeit ist nachgewiesen statt behauptet. Randbedingungen: Dateninventar mit RPO und RTO je Klasse; 3-2-1 für Bürodaten, Host und Microsoft 365 mit verschlüsseltem Ziel ausser Haus, periodischer bexio-Export; Kapazitäts- und Nachfolgeentscheid für das NAS, Speicherstrategie für den SharePoint-Pool; Berechtigungsmodell des Dateiservers je Person, Dienst und Datenklasse; Löschkonzept, das mit unveränderbaren Sicherungen vereinbar ist; Notfallhandbuch je Szenario samt Stellvertretung. Abnahme: protokollierte Wiederherstellung je Datenklasse, bexio-Export erzeugt und auf Lesbarkeit geprüft, RPO und RTO vom Inhaber unterschrieben und in der Probe eingehalten, eine Notfallübung durchgeführt.</w:t>
       </w:r>
     </w:p>
     <w:p>
@@ -3635,10 +4029,10 @@
         <w:rPr>
           <w:b/>
         </w:rPr>
-        <w:t>06.6 AP5 Daten und Sync.</w:t>
+        <w:t>AP3 Monitoring und Alarm.</w:t>
       </w:r>
       <w:r>
-        <w:t xml:space="preserve"> SMB aus dem kritischen Pfad, aufbauend auf der vorhandenen Systemanalyse: Git als einzige Quelle, lokale Klone, Pfadauflösung per Konfiguration. Schnitt des Repository in Plattform, Harness, Wissen und Privates. Register, Journale und Telemetrie in die Datenbank, mit Kommandozeile für die Agenten und lesbarem Export. Binärdaten in den Objektspeicher. Hub-Ausgaben serverseitig in SharePoint statt über lokale Sync-Ordner. Abnahme: alle Stationen arbeiten bei ausgehängtem NAS, kein Status-Commit mehr, 14 Tage ohne Divergenz.</w:t>
+        <w:t xml:space="preserve"> Ziel: jeder Ausfall wird innert Minuten gemeldet, auch wenn NAS, Tunnel, Mail-Client oder KI-Kontingent betroffen sind. Randbedingungen: Überwachung ausserhalb der überwachten Systeme; Erfolgs-Heartbeat je Job, Erreichbarkeit von aussen, echter Lese-Check je Connector, Ablauf aller Tokens und Zertifikate, Zustand und Füllstand von NAS und SharePoint, Uhrendrift der Stationen; keine Dashboard-Landschaft. Abnahme: simulierter Ausfall von Host, NAS, Tunnel und einem Aufsichtsjob löst je innert 15 Minuten einen Alarm aus, den der Push-Dienst als zugestellt quittiert.</w:t>
       </w:r>
     </w:p>
     <w:p>
@@ -3646,10 +4040,10 @@
         <w:rPr>
           <w:b/>
         </w:rPr>
-        <w:t>06.7 AP6 Job-System und Agenten-Laufzeit.</w:t>
+        <w:t>AP4 Secrets und Least Privilege.</w:t>
       </w:r>
       <w:r>
-        <w:t xml:space="preserve"> Ein Scheduler mit persistentem Zustand, Retry mit Obergrenze, Timeout, Idempotenz, Budget je Lauf, Nachholen und Abbruch bei fehlendem Ertrag. Eine Agenten-Laufzeit mit gepinnter Version und genau einer Anmeldungsquelle, je Jobklasse umstellbar zwischen Abo und API. Mac-Worker unter eigenem macOS-Benutzer nur mit dem Geschäftskonto, der Aufträge abholt statt von aussen angesprochen zu werden. Migration in Wellen: Aufsicht zuerst im Schattenbetrieb (beide erzeugen, nur das alte System sendet), operative Jobs danach, Lern-Loops zuletzt. Getrennte Kontingente für operative und lernende Läufe. Authentisierter Weg, unterwegs Aufträge einzureichen. Abnahme: technische Fehlläufe unter 5 % über 14 Tage (Kontingent-Aufschübe zählen als aufgeschoben), kein Doppellauf, Tagesbriefing und Fristen-Radar 14 Tage in Folge geliefert, jede Routine mit Takt, letztem Ergebnis und nächstem Lauf an einem Ort sichtbar.</w:t>
+        <w:t xml:space="preserve"> Ziel: ein verlorenes Gerät oder ein kompromittierter Zugang gefährdet nicht mehr das Ganze. Randbedingungen: ein Secrets-Speicher als einzige Quelle mit Inventar, Rotation und Ablaufüberwachung; Rechte der Microsoft-365-Anbindung auf das Nötige zugeschnitten und getrennt nach Lesen, Schreiben und Senden; Schlüssel je Gerät und nicht exportierbar; Zugriffsschutz der Code-Ablage nach Stand der Technik. Abnahme: alle Secrets liegen ausschliesslich im Secrets-Speicher, jede Anbindung arbeitet mit dokumentierten Minimalrechten, alte Zugänge erst deaktiviert und nach 30 Tagen gelöscht.</w:t>
       </w:r>
     </w:p>
     <w:p>
@@ -3657,10 +4051,10 @@
         <w:rPr>
           <w:b/>
         </w:rPr>
-        <w:t>06.8 AP7 Agentische Sicherheit und Freigabeschicht.</w:t>
+        <w:t>AP5 Daten und Sync.</w:t>
       </w:r>
       <w:r>
-        <w:t xml:space="preserve"> Berechtigungsprofile je Jobklasse, vom werkzeuglosen Leser für Mail, Web und PDF bis zum aussenwirksamen Profil, auch für interaktive Sitzungen und Cloud-Connectoren. Freigabeschicht ausserhalb der KI für senden, buchen, mahnen und Berechtigungen ändern: Regeln als Code, Betrags- und Mengengrenzen, authentisierte Freigabe per Push, zuerst beobachtend, dann erzwingend. Die KI hält die Schreibzugänge zu Mailversand und Buchhaltung nie selbst. Signierte Aufträge statt Ausführung aus Dateien. Audit-Log ausserhalb der Schreibreichweite der Agenten. Testkonten für Buchhaltung, Postfach und SharePoint. Abnahme: wiederkehrende Red-Team-Suite in der CI mit null Aussenwirkungen und null Datenabflüssen, die Freigabeschicht verweigert bei eigenem Ausfall, Änderungen an Policy und Profilen nur durch benannte Personen.</w:t>
+        <w:t xml:space="preserve"> Ziel: der Hub arbeitet auf jeder Station ohne Netzlaufwerk. Randbedingungen: aufbauend auf der vorhandenen Systemanalyse, Git als einzige Quelle mit lokalen Klonen und Pfadauflösung per Konfiguration; Schnitt des Repositorys in Plattform, Harness, Wissen und Privates, in einem Zug mit dem Neuaufsetzen auf bereinigtem Stand (altes Repository eingefroren); Branch-Schutz auch für Bots, CI-Gerüst und Prüfung auf Secrets und Personendaten ab dem ersten Tag; Register, Journale und Telemetrie in die Datenbank, mit Kommandozeile für die Agenten und lesbarem Export; Binärdaten in den Objektspeicher; Hub-Ausgaben serverseitig in SharePoint statt über lokale Sync-Ordner. Abnahme: alle Stationen arbeiten bei ausgehängtem NAS, kein Status-Commit mehr, 14 Tage ohne Divergenz an den Referenzfällen.</w:t>
       </w:r>
     </w:p>
     <w:p>
@@ -3668,10 +4062,10 @@
         <w:rPr>
           <w:b/>
         </w:rPr>
-        <w:t>06.9 AP8 Datenschutz nach DSG.</w:t>
+        <w:t>AP6 Job-System und Agenten-Laufzeit.</w:t>
       </w:r>
       <w:r>
-        <w:t xml:space="preserve"> Datenklassen, Bearbeitungsverzeichnis, Übersicht der Auftragsbearbeiter mit Datenstandort, Lösch- und Aufbewahrungskonzept, Folgenabschätzung für das agentische System, Ablauf bei einer Verletzung der Datensicherheit. Klärung der Vertragsgrundlage der KI-Nutzung, auch der interaktiven. Personendaten aus Grundkontext und Repository in einen zugriffsgesteuerten, löschfähigen Speicher. Repositories mit bereinigtem Stand neu aufsetzen, das alte einfrieren. Technisch erzwungene Ausschlusslisten. Juristische Fragen benennen Sie, beantworten muss sie eine Rechtsfachperson, die der Auftraggeber früh beizieht. Abnahme: ein gesperrter Ordner ist für Inventar- und Lernläufe technisch nicht lesbar, ein Commit mit Personendaten oder Secret wird abgewiesen, Verzeichnis und Verträge liegen vor.</w:t>
+        <w:t xml:space="preserve"> Ziel: ein einziges Job-System ersetzt die sieben Scheduler und fünf Queues. Randbedingungen: Zustand, Obergrenze für Wiederholungen, Timeout, Idempotenz, Budget je Lauf, Nachholen, Abbruch bei fehlendem Ertrag; eine Laufzeit mit gepinnter Version und genau einer Anmeldungsquelle, je Jobklasse umstellbar zwischen Abo und API (Entscheid aus AP0 ist Vorbedingung); Mac-Worker unter eigenem Benutzer mit dediziertem Konto, der Aufträge abholt, statt von aussen angesprochen zu werden; Aufsicht zuerst und im Schattenbetrieb (beide Systeme erzeugen, nur das alte sendet), mit Leserprofil und Freigabeschicht im Beobachtungsmodus; operative Jobs danach, Lern-Loops zuletzt; getrennte Kontingente für operative und lernende Läufe; ein Weg, unterwegs Aufträge einzureichen. Abnahme: Fehlläufe mit Ursache in der Plattform (Scheduler, Laufzeit, Secrets, Netz) unter 5 % über 14 Tage, Ausfälle des KI-Anbieters sowie Anmelde- und Kontingentfehler des gewählten Bezugswegs getrennt ausgewiesen; kein Doppellauf; Tagesbriefing und Fristen-Radar 14 Tage in Folge geliefert; jede Routine mit Takt, letztem Ergebnis und nächstem Lauf an einem Ort sichtbar.</w:t>
       </w:r>
     </w:p>
     <w:p>
@@ -3679,10 +4073,10 @@
         <w:rPr>
           <w:b/>
         </w:rPr>
-        <w:t>06.10 AP9 Delivery.</w:t>
+        <w:t>AP7 Agentische Sicherheit und Freigabeschicht.</w:t>
       </w:r>
       <w:r>
-        <w:t xml:space="preserve"> Branch, Review, CI, Tag und Rollback für Plattform und Harness. Produktion zieht nur freigegebene Stände. Lern-Loops schreiben in einen Staging-Zweig mit Diff-Gate, die Selbstverbesserung erzeugt Vorschläge statt Direktedits. Festgelegt ist, welche Änderungsklassen nach grüner Prüfung automatisch übernommen werden und welche der Inhaber freigibt, auf dem Telefon, mit einem Klick und Frist. Evaluations-Suite aus den vorhandenen Goldstandards, Tests der fachlichen Rechenkerne, gepinnte Werkzeuge. Abnahme: direkter Push in die Produktion ist auch für Bots gesperrt, Grundkontext dauerhaft unter 100 kB, Rollback in 10 Minuten vorgeführt.</w:t>
+        <w:t xml:space="preserve"> Ziel: eine präparierte Mail oder ein präpariertes Dokument kann keine Aussenwirkung auslösen. Randbedingungen: Berechtigungsprofile je Jobklasse, vom werkzeuglosen Leser bis zum aussenwirksamen Profil, für interaktive Sitzungen eine empfohlene Konfiguration; Freigabeschicht ausserhalb der KI für Senden, Buchen, Mahnen und das Ändern von Berechtigungen, mit Regeln als Code, Betrags- und Mengengrenzen und Freigabe per Push, zuerst beobachtend, dann erzwingend; die Schreibzugänge zu Mailversand und Buchhaltung liegen in der Freigabeschicht; signierte Aufträge; Audit-Log ausserhalb der Schreibreichweite der Agenten; Testkonten stellt das Büro bei. Abnahme: das Leserprofil hat nachweislich keine Werkzeuge und keinen Netzausgang, aussenwirksame Aktionen sind nur über die Freigabeschicht möglich (Konfigurationsnachweis); eine Suite mit präparierten Mails und Dokumenten, vom Ingenieur erstellt und vom Büro erweiterbar, löst in der CI weder eine Aktion noch einen Datenabfluss aus; die Freigabeschicht verweigert bei eigenem Ausfall; Policy und Profile ändern nur benannte Personen.</w:t>
       </w:r>
     </w:p>
     <w:p>
@@ -3690,10 +4084,10 @@
         <w:rPr>
           <w:b/>
         </w:rPr>
-        <w:t>06.11 AP10 Rückbau, Übergabe, Wartung.</w:t>
+        <w:t>AP8 Datenschutz nach DSG.</w:t>
       </w:r>
       <w:r>
-        <w:t xml:space="preserve"> Stilllegen des Klebstoffs mit 60 Tagen Vorhaltung. Runbooks aus der Betriebs-Chronik, auch für Sicherheitsvorfälle. Schulung des Inhabers. Wartungsvertrag mit Reaktionszeiten, Patch-Fenstern, Stellvertretung, halbjährlichem Review und Kostenübersicht. Abnahme: eine zweite Fachperson baut einen Dienst aus dem Repository nach, der gesunkene Betriebsaufwand des Inhabers ist nach drei Monaten gemessen.</w:t>
+        <w:t xml:space="preserve"> Ziel: ein tragfähiger Rahmen für Mitarbeitende, Partner und Bauherrschaften. Randbedingungen: Datenklassen (Festlegung bereits in AP0), Bearbeitungsverzeichnis, Übersicht der Auftragsbearbeiter mit Datenstandort, Lösch- und Aufbewahrungskonzept, Folgenabschätzung für das agentische System, Ablauf bei einer Verletzung der Datensicherheit; Personendaten aus Grundkontext und Repository in einen zugriffsgesteuerten, löschfähigen Speicher; technisch erzwungene Ausschlusslisten. Juristische Fragen benennt der Ingenieur, beantworten muss sie eine Rechtsfachperson, die das Büro früh beizieht. Die Vertragslage der heutigen KI-Nutzung klärt das Büro als Vorleistung. Abnahme: ein gesperrter Ordner ist für Inventar- und Lernläufe technisch nicht lesbar, ein Commit mit Personendaten oder Secret wird abgewiesen, Verzeichnis und Verträge liegen vor.</w:t>
       </w:r>
     </w:p>
     <w:p>
@@ -3701,7 +4095,29 @@
         <w:rPr>
           <w:b/>
         </w:rPr>
-        <w:t>06.12 AP11 Studio-Hosting mit Anmeldung.</w:t>
+        <w:t>AP9 Delivery: Review, CI, Evals.</w:t>
+      </w:r>
+      <w:r>
+        <w:t xml:space="preserve"> Ziel: die KI baut weiter, aber Änderungen erreichen die Produktion nur geprüft und rückholbar. Randbedingungen: Tag und Rollback für Plattform und Harness, Produktion zieht nur freigegebene Stände; Lern-Loops schreiben in einen Staging-Zweig mit Diff-Gate, die Selbstverbesserung erzeugt Vorschläge statt Direkt-Edits; festgelegt ist, welche Änderungsklassen nach grüner Prüfung automatisch übernommen werden und welche der Inhaber freigibt, auf dem Telefon, mit einem Klick und Frist; Evaluations-Suite aus den vorhandenen Goldstandards, Tests der fachlichen Rechenkerne, gepinnte Werkzeuge. Abnahme: direkter Push in die Produktion ist auch für Bots gesperrt, eine Überschreitung des Grundkontexts von 100 kB blockiert die Übernahme, Rollback in 10 Minuten vorgeführt.</w:t>
+      </w:r>
+    </w:p>
+    <w:p>
+      <w:r>
+        <w:rPr>
+          <w:b/>
+        </w:rPr>
+        <w:t>AP10 Rückbau, Übergabe, Wartung.</w:t>
+      </w:r>
+      <w:r>
+        <w:t xml:space="preserve"> Ziel: der Klebstoff ist stillgelegt und der Betrieb betreut. Randbedingungen: Stilllegen mit 60 Tagen Vorhaltung; Runbooks aus der Betriebs-Chronik, auch für Sicherheitsvorfälle; Schulung des Inhabers; Wartungsvertrag für den Plattform-Hub mit Reaktionszeiten, Patch-Fenstern, Stellvertretung und halbjährlichem Review. Fach-Hubs und Inhalte der Routinen verantwortet das Büro, Ausfälle von Drittdiensten sind von den Reaktionszeiten ausgenommen. Servicezeiten: ________________. Abnahme: eine zweite Fachperson, die das Büro stellt, baut einen Dienst aus dem Repository nach; der Betriebsaufwand des Inhabers ist in AP0 gemessen und wird nach drei Monaten im Rahmen der Wartung nachgemessen.</w:t>
+      </w:r>
+    </w:p>
+    <w:p>
+      <w:r>
+        <w:rPr>
+          <w:b/>
+        </w:rPr>
+        <w:t>AP11 Studio-Hosting mit Anmeldung.</w:t>
       </w:r>
       <w:r>
         <w:t xml:space="preserve"> Auslöser: der nächste zahlende Studio-Kunde. Statisches Hosting in der Schweiz oder EU hinter Anmeldung, mit Ablaufdatum, Widerruf, Zugriffsprotokoll und Deployment aus versionierter Quelle. Rechenkern aus einer Quelle mit Paritätstests. Dieses Paket ist klein und darf früh kommen, weil es das nächste verkaufbare Produkt trägt.</w:t>
@@ -3712,10 +4128,10 @@
         <w:rPr>
           <w:b/>
         </w:rPr>
-        <w:t>06.13 AP12 Wissensplattform.</w:t>
+        <w:t>AP12 Wissensplattform mit Hybrid-Suche.</w:t>
       </w:r>
       <w:r>
-        <w:t xml:space="preserve"> Auslöser: messbar bremsendes Retrieval. Volltext- und Vektorsuche über alle Wissensbasen, Provenienz mit Dokument-ID und Quellversion, Evaluations-Sets je Wissensbasis, Auslieferung als ein Werkzeug für die Agenten. Die Erschliessung des Archivs mit 1.9 TB ist ein eigenes Vorhaben und nicht Teil dieses Pakets.</w:t>
+        <w:t xml:space="preserve"> Auslöser: messbar bremsendes Retrieval. Volltext- und Vektorsuche über alle Wissensbasen, Provenienz mit Dokument-ID und Quellversion, Evaluations-Sets je Wissensbasis, Auslieferung als ein Werkzeug für die Agenten. Die Erschliessung des Archivs mit 1.9 TB ist ein eigenes Vorhaben und nicht Teil dieses Pakets.</w:t>
       </w:r>
     </w:p>
     <w:p>
@@ -3723,7 +4139,7 @@
         <w:rPr>
           <w:b/>
         </w:rPr>
-        <w:t>06.14 AP13 Integrations-Hub.</w:t>
+        <w:t>AP13 Integrations-Hub (MCP).</w:t>
       </w:r>
       <w:r>
         <w:t xml:space="preserve"> Auslöser: neue Integrationen oder Mitarbeitende, die dieselben Werkzeuge brauchen. Typisierte MCP-Server je Domäne, gemeinsames Connector-SDK, Katalog als Daten, Sanierung der fragilen Portal-Logins.</w:t>
@@ -3734,7 +4150,7 @@
         <w:rPr>
           <w:b/>
         </w:rPr>
-        <w:t>06.15 AP14 Mitarbeitende, Mandanten, Portal.</w:t>
+        <w:t>AP14 Mitarbeitende, Mandanten, Portal.</w:t>
       </w:r>
       <w:r>
         <w:t xml:space="preserve"> Auslöser: erste Anstellung, Start der AG, erster Partnervertrag. Rollen, Zugriff im Namen der anfragenden Person, Mandantenräume, Portal für Partner und Bauherrschaften.</w:t>
@@ -3753,10 +4169,10 @@
         <w:rPr>
           <w:b/>
         </w:rPr>
-        <w:t>07.1 Der Ingenieur</w:t>
+        <w:t>07.1 Der Ingenieur.</w:t>
       </w:r>
       <w:r>
-        <w:t xml:space="preserve"> baut und verantwortet den Plattform-Hub, setzt die Leitplanken für die KI und nimmt Änderungen an Plattform, Policy und Profilen ab. Er ist selbst Auftragsbearbeiter mit hohen Rechten: benanntes Admin-Konto mit MFA, zeitlich begrenzte Rechte, protokollierte Eingriffe, geregelter Austritt.</w:t>
+        <w:t xml:space="preserve"> Er baut und verantwortet den Plattform-Hub, setzt die Leitplanken für die KI und nimmt Änderungen an Plattform, Policy und Profilen ab. Er ist selbst Auftragsbearbeiter mit hohen Rechten: benanntes Admin-Konto mit MFA, zeitlich begrenzte Rechte, protokollierte Eingriffe, geregelter Austritt.</w:t>
       </w:r>
     </w:p>
     <w:p>
@@ -3764,10 +4180,10 @@
         <w:rPr>
           <w:b/>
         </w:rPr>
-        <w:t>07.2 Das Büro mit der KI</w:t>
+        <w:t>07.2 Das Büro mit der KI.</w:t>
       </w:r>
       <w:r>
-        <w:t xml:space="preserve"> baut die Fach-Hubs weiter, stellt Pfade und Routinen auf die neue Plattform um und liefert Messwerte und Dokumentation zu. Diese Eigenleistung weisen Sie in der Offerte je Paket aus.</w:t>
+        <w:t xml:space="preserve"> Es baut die Fach-Hubs weiter, stellt Pfade und Routinen auf die neue Plattform um und liefert Messwerte und Dokumentation zu.</w:t>
       </w:r>
     </w:p>
     <w:p>
@@ -3775,10 +4191,10 @@
         <w:rPr>
           <w:b/>
         </w:rPr>
-        <w:t>07.3 Der Inhaber</w:t>
+        <w:t>07.3 Der Inhaber.</w:t>
       </w:r>
       <w:r>
-        <w:t xml:space="preserve"> entscheidet Varianten, Budget, Datenstandort und Freigaben und nimmt jede Etappe ab. Sein Zeitbedarf je Woche steht in der Offerte.</w:t>
+        <w:t xml:space="preserve"> Er entscheidet Varianten, Budget, Datenstandort und Freigaben und nimmt jede Etappe ab. Er stellt ________________ Tage je Woche und entscheidet innert ________________ Arbeitstagen. Verzug auf seiner Seite verlängert die Termine.</w:t>
       </w:r>
     </w:p>
     <w:p>
@@ -3786,10 +4202,10 @@
         <w:rPr>
           <w:b/>
         </w:rPr>
-        <w:t>07.4 Die KI als Werkzeug des Ingenieurs.</w:t>
+        <w:t>07.4 KI-Werkzeuge des Ingenieurs.</w:t>
       </w:r>
       <w:r>
-        <w:t xml:space="preserve"> Das System ist vollständig dokumentiert und per KI bearbeitbar. Wo Sie dadurch Aufwand sparen, weisen Sie das im Preis aus.</w:t>
+        <w:t xml:space="preserve"> Ihr Einsatz ist erwünscht. Konto, Datenklassen und Vertragsgrundlage werden in der Vereinbarung zur Auftragsbearbeitung geregelt.</w:t>
       </w:r>
     </w:p>
     <w:p>
@@ -3800,6 +4216,14 @@
         <w:t>08 Etappen</w:t>
       </w:r>
     </w:p>
+    <w:p>
+      <w:r>
+        <w:rPr>
+          <w:b/>
+        </w:rPr>
+        <w:t>08.1 Übersicht.</w:t>
+      </w:r>
+    </w:p>
     <w:tbl>
       <w:tblPr>
         <w:tblW w:type="dxa" w:w="9639"/>
@@ -3822,6 +4246,7 @@
       <w:tr>
         <w:trPr>
           <w:cantSplit/>
+          <w:tblHeader/>
         </w:trPr>
         <w:tc>
           <w:tcPr>
@@ -3912,7 +4337,7 @@
                 <w:rFonts w:ascii="Cambria" w:hAnsi="Cambria" w:cs="Cambria" w:eastAsia="Cambria"/>
                 <w:sz w:val="20"/>
               </w:rPr>
-              <w:t>Geheimhaltung, Einsicht, Begehung, Offerte</w:t>
+              <w:t>Interesse, Geheimhaltung, Begehung, Offerte</w:t>
             </w:r>
           </w:p>
         </w:tc>
@@ -4024,7 +4449,7 @@
                 <w:rFonts w:ascii="Cambria" w:hAnsi="Cambria" w:cs="Cambria" w:eastAsia="Cambria"/>
                 <w:sz w:val="20"/>
               </w:rPr>
-              <w:t>Risiko zuerst: AP1 bis AP4</w:t>
+              <w:t>Risiko zuerst: AP1 bis AP4</w:t>
             </w:r>
           </w:p>
         </w:tc>
@@ -4041,7 +4466,7 @@
                 <w:rFonts w:ascii="Cambria" w:hAnsi="Cambria" w:cs="Cambria" w:eastAsia="Cambria"/>
                 <w:sz w:val="20"/>
               </w:rPr>
-              <w:t>gesicherte Daten, Alarm, enge Rechte. Haltepunkt</w:t>
+              <w:t>gesicherte Daten, Alarm, enge Rechte (Haltepunkt)</w:t>
             </w:r>
           </w:p>
         </w:tc>
@@ -4097,7 +4522,7 @@
                 <w:rFonts w:ascii="Cambria" w:hAnsi="Cambria" w:cs="Cambria" w:eastAsia="Cambria"/>
                 <w:sz w:val="20"/>
               </w:rPr>
-              <w:t>ein Job-System ohne SMB. Haltepunkt</w:t>
+              <w:t>ein Job-System ohne SMB (Haltepunkt)</w:t>
             </w:r>
           </w:p>
         </w:tc>
@@ -4248,7 +4673,7 @@
                 <w:rFonts w:ascii="Cambria" w:hAnsi="Cambria" w:cs="Cambria" w:eastAsia="Cambria"/>
                 <w:sz w:val="20"/>
               </w:rPr>
-              <w:t>AP11 bis AP14 je bei Auslöser</w:t>
+              <w:t>AP11 bis AP14 je bei Auslöser</w:t>
             </w:r>
           </w:p>
         </w:tc>
@@ -4272,14 +4697,28 @@
       </w:tr>
     </w:tbl>
     <w:p>
+      <w:pPr>
+        <w:spacing w:before="200"/>
+      </w:pPr>
       <w:r>
         <w:rPr>
           <w:b/>
         </w:rPr>
-        <w:t>08.1 Termine.</w:t>
+        <w:t>08.2 Beginn AP0.</w:t>
       </w:r>
       <w:r>
-        <w:t xml:space="preserve"> Gewünschter Beginn AP0: ________________. Gewünschter Abschluss Stufe 1: ________________.</w:t>
+        <w:t xml:space="preserve"> Gewünscht: ________________.</w:t>
+      </w:r>
+    </w:p>
+    <w:p>
+      <w:r>
+        <w:rPr>
+          <w:b/>
+        </w:rPr>
+        <w:t>08.3 Abschluss Stufe 1.</w:t>
+      </w:r>
+      <w:r>
+        <w:t xml:space="preserve"> Gewünscht: ________________.</w:t>
       </w:r>
     </w:p>
     <w:p>
@@ -4298,7 +4737,7 @@
         <w:t>09.1 Form.</w:t>
       </w:r>
       <w:r>
-        <w:t xml:space="preserve"> PDF, höchstens 15 Seiten, dazu das Preisblatt je Paket.</w:t>
+        <w:t xml:space="preserve"> PDF, höchstens zehn Seiten, dazu das Preisblatt je Paket.</w:t>
       </w:r>
     </w:p>
     <w:p>
@@ -4309,7 +4748,7 @@
         <w:t>09.2 Preise.</w:t>
       </w:r>
       <w:r>
-        <w:t xml:space="preserve"> AP0 als Festpreis. AP1 bis AP10 je als Festpreis oder Kostendach in Ingenieurtagen, verbindlich nach AP0. AP11 bis AP14 als Richtpreis mit Annahmen. Wartung als Monatspauschale mit Leistungsumfang, dazu Stundenansätze nach Funktion. Alle Preise in CHF, exklusive MWST, MWST ausgewiesen.</w:t>
+        <w:t xml:space="preserve"> AP0a als Festpreis, AP0b als Kostendach. AP1 bis AP14 je als Richtpreis-Bandbreite in Ingenieurtagen mit Annahmen; verbindlich werden AP1 bis AP10 als Ergebnis von AP0. Wartung als Richtwert je Monat mit Leistungsumfang. Stundenansätze nach Funktion. Alle Preise in CHF, exklusive MWST, MWST ausgewiesen. Wo die KI-Bearbeitbarkeit des Systems Ihnen Aufwand spart, weisen Sie das aus.</w:t>
       </w:r>
     </w:p>
     <w:p>
@@ -4328,10 +4767,10 @@
         <w:rPr>
           <w:b/>
         </w:rPr>
-        <w:t>09.4 Varianten.</w:t>
+        <w:t>09.4 Lösungsansatz.</w:t>
       </w:r>
       <w:r>
-        <w:t xml:space="preserve"> Mindestens zwei Architekturvarianten mit den Gesamtkosten über drei Jahre: Hardware, Lizenzen, Hosting, KI-Nutzung, Wartung. Dazu die kleinste sinnvolle Erstbestellung.</w:t>
+        <w:t xml:space="preserve"> Auf höchstens einer Seite: die Architektur, die Sie vorschlagen würden, die wichtigste Alternative und der Grund, weshalb Sie sie verwerfen. Dazu die kleinste sinnvolle Erstbestellung. Die ausgearbeiteten Varianten sind Ergebnis von AP0 und nicht Teil der Offerte.</w:t>
       </w:r>
     </w:p>
     <w:p>
@@ -4339,10 +4778,10 @@
         <w:rPr>
           <w:b/>
         </w:rPr>
-        <w:t>09.5 Dienste.</w:t>
+        <w:t>09.5 Team.</w:t>
       </w:r>
       <w:r>
-        <w:t xml:space="preserve"> Welche Dienste Sie selbst betreiben, welche Sie gemanagt beziehen, mit Datenstandort und Auftragsbearbeitungsvertrag. Die Gesamtzahl.</w:t>
+        <w:t xml:space="preserve"> Wer arbeitet, mit welcher Erfahrung in agentischen Systemen, macOS-Flotten als Worker, Microsoft Entra und Graph unter Least Privilege und im KMU-Betrieb. Bietergemeinschaften und Unterauftragnehmer sind zugelassen, etwa klassische KMU-IT für AP1 bis AP4 und eine Spezialistin oder ein Spezialist für AP5 bis AP9. Stellvertretung ist nur für den Wartungsvertrag verlangt.</w:t>
       </w:r>
     </w:p>
     <w:p>
@@ -4350,10 +4789,10 @@
         <w:rPr>
           <w:b/>
         </w:rPr>
-        <w:t>09.6 Team.</w:t>
+        <w:t>09.6 Eigentum.</w:t>
       </w:r>
       <w:r>
-        <w:t xml:space="preserve"> Wer arbeitet, mit welcher Erfahrung in agentischen Systemen, macOS-Flotten als Worker, Microsoft Entra und Graph unter Least Privilege und im KMU-Betrieb. Referenzen, Verfügbarkeit, Stellvertretung.</w:t>
+        <w:t xml:space="preserve"> Sämtliche Arbeitsergebnisse gehören dem Büro und liegen in seinem Repository.</w:t>
       </w:r>
     </w:p>
     <w:p>
@@ -4361,10 +4800,10 @@
         <w:rPr>
           <w:b/>
         </w:rPr>
-        <w:t>09.7 Eigentum.</w:t>
+        <w:t>09.7 Vertraulichkeit und Datenschutz.</w:t>
       </w:r>
       <w:r>
-        <w:t xml:space="preserve"> Sämtliche Arbeitsergebnisse gehören dem Auftraggeber und liegen in seinem Repository.</w:t>
+        <w:t xml:space="preserve"> Vereinbarung zur Auftragsbearbeitung mit dem Auftrag AP0. Zugriff nur mit persönlichen, protokollierten Konten.</w:t>
       </w:r>
     </w:p>
     <w:p>
@@ -4372,10 +4811,10 @@
         <w:rPr>
           <w:b/>
         </w:rPr>
-        <w:t>09.8 Vertraulichkeit und Datenschutz.</w:t>
+        <w:t>09.8 Haftung.</w:t>
       </w:r>
       <w:r>
-        <w:t xml:space="preserve"> Geheimhaltungsvereinbarung vor Einsicht in den Befundkatalog. Vereinbarung zur Auftragsbearbeitung. Zugriff nur mit persönlichen, protokollierten Konten.</w:t>
+        <w:t xml:space="preserve"> Nachweis der Berufshaftpflicht. Eine Haftung für Datenverlust setzt die in AP2 nachgewiesene Sicherung voraus.</w:t>
       </w:r>
     </w:p>
     <w:p>
@@ -4383,21 +4822,10 @@
         <w:rPr>
           <w:b/>
         </w:rPr>
-        <w:t>09.9 Haftung.</w:t>
+        <w:t>09.9 Bindefrist.</w:t>
       </w:r>
       <w:r>
-        <w:t xml:space="preserve"> Nachweis der Berufshaftpflicht, Aussage zur Haftung für Datenverlust während der Migration.</w:t>
-      </w:r>
-    </w:p>
-    <w:p>
-      <w:r>
-        <w:rPr>
-          <w:b/>
-        </w:rPr>
-        <w:t>09.10 Bindefrist.</w:t>
-      </w:r>
-      <w:r>
-        <w:t xml:space="preserve"> Drei Monate ab Offertdatum.</w:t>
+        <w:t xml:space="preserve"> Drei Monate ab Offertdatum für AP0, die Stundenansätze und den Richtwert der Wartung.</w:t>
       </w:r>
     </w:p>
     <w:p>
@@ -4405,7 +4833,7 @@
         <w:pStyle w:val="Heading2"/>
       </w:pPr>
       <w:r>
-        <w:t>10 Fragen, die die Offerte beantwortet</w:t>
+        <w:t>10 Sechs Fragen, die die Offerte beantwortet</w:t>
       </w:r>
     </w:p>
     <w:p>
@@ -4416,7 +4844,7 @@
         <w:t>10.1 Standort der Plattform.</w:t>
       </w:r>
       <w:r>
-        <w:t xml:space="preserve"> Eigener Host im Büro, VM in der Schweiz oder EU, oder Mischform? Ab welcher Grösse oder welchem Risiko raten Sie zum einen oder anderen? Wie erreichen Sie den unbeaufsichtigten Wiederanlauf, ohne die Verschlüsselung abzubauen?</w:t>
+        <w:t xml:space="preserve"> Eigener Host im Büro, VM in der Schweiz beziehungsweise in der EU oder Mischform? Ab welcher Grösse oder welchem Risiko raten Sie zum einen oder anderen?</w:t>
       </w:r>
     </w:p>
     <w:p>
@@ -4424,10 +4852,10 @@
         <w:rPr>
           <w:b/>
         </w:rPr>
-        <w:t>10.2 Job-System.</w:t>
+        <w:t>10.2 Bezugsform der KI.</w:t>
       </w:r>
       <w:r>
-        <w:t xml:space="preserve"> Welches Werkzeug für ein Ein-Personen-Büro, mit welchem Ausstiegsweg? Wie migrieren Sie 46 Routinen ohne Unterbruch der Aufsicht?</w:t>
+        <w:t xml:space="preserve"> Welche Bezugsform empfehlen Sie für unbeaufsichtigte Läufe, mit welchen Kosten und Vertragsbedingungen? Das Journal weist rund USD 2'400 API-Äquivalent in 7.5 Wochen aus, vor Bereinigung der Fehlläufe und ohne die App-Routinen.</w:t>
       </w:r>
     </w:p>
     <w:p>
@@ -4435,10 +4863,10 @@
         <w:rPr>
           <w:b/>
         </w:rPr>
-        <w:t>10.3 Agenten-Laufzeit.</w:t>
+        <w:t>10.3 Agentische Sicherheit.</w:t>
       </w:r>
       <w:r>
-        <w:t xml:space="preserve"> Abo oder API für unbeaufsichtigte Läufe: was lassen die aktuellen Bedingungen des Anbieters zu, was kostet es? Das Journal weist rund USD 2'400 API-Äquivalent in 7.5 Wochen aus, vor Bereinigung der Fehlläufe und ohne die App-Routinen. Wie sieht das System aus, wenn nur fünf bis zehn operative Jobs unbeaufsichtigt laufen dürfen?</w:t>
+        <w:t xml:space="preserve"> Wie trennen Sie lesende von handelnden Agenten, wo liegen die Schreibzugänge, wie weisen Sie die Wirkung wiederkehrend nach?</w:t>
       </w:r>
     </w:p>
     <w:p>
@@ -4446,10 +4874,10 @@
         <w:rPr>
           <w:b/>
         </w:rPr>
-        <w:t>10.4 Agentische Sicherheit.</w:t>
+        <w:t>10.4 Mac-Worker.</w:t>
       </w:r>
       <w:r>
-        <w:t xml:space="preserve"> Wie trennen Sie lesende von handelnden Agenten, wie isolieren Sie die Schreibzugänge, wie weisen Sie die Wirkung wiederkehrend nach?</w:t>
+        <w:t xml:space="preserve"> Wie betreiben Sie CAD, Render und allenfalls Mailversand als Dienst neben interaktiver Arbeit, nach einem Neustart und ohne ruhende Secrets?</w:t>
       </w:r>
     </w:p>
     <w:p>
@@ -4457,95 +4885,7 @@
         <w:rPr>
           <w:b/>
         </w:rPr>
-        <w:t>10.5 Mac-Worker.</w:t>
-      </w:r>
-      <w:r>
-        <w:t xml:space="preserve"> Wie betreiben Sie Mail-Versand, CAD und Render als Dienst neben interaktiver Arbeit, nach einem Neustart und ohne ruhende Secrets? Lässt sich der Mailweg über Entwürfe im Postfach vereinfachen?</w:t>
-      </w:r>
-    </w:p>
-    <w:p>
-      <w:r>
-        <w:rPr>
-          <w:b/>
-        </w:rPr>
-        <w:t>10.6 Microsoft 365 und Secrets.</w:t>
-      </w:r>
-      <w:r>
-        <w:t xml:space="preserve"> Wie schneiden Sie die Rechte zu, welches Produkt für Secrets, welche Rotation?</w:t>
-      </w:r>
-    </w:p>
-    <w:p>
-      <w:r>
-        <w:rPr>
-          <w:b/>
-        </w:rPr>
-        <w:t>10.7 Datenschnitt.</w:t>
-      </w:r>
-      <w:r>
-        <w:t xml:space="preserve"> Was bleibt in Git, was geht in Datenbank und Objektspeicher? Was muss für die spätere Mandantentrennung jetzt schon im Datenmodell stehen?</w:t>
-      </w:r>
-    </w:p>
-    <w:p>
-      <w:r>
-        <w:rPr>
-          <w:b/>
-        </w:rPr>
-        <w:t>10.8 Backup.</w:t>
-      </w:r>
-      <w:r>
-        <w:t xml:space="preserve"> Ihr Vorschlag für 6 TB Bürodaten, Microsoft 365, bexio und den Host, mit Standorten, Monatskosten und Probeplan.</w:t>
-      </w:r>
-    </w:p>
-    <w:p>
-      <w:r>
-        <w:rPr>
-          <w:b/>
-        </w:rPr>
-        <w:t>10.9 Monitoring.</w:t>
-      </w:r>
-      <w:r>
-        <w:t xml:space="preserve"> Welcher Stack ohne Dashboard-Ballast, welcher Alarmkanal, was kostet er im Monat?</w:t>
-      </w:r>
-    </w:p>
-    <w:p>
-      <w:r>
-        <w:rPr>
-          <w:b/>
-        </w:rPr>
-        <w:t>10.10 Datenschutz.</w:t>
-      </w:r>
-      <w:r>
-        <w:t xml:space="preserve"> Was decken Sie ab, wofür braucht es eine Rechtsfachperson, und in welcher Reihenfolge?</w:t>
-      </w:r>
-    </w:p>
-    <w:p>
-      <w:r>
-        <w:rPr>
-          <w:b/>
-        </w:rPr>
-        <w:t>10.11 KI-Bedienbarkeit.</w:t>
-      </w:r>
-      <w:r>
-        <w:t xml:space="preserve"> Was darf die KI über Vorschläge ändern, welche Prüfungen blockieren, wie bleibt der Inhaber dabei nicht der Engpass?</w:t>
-      </w:r>
-    </w:p>
-    <w:p>
-      <w:r>
-        <w:rPr>
-          <w:b/>
-        </w:rPr>
-        <w:t>10.12 Betrieb.</w:t>
-      </w:r>
-      <w:r>
-        <w:t xml:space="preserve"> Reaktionszeiten, Patch-Rhythmus, Stellvertretung, Fernzugriff, Ausstieg.</w:t>
-      </w:r>
-    </w:p>
-    <w:p>
-      <w:r>
-        <w:rPr>
-          <w:b/>
-        </w:rPr>
-        <w:t>10.13 Streichen.</w:t>
+        <w:t>10.5 Streichen.</w:t>
       </w:r>
       <w:r>
         <w:t xml:space="preserve"> Welche der 84 Scripts und 22 Wächter streichen Sie ersatzlos, welche übernehmen Sie als Anforderung? Was würden Sie für ein Büro mit ein bis sechs Personen ganz weglassen?</w:t>
@@ -4556,10 +4896,10 @@
         <w:rPr>
           <w:b/>
         </w:rPr>
-        <w:t>10.14 Widerspruch.</w:t>
+        <w:t>10.6 Widerspruch.</w:t>
       </w:r>
       <w:r>
-        <w:t xml:space="preserve"> Welche Risiken fehlen in den Befunden, und welche Annahmen dieser Anfrage halten Sie für falsch?</w:t>
+        <w:t xml:space="preserve"> Welche Risiken fehlen in diesem Briefing, und welche Annahmen halten Sie für falsch?</w:t>
       </w:r>
     </w:p>
     <w:p>
@@ -4570,9 +4910,20 @@
         <w:t>11 Bewertung der Offerten</w:t>
       </w:r>
     </w:p>
+    <w:p>
+      <w:r>
+        <w:rPr>
+          <w:b/>
+        </w:rPr>
+        <w:t>11.1 Gewichtung.</w:t>
+      </w:r>
+      <w:r>
+        <w:t xml:space="preserve"> Der Preis wird an AP0, den Stundenansätzen und dem Richtwert der Wartung bewertet, nicht an den unverbindlichen Richtpreisen.</w:t>
+      </w:r>
+    </w:p>
     <w:tbl>
       <w:tblPr>
-        <w:tblW w:type="dxa" w:w="7938"/>
+        <w:tblW w:type="dxa" w:w="9072"/>
         <w:tblLayout w:type="fixed"/>
         <w:tblLook w:firstColumn="1" w:firstRow="1" w:lastColumn="0" w:lastRow="0" w:noHBand="0" w:noVBand="1" w:val="04A0"/>
         <w:tblBorders>
@@ -4585,16 +4936,17 @@
         </w:tblBorders>
       </w:tblPr>
       <w:tblGrid>
-        <w:gridCol w:w="6237"/>
+        <w:gridCol w:w="7371"/>
         <w:gridCol w:w="1701"/>
       </w:tblGrid>
       <w:tr>
         <w:trPr>
           <w:cantSplit/>
+          <w:tblHeader/>
         </w:trPr>
         <w:tc>
           <w:tcPr>
-            <w:tcW w:type="dxa" w:w="6236"/>
+            <w:tcW w:type="dxa" w:w="7370"/>
           </w:tcPr>
           <w:p>
             <w:pPr>
@@ -4617,6 +4969,7 @@
           <w:p>
             <w:pPr>
               <w:spacing w:line="276" w:lineRule="auto" w:after="60" w:before="20"/>
+              <w:jc w:val="right"/>
             </w:pPr>
             <w:r>
               <w:rPr>
@@ -4635,7 +4988,7 @@
         </w:trPr>
         <w:tc>
           <w:tcPr>
-            <w:tcW w:type="dxa" w:w="6236"/>
+            <w:tcW w:type="dxa" w:w="7370"/>
           </w:tcPr>
           <w:p>
             <w:pPr>
@@ -4646,7 +4999,7 @@
                 <w:rFonts w:ascii="Cambria" w:hAnsi="Cambria" w:cs="Cambria" w:eastAsia="Cambria"/>
                 <w:sz w:val="20"/>
               </w:rPr>
-              <w:t>Verständnis und Qualität der Lösung</w:t>
+              <w:t>Verständnis und Qualität des Lösungsansatzes</w:t>
             </w:r>
           </w:p>
         </w:tc>
@@ -4657,13 +5010,14 @@
           <w:p>
             <w:pPr>
               <w:spacing w:line="276" w:lineRule="auto" w:after="60" w:before="20"/>
+              <w:jc w:val="right"/>
             </w:pPr>
             <w:r>
               <w:rPr>
                 <w:rFonts w:ascii="Cambria" w:hAnsi="Cambria" w:cs="Cambria" w:eastAsia="Cambria"/>
                 <w:sz w:val="20"/>
               </w:rPr>
-              <w:t>30 %</w:t>
+              <w:t>30 %</w:t>
             </w:r>
           </w:p>
         </w:tc>
@@ -4674,7 +5028,7 @@
         </w:trPr>
         <w:tc>
           <w:tcPr>
-            <w:tcW w:type="dxa" w:w="6236"/>
+            <w:tcW w:type="dxa" w:w="7370"/>
           </w:tcPr>
           <w:p>
             <w:pPr>
@@ -4696,13 +5050,14 @@
           <w:p>
             <w:pPr>
               <w:spacing w:line="276" w:lineRule="auto" w:after="60" w:before="20"/>
+              <w:jc w:val="right"/>
             </w:pPr>
             <w:r>
               <w:rPr>
                 <w:rFonts w:ascii="Cambria" w:hAnsi="Cambria" w:cs="Cambria" w:eastAsia="Cambria"/>
                 <w:sz w:val="20"/>
               </w:rPr>
-              <w:t>20 %</w:t>
+              <w:t>20 %</w:t>
             </w:r>
           </w:p>
         </w:tc>
@@ -4713,7 +5068,7 @@
         </w:trPr>
         <w:tc>
           <w:tcPr>
-            <w:tcW w:type="dxa" w:w="6236"/>
+            <w:tcW w:type="dxa" w:w="7370"/>
           </w:tcPr>
           <w:p>
             <w:pPr>
@@ -4724,7 +5079,7 @@
                 <w:rFonts w:ascii="Cambria" w:hAnsi="Cambria" w:cs="Cambria" w:eastAsia="Cambria"/>
                 <w:sz w:val="20"/>
               </w:rPr>
-              <w:t>Preis und Kostentransparenz über drei Jahre</w:t>
+              <w:t>Preis und Kostentransparenz</w:t>
             </w:r>
           </w:p>
         </w:tc>
@@ -4735,13 +5090,14 @@
           <w:p>
             <w:pPr>
               <w:spacing w:line="276" w:lineRule="auto" w:after="60" w:before="20"/>
+              <w:jc w:val="right"/>
             </w:pPr>
             <w:r>
               <w:rPr>
                 <w:rFonts w:ascii="Cambria" w:hAnsi="Cambria" w:cs="Cambria" w:eastAsia="Cambria"/>
                 <w:sz w:val="20"/>
               </w:rPr>
-              <w:t>20 %</w:t>
+              <w:t>20 %</w:t>
             </w:r>
           </w:p>
         </w:tc>
@@ -4752,7 +5108,7 @@
         </w:trPr>
         <w:tc>
           <w:tcPr>
-            <w:tcW w:type="dxa" w:w="6236"/>
+            <w:tcW w:type="dxa" w:w="7370"/>
           </w:tcPr>
           <w:p>
             <w:pPr>
@@ -4774,13 +5130,14 @@
           <w:p>
             <w:pPr>
               <w:spacing w:line="276" w:lineRule="auto" w:after="60" w:before="20"/>
+              <w:jc w:val="right"/>
             </w:pPr>
             <w:r>
               <w:rPr>
                 <w:rFonts w:ascii="Cambria" w:hAnsi="Cambria" w:cs="Cambria" w:eastAsia="Cambria"/>
                 <w:sz w:val="20"/>
               </w:rPr>
-              <w:t>15 %</w:t>
+              <w:t>15 %</w:t>
             </w:r>
           </w:p>
         </w:tc>
@@ -4791,7 +5148,7 @@
         </w:trPr>
         <w:tc>
           <w:tcPr>
-            <w:tcW w:type="dxa" w:w="6236"/>
+            <w:tcW w:type="dxa" w:w="7370"/>
           </w:tcPr>
           <w:p>
             <w:pPr>
@@ -4813,13 +5170,14 @@
           <w:p>
             <w:pPr>
               <w:spacing w:line="276" w:lineRule="auto" w:after="60" w:before="20"/>
+              <w:jc w:val="right"/>
             </w:pPr>
             <w:r>
               <w:rPr>
                 <w:rFonts w:ascii="Cambria" w:hAnsi="Cambria" w:cs="Cambria" w:eastAsia="Cambria"/>
                 <w:sz w:val="20"/>
               </w:rPr>
-              <w:t>15 %</w:t>
+              <w:t>15 %</w:t>
             </w:r>
           </w:p>
         </w:tc>
@@ -4828,6 +5186,7 @@
     <w:p>
       <w:pPr>
         <w:pStyle w:val="Heading2"/>
+        <w:spacing w:before="200"/>
       </w:pPr>
       <w:r>
         <w:t>12 Ablauf</w:t>
@@ -4838,10 +5197,10 @@
         <w:rPr>
           <w:b/>
         </w:rPr>
-        <w:t>12.1 Geheimhaltung.</w:t>
+        <w:t>12.1 Begehung.</w:t>
       </w:r>
       <w:r>
-        <w:t xml:space="preserve"> Unterzeichnung der Vereinbarung, danach Zugang zu Befundkatalog, Hub-Audit und Systemanalyse.</w:t>
+        <w:t xml:space="preserve"> Termin im Büro mit Einsicht in das laufende System und in Befundkatalog, Hub-Audit und Systemanalyse: ________________.</w:t>
       </w:r>
     </w:p>
     <w:p>
@@ -4849,18 +5208,7 @@
         <w:rPr>
           <w:b/>
         </w:rPr>
-        <w:t>12.2 Begehung.</w:t>
-      </w:r>
-      <w:r>
-        <w:t xml:space="preserve"> Termin im Büro mit Einsicht in das laufende System: ________________.</w:t>
-      </w:r>
-    </w:p>
-    <w:p>
-      <w:r>
-        <w:rPr>
-          <w:b/>
-        </w:rPr>
-        <w:t>12.3 Rückfragen.</w:t>
+        <w:t>12.2 Rückfragen.</w:t>
       </w:r>
       <w:r>
         <w:t xml:space="preserve"> Schriftlich bis ________________ an rj@raphaeljans.ch.</w:t>
@@ -4871,7 +5219,7 @@
         <w:rPr>
           <w:b/>
         </w:rPr>
-        <w:t>12.4 Offerte.</w:t>
+        <w:t>12.3 Offerte.</w:t>
       </w:r>
       <w:r>
         <w:t xml:space="preserve"> Eingang bis ________________.</w:t>
@@ -4882,7 +5230,7 @@
         <w:rPr>
           <w:b/>
         </w:rPr>
-        <w:t>12.5 Vergabe.</w:t>
+        <w:t>12.4 Vergabe.</w:t>
       </w:r>
       <w:r>
         <w:t xml:space="preserve"> Entscheid bis ________________, zuerst AP0.</w:t>
@@ -4901,7 +5249,7 @@
         <w:rPr>
           <w:b/>
         </w:rPr>
-        <w:t>13.1 Beilage 1.</w:t>
+        <w:t>13.1 Beilage 1.</w:t>
       </w:r>
       <w:r>
         <w:t xml:space="preserve"> Architektur Ist und Soll auf einer Seite.</w:t>
@@ -4912,33 +5260,62 @@
         <w:rPr>
           <w:b/>
         </w:rPr>
-        <w:t>13.2 Nach Geheimhaltungsvereinbarung.</w:t>
+        <w:t>13.2 Zur Einsicht an der Begehung.</w:t>
       </w:r>
       <w:r>
         <w:t xml:space="preserve"> Befundkatalog vom 19.09.2026 (120 Befunde mit Beleg), Hub-Audit vom 12.08.2026, Spec Laufzeitschicht vom 30.08.2026, Systemanalyse und Vertiefung vom 11.09.2026, Service-Katalog, Geschäftsmodell.</w:t>
       </w:r>
     </w:p>
     <w:p>
+      <w:pPr>
+        <w:keepNext/>
+        <w:spacing w:before="360"/>
+      </w:pPr>
+      <w:r>
+        <w:t>Freundliche Grüsse</w:t>
+      </w:r>
+    </w:p>
+    <w:p>
+      <w:pPr>
+        <w:keepLines/>
+        <w:spacing w:after="0" w:line="288" w:lineRule="auto"/>
+      </w:pPr>
       <w:r>
         <w:t>Raphael Jans, Founder I MD</w:t>
       </w:r>
     </w:p>
     <w:p>
+      <w:pPr>
+        <w:keepLines/>
+        <w:spacing w:after="0" w:line="288" w:lineRule="auto"/>
+      </w:pPr>
       <w:r>
         <w:t>MSc ETH I SIA</w:t>
       </w:r>
     </w:p>
     <w:p>
+      <w:pPr>
+        <w:keepLines/>
+        <w:spacing w:after="0" w:line="288" w:lineRule="auto"/>
+      </w:pPr>
       <w:r>
         <w:t>rj@raphaeljans.ch</w:t>
       </w:r>
     </w:p>
     <w:p>
+      <w:pPr>
+        <w:keepLines/>
+        <w:spacing w:after="0" w:line="288" w:lineRule="auto"/>
+      </w:pPr>
       <w:r>
         <w:t>+41 79 846 11 65</w:t>
       </w:r>
     </w:p>
     <w:p>
+      <w:pPr>
+        <w:keepLines/>
+        <w:spacing w:after="0" w:line="288" w:lineRule="auto"/>
+      </w:pPr>
       <w:r>
         <w:t>www.raphaeljans.ch</w:t>
       </w:r>
@@ -5414,6 +5791,10 @@
       </w:tabs>
       <w:spacing w:after="0" w:line="240" w:lineRule="auto"/>
     </w:pPr>
+    <w:rPr>
+      <w:rFonts w:ascii="Cambria" w:hAnsi="Cambria" w:cs="Cambria" w:eastAsia="Cambria"/>
+      <w:sz w:val="16"/>
+    </w:rPr>
   </w:style>
   <w:style w:type="character" w:customStyle="1" w:styleId="FooterChar">
     <w:name w:val="Footer Char"/>

--- a/docs/konzepte/260919-Briefing-IT-Ingenieur-JANS-AI-Zentrum/260919-Briefing-IT-Ingenieur-JANS-AI-Zentrum.docx
+++ b/docs/konzepte/260919-Briefing-IT-Ingenieur-JANS-AI-Zentrum/260919-Briefing-IT-Ingenieur-JANS-AI-Zentrum.docx
@@ -94,7 +94,7 @@
         <w:t>00.6 Was zu offerieren ist.</w:t>
       </w:r>
       <w:r>
-        <w:t xml:space="preserve"> Elf Pakete für Stufe 1 (AP0 bis AP10) und vier Ausbaupakete (AP11 bis AP14). Offeriert wird je Paket, nicht je Hub: AP0 als Festpreis, alles Weitere als Richtpreis mit Annahmen. Offertfrist: ________________.</w:t>
+        <w:t xml:space="preserve"> Elf Pakete für Stufe 1 (AP0 bis AP10) und vier Ausbaupakete (AP11 bis AP14). Offeriert wird je Paket, nicht je Hub: AP0a als Festpreis, AP0b als Kostendach, alles Weitere als Richtpreis mit Annahmen. Offertfrist: ________________.</w:t>
       </w:r>
     </w:p>
     <w:p>
@@ -619,7 +619,7 @@
                 <w:rFonts w:ascii="Cambria" w:hAnsi="Cambria" w:cs="Cambria" w:eastAsia="Cambria"/>
                 <w:sz w:val="20"/>
               </w:rPr>
-              <w:t>3 Macs (Apple Silicon 32 GB und 16 GB, ein Intel-Gerät 32 GB), macOS 27</w:t>
+              <w:t>3 Macs: zwei Apple Silicon (32 GB und 16 GB) mit macOS 27, ein Intel-Gerät (32 GB), Versionsstand in AP0</w:t>
             </w:r>
           </w:p>
         </w:tc>
@@ -736,7 +736,7 @@
                 <w:rFonts w:ascii="Cambria" w:hAnsi="Cambria" w:cs="Cambria" w:eastAsia="Cambria"/>
                 <w:sz w:val="20"/>
               </w:rPr>
-              <w:t>ein Tenant, 2 Postfächer, 2 Gruppen, SharePoint-Pool 1 TB zu 79 % belegt, rund 20 Bibliotheken; Lizenzstufe in AP0</w:t>
+              <w:t>ein Tenant, im Hub eingebunden 2 Benutzerpostfächer und 2 Gruppenadressen, SharePoint-Pool 1 TB zu 79 % belegt, 20 Sites; Tenant-Inventar und Lizenzstufe in AP0</w:t>
             </w:r>
           </w:p>
         </w:tc>
@@ -978,7 +978,7 @@
         <w:t>02.1 Die Fachsubstanz.</w:t>
       </w:r>
       <w:r>
-        <w:t xml:space="preserve"> Die Fach-Skills mit ihren Prozessketten, von der Unternehmerfindung bis zur Kostenkontrolle und von den Geodaten bis zum interaktiven Studio. Die Wissensbasen mit Quellenpflicht und Statusmodell. Das Stilmodell des Büros mit täglicher Prüfung gegen echte Vorlagen. Die Kontierungsregeln und die Geodaten-Kette. Alles liegt als Markdown und Code vor und ist plattformneutral.</w:t>
+        <w:t xml:space="preserve"> Die Fach-Skills mit ihren Prozessketten, die Wissensbasen mit Quellenpflicht und Statusmodell, das Stilmodell des Büros, die Kontierungsregeln und die Geodaten-Kette. Alles liegt als Markdown und Code vor und ist plattformneutral.</w:t>
       </w:r>
     </w:p>
     <w:p>
@@ -1074,7 +1074,7 @@
         <w:t>03.6 Backup und Notfall nicht belegt.</w:t>
       </w:r>
       <w:r>
-        <w:t xml:space="preserve"> Für die Bürodaten ist keine getestete 3-2-1-Sicherung dokumentiert, für Microsoft 365 und bexio keine. Wiederherstellungsziele und ein Notfallplan fehlen. Die Always-On-Station übersteht keinen unbeaufsichtigten Neustart, eine USV ist nicht dokumentiert.</w:t>
+        <w:t xml:space="preserve"> Für die Bürodaten ist keine getestete 3-2-1-Sicherung dokumentiert, für Microsoft 365 und bexio gar keine Sicherung. Wiederherstellungsziele und ein Notfallplan fehlen. Die Always-On-Station übersteht keinen unbeaufsichtigten Neustart, eine USV ist nicht dokumentiert.</w:t>
       </w:r>
     </w:p>
     <w:p>
@@ -1137,7 +1137,7 @@
         <w:t>04.2 Hubs sind Grenzen, keine Systeme.</w:t>
       </w:r>
       <w:r>
-        <w:t xml:space="preserve"> Ein Hub ist ein Namensraum mit eigenem Berechtigungsprofil und eigenem Datenraum. Offeriert und gebaut wird je Paket, nicht je Hub.</w:t>
+        <w:t xml:space="preserve"> Ein Hub ist ein Namensraum mit eigenem Berechtigungsprofil und eigenem Datenraum.</w:t>
       </w:r>
     </w:p>
     <w:p>
@@ -1937,7 +1937,7 @@
         <w:t>04.6 In Stufe 1 technisch erzwungen.</w:t>
       </w:r>
       <w:r>
-        <w:t xml:space="preserve"> Drei Zonen: die Plattform, eine Inhaber-Zone für Finanzen, Stilkorpus und Kontaktregister, die übrige Facharbeit. Dazu die Trennung von Leser und Handelndem. Alle übrigen Hub-Grenzen sind in Stufe 1 Namenskonvention (Ordner, Job-Kennzeichen, Schema-Präfix) und werden erst mit AP14 technisch getrennt. AP0 darf die Zahl der Zonen und Identitäten senken.</w:t>
+        <w:t xml:space="preserve"> Drei Zonen: die Plattform; eine Inhaber-Zone für Finanzen, Stilkorpus und Kontaktregister; die übrige Facharbeit. Dazu die Trennung von Leser und Handelndem. Alle übrigen Hub-Grenzen sind in Stufe 1 Namenskonvention (Ordner, Job-Kennzeichen, Schema-Präfix) und werden erst mit AP14 technisch getrennt. AP0 darf die Zahl der Zonen und Identitäten senken.</w:t>
       </w:r>
     </w:p>
     <w:p>
@@ -2582,7 +2582,7 @@
                 <w:rFonts w:ascii="Cambria" w:hAnsi="Cambria" w:cs="Cambria" w:eastAsia="Cambria"/>
                 <w:sz w:val="20"/>
               </w:rPr>
-              <w:t>Suche über Dateien, Register bis 1 MB</w:t>
+              <w:t>Suche über Dateien, Register über 1 MB</w:t>
             </w:r>
           </w:p>
         </w:tc>
@@ -3999,7 +3999,7 @@
         <w:t>AP0 Audit, Zielarchitektur, Sofortmassnahmen.</w:t>
       </w:r>
       <w:r>
-        <w:t xml:space="preserve"> Ziel: ein verifizierter Befund, ein Architekturentscheid und verbindliche Preise für AP1 bis AP10. Inhalt: Verifikation am lebenden System, auch von NAS, Firewall, Fernzugang, Identitätsdienst und Code-Ablage; Bedrohungsmodell für ein agentisches System; Abhängigkeitskarte aller Routinen und Entscheid, welche gar nicht migriert werden; Datenklassen; Kostenmodell der KI-Nutzung in drei Szenarien aus den Journaldaten, auch für den Fall, dass nur fünf bis zehn operative Jobs unbeaufsichtigt laufen; Zielarchitektur mit zwei Varianten und den Kosten über drei Jahre; moderierter Entscheid-Workshop mit Vorschlagswerten. AP0 wird geteilt offeriert: AP0a Audit und Zielarchitektur als Festpreis, AP0b Sofortmassnahmen als Kostendach (Backup-Nachweis, zweiter Alarmkanal, Zwischenschutz: Sende- und Buchungszugänge aus den unbeaufsichtigten Profilen nehmen, Sperrliste). Vor der nachgewiesenen Wiederherstellung einer Datei greift der Ingenieur nicht schreibend in NAS und Stationen ein. Abnahme: jeder kritische Befund ist einem Paket zugeordnet, je Schicht liegt ein Architekturentscheid vor.</w:t>
+        <w:t xml:space="preserve"> Ziel: ein verifizierter Befund, ein Architekturentscheid und verbindliche Preise für AP1 bis AP10. Inhalt: Verifikation am lebenden System samt NAS, Firewall, Fernzugang, Identitätsdienst und Code-Ablage; Bedrohungsmodell; Abhängigkeitskarte aller Routinen mit Streichliste; Datenklassen; Kostenmodell der KI-Nutzung in drei Szenarien, auch mit nur fünf bis zehn unbeaufsichtigten Jobs; Zielarchitektur mit zwei Varianten und den Kosten über drei Jahre; moderierter Entscheid-Workshop. AP0 wird geteilt offeriert: AP0a Audit und Zielarchitektur als Festpreis, AP0b Sofortmassnahmen als Kostendach (Backup-Nachweis, zweiter Alarmkanal, Zwischenschutz: Sende- und Buchungszugänge aus den unbeaufsichtigten Profilen nehmen, Sperrliste). Vor der nachgewiesenen Wiederherstellung einer Datei greift der Ingenieur nicht schreibend in NAS und Stationen ein. Abnahme: Jeder kritische Befund ist einem Paket zugeordnet, je Schicht liegt ein Architekturentscheid vor.</w:t>
       </w:r>
     </w:p>
     <w:p>
@@ -4032,7 +4032,7 @@
         <w:t>AP3 Monitoring und Alarm.</w:t>
       </w:r>
       <w:r>
-        <w:t xml:space="preserve"> Ziel: jeder Ausfall wird innert Minuten gemeldet, auch wenn NAS, Tunnel, Mail-Client oder KI-Kontingent betroffen sind. Randbedingungen: Überwachung ausserhalb der überwachten Systeme; Erfolgs-Heartbeat je Job, Erreichbarkeit von aussen, echter Lese-Check je Connector, Ablauf aller Tokens und Zertifikate, Zustand und Füllstand von NAS und SharePoint, Uhrendrift der Stationen; keine Dashboard-Landschaft. Abnahme: simulierter Ausfall von Host, NAS, Tunnel und einem Aufsichtsjob löst je innert 15 Minuten einen Alarm aus, den der Push-Dienst als zugestellt quittiert.</w:t>
+        <w:t xml:space="preserve"> Ziel: Jeder Ausfall wird innert Minuten gemeldet, auch wenn NAS, Tunnel, Mail-Client oder KI-Kontingent betroffen sind. Randbedingungen: Überwachung ausserhalb der überwachten Systeme; Erfolgs-Heartbeat je Job, Erreichbarkeit von aussen, echter Lese-Check je Connector, Ablauf aller Tokens und Zertifikate, Zustand und Füllstand von NAS und SharePoint, Uhrendrift der Stationen; keine Dashboard-Landschaft. Abnahme: Simulierter Ausfall von Host, NAS, Tunnel und einem Aufsichtsjob löst je innert 15 Minuten einen Alarm aus, den der Push-Dienst als zugestellt quittiert.</w:t>
       </w:r>
     </w:p>
     <w:p>
@@ -4043,7 +4043,7 @@
         <w:t>AP4 Secrets und Least Privilege.</w:t>
       </w:r>
       <w:r>
-        <w:t xml:space="preserve"> Ziel: ein verlorenes Gerät oder ein kompromittierter Zugang gefährdet nicht mehr das Ganze. Randbedingungen: ein Secrets-Speicher als einzige Quelle mit Inventar, Rotation und Ablaufüberwachung; Rechte der Microsoft-365-Anbindung auf das Nötige zugeschnitten und getrennt nach Lesen, Schreiben und Senden; Schlüssel je Gerät und nicht exportierbar; Zugriffsschutz der Code-Ablage nach Stand der Technik. Abnahme: alle Secrets liegen ausschliesslich im Secrets-Speicher, jede Anbindung arbeitet mit dokumentierten Minimalrechten, alte Zugänge erst deaktiviert und nach 30 Tagen gelöscht.</w:t>
+        <w:t xml:space="preserve"> Ziel: Ein verlorenes Gerät oder ein kompromittierter Zugang gefährdet nicht mehr das Ganze. Randbedingungen: ein Secrets-Speicher als einzige Quelle mit Inventar, Rotation und Ablaufüberwachung; Rechte der Microsoft-365-Anbindung auf das Nötige zugeschnitten und getrennt nach Lesen, Schreiben und Senden; Schlüssel je Gerät und nicht exportierbar; Zugriffsschutz der Code-Ablage nach Stand der Technik. Abnahme: Alle Secrets liegen ausschliesslich im Secrets-Speicher, jede Anbindung arbeitet mit dokumentierten Minimalrechten, alte Zugänge erst deaktiviert und nach 30 Tagen gelöscht.</w:t>
       </w:r>
     </w:p>
     <w:p>
@@ -4054,7 +4054,7 @@
         <w:t>AP5 Daten und Sync.</w:t>
       </w:r>
       <w:r>
-        <w:t xml:space="preserve"> Ziel: der Hub arbeitet auf jeder Station ohne Netzlaufwerk. Randbedingungen: aufbauend auf der vorhandenen Systemanalyse, Git als einzige Quelle mit lokalen Klonen und Pfadauflösung per Konfiguration; Schnitt des Repositorys in Plattform, Harness, Wissen und Privates, in einem Zug mit dem Neuaufsetzen auf bereinigtem Stand (altes Repository eingefroren); Branch-Schutz auch für Bots, CI-Gerüst und Prüfung auf Secrets und Personendaten ab dem ersten Tag; Register, Journale und Telemetrie in die Datenbank, mit Kommandozeile für die Agenten und lesbarem Export; Binärdaten in den Objektspeicher; Hub-Ausgaben serverseitig in SharePoint statt über lokale Sync-Ordner. Abnahme: alle Stationen arbeiten bei ausgehängtem NAS, kein Status-Commit mehr, 14 Tage ohne Divergenz an den Referenzfällen.</w:t>
+        <w:t xml:space="preserve"> Ziel: Der Hub arbeitet auf jeder Station ohne Netzlaufwerk. Randbedingungen: aufbauend auf der vorhandenen Systemanalyse, Git als einzige Quelle mit lokalen Klonen und Pfadauflösung per Konfiguration; Schnitt des Repositorys in Plattform, Harness, Wissen und Privates, in einem Zug mit dem Neuaufsetzen auf bereinigtem Stand (altes Repository eingefroren); Branch-Schutz auch für Bots, CI-Gerüst und Prüfung auf Secrets und Personendaten ab dem ersten Tag; Register, Journale und Telemetrie in die Datenbank, mit Kommandozeile für die Agenten und lesbarem Export; Binärdaten in den Objektspeicher; Hub-Ausgaben serverseitig in SharePoint statt über lokale Sync-Ordner. Abnahme: Alle Stationen arbeiten bei ausgehängtem NAS, kein Status-Commit mehr, 14 Tage ohne Divergenz an den Referenzfällen.</w:t>
       </w:r>
     </w:p>
     <w:p>
@@ -4065,7 +4065,7 @@
         <w:t>AP6 Job-System und Agenten-Laufzeit.</w:t>
       </w:r>
       <w:r>
-        <w:t xml:space="preserve"> Ziel: ein einziges Job-System ersetzt die sieben Scheduler und fünf Queues. Randbedingungen: Zustand, Obergrenze für Wiederholungen, Timeout, Idempotenz, Budget je Lauf, Nachholen, Abbruch bei fehlendem Ertrag; eine Laufzeit mit gepinnter Version und genau einer Anmeldungsquelle, je Jobklasse umstellbar zwischen Abo und API (Entscheid aus AP0 ist Vorbedingung); Mac-Worker unter eigenem Benutzer mit dediziertem Konto, der Aufträge abholt, statt von aussen angesprochen zu werden; Aufsicht zuerst und im Schattenbetrieb (beide Systeme erzeugen, nur das alte sendet), mit Leserprofil und Freigabeschicht im Beobachtungsmodus; operative Jobs danach, Lern-Loops zuletzt; getrennte Kontingente für operative und lernende Läufe; ein Weg, unterwegs Aufträge einzureichen. Abnahme: Fehlläufe mit Ursache in der Plattform (Scheduler, Laufzeit, Secrets, Netz) unter 5 % über 14 Tage, Ausfälle des KI-Anbieters sowie Anmelde- und Kontingentfehler des gewählten Bezugswegs getrennt ausgewiesen; kein Doppellauf; Tagesbriefing und Fristen-Radar 14 Tage in Folge geliefert; jede Routine mit Takt, letztem Ergebnis und nächstem Lauf an einem Ort sichtbar.</w:t>
+        <w:t xml:space="preserve"> Ziel: Ein einziges Job-System ersetzt die sieben Scheduler und fünf Queues. Randbedingungen: Zustand, Obergrenze für Wiederholungen, Timeout, Idempotenz, Budget je Lauf, Nachholen, Abbruch bei fehlendem Ertrag; eine Laufzeit mit gepinnter Version und genau einer Anmeldungsquelle, je Jobklasse umstellbar zwischen Abo und API (Entscheid aus AP0 ist Vorbedingung); Mac-Worker unter eigenem Benutzer mit dediziertem Konto, der Aufträge abholt, statt von aussen angesprochen zu werden; Aufsicht zuerst und im Schattenbetrieb (beide Systeme erzeugen, nur das alte sendet), mit Leserprofil und Freigabeschicht im Beobachtungsmodus; operative Jobs danach, Lern-Loops zuletzt; getrennte Kontingente für operative und lernende Läufe; ein Weg, unterwegs Aufträge einzureichen. Abnahme: Fehlläufe mit Ursache in der Plattform (Scheduler, Laufzeit, Secrets, Netz) unter 5 % über 14 Tage, Ausfälle des KI-Anbieters sowie Anmelde- und Kontingentfehler des gewählten Bezugswegs getrennt ausgewiesen; kein Doppellauf; Tagesbriefing und Fristen-Radar 14 Tage in Folge geliefert; jede Routine mit Takt, letztem Ergebnis und nächstem Lauf an einem Ort sichtbar.</w:t>
       </w:r>
     </w:p>
     <w:p>
@@ -4076,7 +4076,7 @@
         <w:t>AP7 Agentische Sicherheit und Freigabeschicht.</w:t>
       </w:r>
       <w:r>
-        <w:t xml:space="preserve"> Ziel: eine präparierte Mail oder ein präpariertes Dokument kann keine Aussenwirkung auslösen. Randbedingungen: Berechtigungsprofile je Jobklasse, vom werkzeuglosen Leser bis zum aussenwirksamen Profil, für interaktive Sitzungen eine empfohlene Konfiguration; Freigabeschicht ausserhalb der KI für Senden, Buchen, Mahnen und das Ändern von Berechtigungen, mit Regeln als Code, Betrags- und Mengengrenzen und Freigabe per Push, zuerst beobachtend, dann erzwingend; die Schreibzugänge zu Mailversand und Buchhaltung liegen in der Freigabeschicht; signierte Aufträge; Audit-Log ausserhalb der Schreibreichweite der Agenten; Testkonten stellt das Büro bei. Abnahme: das Leserprofil hat nachweislich keine Werkzeuge und keinen Netzausgang, aussenwirksame Aktionen sind nur über die Freigabeschicht möglich (Konfigurationsnachweis); eine Suite mit präparierten Mails und Dokumenten, vom Ingenieur erstellt und vom Büro erweiterbar, löst in der CI weder eine Aktion noch einen Datenabfluss aus; die Freigabeschicht verweigert bei eigenem Ausfall; Policy und Profile ändern nur benannte Personen.</w:t>
+        <w:t xml:space="preserve"> Ziel: Eine präparierte Mail oder ein präpariertes Dokument kann keine Aussenwirkung auslösen. Randbedingungen: Berechtigungsprofile je Jobklasse, vom werkzeuglosen Leser bis zum aussenwirksamen Profil, für interaktive Sitzungen eine empfohlene Konfiguration; Freigabeschicht ausserhalb der KI für Senden, Buchen, Mahnen und das Ändern von Berechtigungen, mit Regeln als Code, Betrags- und Mengengrenzen und Freigabe per Push, zuerst beobachtend, dann erzwingend; die Schreibzugänge zu Mailversand und Buchhaltung liegen in der Freigabeschicht; signierte Aufträge; Audit-Log ausserhalb der Schreibreichweite der Agenten; Testkonten stellt das Büro bei. Abnahme: Das Leserprofil hat nachweislich keine Werkzeuge und keinen Netzausgang, aussenwirksame Aktionen sind nur über die Freigabeschicht möglich (Konfigurationsnachweis); eine Suite mit präparierten Mails und Dokumenten, vom Ingenieur erstellt und vom Büro erweiterbar, löst in der CI weder eine Aktion noch einen Datenabfluss aus; die Freigabeschicht verweigert bei eigenem Ausfall jede Aktion; Policy und Profile ändern nur benannte Personen.</w:t>
       </w:r>
     </w:p>
     <w:p>
@@ -4087,7 +4087,7 @@
         <w:t>AP8 Datenschutz nach DSG.</w:t>
       </w:r>
       <w:r>
-        <w:t xml:space="preserve"> Ziel: ein tragfähiger Rahmen für Mitarbeitende, Partner und Bauherrschaften. Randbedingungen: Datenklassen (Festlegung bereits in AP0), Bearbeitungsverzeichnis, Übersicht der Auftragsbearbeiter mit Datenstandort, Lösch- und Aufbewahrungskonzept, Folgenabschätzung für das agentische System, Ablauf bei einer Verletzung der Datensicherheit; Personendaten aus Grundkontext und Repository in einen zugriffsgesteuerten, löschfähigen Speicher; technisch erzwungene Ausschlusslisten. Juristische Fragen benennt der Ingenieur, beantworten muss sie eine Rechtsfachperson, die das Büro früh beizieht. Die Vertragslage der heutigen KI-Nutzung klärt das Büro als Vorleistung. Abnahme: ein gesperrter Ordner ist für Inventar- und Lernläufe technisch nicht lesbar, ein Commit mit Personendaten oder Secret wird abgewiesen, Verzeichnis und Verträge liegen vor.</w:t>
+        <w:t xml:space="preserve"> Ziel: ein tragfähiger Rahmen für Mitarbeitende, Partner und Bauherrschaften. Randbedingungen: Datenklassen (Festlegung bereits in AP0), Bearbeitungsverzeichnis, Übersicht der Auftragsbearbeiter mit Datenstandort, Lösch- und Aufbewahrungskonzept, Folgenabschätzung für das agentische System, Ablauf bei einer Verletzung der Datensicherheit; Personendaten aus Grundkontext und Repository in einen zugriffsgesteuerten, löschfähigen Speicher; technisch erzwungene Ausschlusslisten. Juristische Fragen benennt der Ingenieur, beantworten muss sie eine Rechtsfachperson, die das Büro früh beizieht. Die Vertragslage der heutigen KI-Nutzung klärt das Büro als Vorleistung. Abnahme: Ein gesperrter Ordner ist für Inventar- und Lernläufe technisch nicht lesbar, ein Commit mit Personendaten oder Secret wird abgewiesen, Verzeichnis und Verträge liegen vor.</w:t>
       </w:r>
     </w:p>
     <w:p>
@@ -4098,7 +4098,7 @@
         <w:t>AP9 Delivery: Review, CI, Evals.</w:t>
       </w:r>
       <w:r>
-        <w:t xml:space="preserve"> Ziel: die KI baut weiter, aber Änderungen erreichen die Produktion nur geprüft und rückholbar. Randbedingungen: Tag und Rollback für Plattform und Harness, Produktion zieht nur freigegebene Stände; Lern-Loops schreiben in einen Staging-Zweig mit Diff-Gate, die Selbstverbesserung erzeugt Vorschläge statt Direkt-Edits; festgelegt ist, welche Änderungsklassen nach grüner Prüfung automatisch übernommen werden und welche der Inhaber freigibt, auf dem Telefon, mit einem Klick und Frist; Evaluations-Suite aus den vorhandenen Goldstandards, Tests der fachlichen Rechenkerne, gepinnte Werkzeuge. Abnahme: direkter Push in die Produktion ist auch für Bots gesperrt, eine Überschreitung des Grundkontexts von 100 kB blockiert die Übernahme, Rollback in 10 Minuten vorgeführt.</w:t>
+        <w:t xml:space="preserve"> Ziel: Die KI baut weiter, aber Änderungen erreichen die Produktion nur geprüft und rückholbar. Randbedingungen: Versions-Tags und Rollback für Plattform und Harness, Produktion zieht nur freigegebene Stände; Lern-Loops schreiben in einen Staging-Zweig mit Diff-Gate, die Selbstverbesserung erzeugt Vorschläge statt Direkt-Edits; festgelegt ist, welche Änderungsklassen nach grüner Prüfung automatisch übernommen werden und welche der Inhaber freigibt, auf dem Telefon, mit einem Klick und Frist; Evaluations-Suite aus den vorhandenen Goldstandards, Tests der fachlichen Rechenkerne, gepinnte Werkzeuge. Abnahme: Direkter Push in die Produktion ist auch für Bots gesperrt, ein Grundkontext von mehr als 100 kB blockiert die Übernahme, Rollback in 10 Minuten vorgeführt.</w:t>
       </w:r>
     </w:p>
     <w:p>
@@ -4109,7 +4109,7 @@
         <w:t>AP10 Rückbau, Übergabe, Wartung.</w:t>
       </w:r>
       <w:r>
-        <w:t xml:space="preserve"> Ziel: der Klebstoff ist stillgelegt und der Betrieb betreut. Randbedingungen: Stilllegen mit 60 Tagen Vorhaltung; Runbooks aus der Betriebs-Chronik, auch für Sicherheitsvorfälle; Schulung des Inhabers; Wartungsvertrag für den Plattform-Hub mit Reaktionszeiten, Patch-Fenstern, Stellvertretung und halbjährlichem Review. Fach-Hubs und Inhalte der Routinen verantwortet das Büro, Ausfälle von Drittdiensten sind von den Reaktionszeiten ausgenommen. Servicezeiten: ________________. Abnahme: eine zweite Fachperson, die das Büro stellt, baut einen Dienst aus dem Repository nach; der Betriebsaufwand des Inhabers ist in AP0 gemessen und wird nach drei Monaten im Rahmen der Wartung nachgemessen.</w:t>
+        <w:t xml:space="preserve"> Ziel: Der Klebstoff ist stillgelegt und der Betrieb betreut. Randbedingungen: Stilllegen mit 60 Tagen Vorhaltung; Runbooks aus der Betriebs-Chronik, auch für Sicherheitsvorfälle; Schulung des Inhabers; Wartungsvertrag für den Plattform-Hub mit Reaktionszeiten, Patch-Fenstern, Stellvertretung und halbjährlichem Review. Fach-Hubs und Inhalte der Routinen verantwortet das Büro, Ausfälle von Drittdiensten sind von den Reaktionszeiten ausgenommen. Servicezeiten: ________________. Abnahme: Eine zweite Fachperson, die das Büro stellt, baut einen Dienst aus dem Repository nach; der Betriebsaufwand des Inhabers ist in AP0 gemessen und wird nach drei Monaten im Rahmen der Wartung nachgemessen.</w:t>
       </w:r>
     </w:p>
     <w:p>
@@ -4194,7 +4194,7 @@
         <w:t>07.3 Der Inhaber.</w:t>
       </w:r>
       <w:r>
-        <w:t xml:space="preserve"> Er entscheidet Varianten, Budget, Datenstandort und Freigaben und nimmt jede Etappe ab. Er stellt ________________ Tage je Woche und entscheidet innert ________________ Arbeitstagen. Verzug auf seiner Seite verlängert die Termine.</w:t>
+        <w:t xml:space="preserve"> Er entscheidet Varianten, Budget, Datenstandort und Freigaben und nimmt jede Etappe ab. Er stellt ________________ Tage je Woche zur Verfügung und entscheidet innert ________________ Arbeitstagen. Verzug auf seiner Seite verlängert die Termine.</w:t>
       </w:r>
     </w:p>
     <w:p>
@@ -4918,7 +4918,7 @@
         <w:t>11.1 Gewichtung.</w:t>
       </w:r>
       <w:r>
-        <w:t xml:space="preserve"> Der Preis wird an AP0, den Stundenansätzen und dem Richtwert der Wartung bewertet, nicht an den unverbindlichen Richtpreisen.</w:t>
+        <w:t xml:space="preserve"> Der Preis wird an AP0, den Stundenansätzen und dem Richtwert der Wartung gemessen, nicht an den unverbindlichen Richtpreisen.</w:t>
       </w:r>
     </w:p>
     <w:tbl>
